--- a/templates_docs/contract_reference.docx
+++ b/templates_docs/contract_reference.docx
@@ -5203,7 +5203,7 @@
                 <w:rtl/>
                 <w:lang w:bidi="ar-KW"/>
               </w:rPr>
-              <w:t>يتضمن</w:t>
+              <w:t>{{housing_clause}}</w:t>
             </w:r>
             <w:proofErr w:type="gramEnd"/>
             <w:r>
@@ -5213,7 +5213,6 @@
                 <w:rtl/>
                 <w:lang w:bidi="ar-KW"/>
               </w:rPr>
-              <w:t xml:space="preserve"> الأجر الشهري المنصوص عليه في البند الرابع من هذا العقد بدل </w:t>
             </w:r>
             <w:proofErr w:type="gramStart"/>
             <w:r>
@@ -5223,7 +5222,6 @@
                 <w:rtl/>
                 <w:lang w:bidi="ar-KW"/>
               </w:rPr>
-              <w:t xml:space="preserve">سكن </w:t>
             </w:r>
             <w:r>
               <w:rPr>
@@ -5233,7 +5231,6 @@
                 <w:rtl/>
                 <w:lang w:bidi="ar-KW"/>
               </w:rPr>
-              <w:t>.</w:t>
             </w:r>
             <w:proofErr w:type="gramEnd"/>
           </w:p>
@@ -6587,7 +6584,7 @@
                 <w:szCs w:val="12"/>
                 <w:lang w:bidi="ar-KW"/>
               </w:rPr>
-              <w:t>The monthly remuneration provided for in Clause Four of this contract includes a housing allowance</w:t>
+              <w:t>{{housing_clause_en}}</w:t>
             </w:r>
             <w:r>
               <w:rPr>
@@ -6595,7 +6592,6 @@
                 <w:szCs w:val="12"/>
                 <w:lang w:bidi="ar-KW"/>
               </w:rPr>
-              <w:t>.</w:t>
             </w:r>
           </w:p>
           <w:p>

--- a/templates_docs/contract_reference.docx
+++ b/templates_docs/contract_reference.docx
@@ -7294,6 +7294,9 @@
                 <w:lang w:bidi="ar-KW"/>
               </w:rPr>
             </w:pPr>
+            <w:r>
+              <w:t>{{sig_first_party}}</w:t>
+            </w:r>
           </w:p>
           <w:p>
             <w:pPr>
@@ -7386,6 +7389,9 @@
                 <w:lang w:bidi="ar-KW"/>
               </w:rPr>
             </w:pPr>
+            <w:r>
+              <w:t>{{sig_second_party}}</w:t>
+            </w:r>
           </w:p>
         </w:tc>
       </w:tr>

--- a/templates_docs/contract_reference.docx
+++ b/templates_docs/contract_reference.docx
@@ -231,7 +231,6 @@
               <w:rPr>
                 <w:sz w:val="16"/>
                 <w:szCs w:val="16"/>
-                <w:rtl/>
                 <w:lang w:bidi="ar-KW"/>
               </w:rPr>
             </w:pPr>
@@ -245,17 +244,16 @@
               </w:rPr>
               <w:t>دولة الكويت</w:t>
             </w:r>
-          </w:p>
-          <w:p>
-            <w:pPr>
-              <w:pStyle w:val="BodyText"/>
-              <w:jc w:val="left"/>
-              <w:rPr>
-                <w:sz w:val="16"/>
-                <w:szCs w:val="16"/>
-                <w:lang w:bidi="ar-KW"/>
-              </w:rPr>
-            </w:pPr>
+            <w:r>
+              <w:rPr>
+                <w:rFonts w:hint="cs"/>
+                <w:sz w:val="16"/>
+                <w:szCs w:val="16"/>
+                <w:rtl/>
+                <w:lang w:bidi="ar-KW"/>
+              </w:rPr>
+              <w:t xml:space="preserve"> </w:t>
+            </w:r>
             <w:r>
               <w:rPr>
                 <w:rFonts w:hint="cs"/>
@@ -447,6 +445,7 @@
                 <w:ilvl w:val="0"/>
                 <w:numId w:val="8"/>
               </w:numPr>
+              <w:ind w:left="360"/>
               <w:jc w:val="left"/>
               <w:rPr>
                 <w:sz w:val="18"/>
@@ -471,62 +470,238 @@
                 <w:rtl/>
                 <w:lang w:bidi="ar-KW"/>
               </w:rPr>
+              <w:t xml:space="preserve"> و يمثلها في التوقيع علة العقد :</w:t>
+            </w:r>
+            <w:r>
+              <w:rPr>
+                <w:sz w:val="16"/>
+                <w:szCs w:val="16"/>
+                <w:rtl/>
+                <w:lang w:bidi="ar-KW"/>
+              </w:rPr>
+              <w:br/>
+            </w:r>
+            <w:r>
+              <w:rPr>
+                <w:rFonts w:hint="cs"/>
+                <w:sz w:val="18"/>
+                <w:szCs w:val="18"/>
+                <w:rtl/>
+                <w:lang w:bidi="ar-KW"/>
+              </w:rPr>
+              <w:t xml:space="preserve">الاسم      </w:t>
+            </w:r>
+            <w:r>
+              <w:rPr>
+                <w:rFonts w:hint="cs"/>
+                <w:sz w:val="18"/>
+                <w:szCs w:val="18"/>
+                <w:rtl/>
+                <w:lang w:bidi="ar-KW"/>
+              </w:rPr>
+              <w:t>:</w:t>
+            </w:r>
+            <w:r>
+              <w:rPr>
+                <w:sz w:val="18"/>
+                <w:szCs w:val="18"/>
+                <w:lang w:bidi="ar-KW"/>
+              </w:rPr>
               <w:t xml:space="preserve"> </w:t>
             </w:r>
-            <w:proofErr w:type="gramStart"/>
-            <w:r>
-              <w:rPr>
-                <w:rFonts w:hint="cs"/>
-                <w:sz w:val="16"/>
-                <w:szCs w:val="16"/>
-                <w:rtl/>
-                <w:lang w:bidi="ar-KW"/>
-              </w:rPr>
-              <w:t>و يمثلها</w:t>
-            </w:r>
-            <w:proofErr w:type="gramEnd"/>
-            <w:r>
-              <w:rPr>
-                <w:rFonts w:hint="cs"/>
-                <w:sz w:val="16"/>
-                <w:szCs w:val="16"/>
-                <w:rtl/>
-                <w:lang w:bidi="ar-KW"/>
-              </w:rPr>
-              <w:t xml:space="preserve"> في التوقيع علة </w:t>
-            </w:r>
-            <w:proofErr w:type="gramStart"/>
-            <w:r>
-              <w:rPr>
-                <w:rFonts w:hint="cs"/>
-                <w:sz w:val="16"/>
-                <w:szCs w:val="16"/>
-                <w:rtl/>
-                <w:lang w:bidi="ar-KW"/>
-              </w:rPr>
-              <w:t>العقد :</w:t>
-            </w:r>
-            <w:proofErr w:type="gramEnd"/>
-            <w:r>
-              <w:rPr>
-                <w:sz w:val="16"/>
-                <w:szCs w:val="16"/>
-                <w:rtl/>
-                <w:lang w:bidi="ar-KW"/>
-              </w:rPr>
-              <w:br/>
-            </w:r>
-            <w:r>
-              <w:rPr>
-                <w:rFonts w:hint="cs"/>
-                <w:sz w:val="18"/>
-                <w:szCs w:val="18"/>
-                <w:rtl/>
-                <w:lang w:bidi="ar-KW"/>
-              </w:rPr>
-              <w:t xml:space="preserve">الاسم    </w:t>
-            </w:r>
-            <w:proofErr w:type="gramStart"/>
+            <w:r>
+              <w:rPr>
+                <w:rFonts w:hint="cs"/>
+                <w:sz w:val="18"/>
+                <w:szCs w:val="18"/>
+                <w:rtl/>
+                <w:lang w:bidi="ar-KW"/>
+              </w:rPr>
+              <w:t xml:space="preserve"> </w:t>
+            </w:r>
+            <w:r>
+              <w:rPr>
+                <w:sz w:val="18"/>
+                <w:szCs w:val="18"/>
+                <w:rtl/>
+                <w:lang w:bidi="ar-KW"/>
+              </w:rPr>
+              <w:t>{{auth_name}}</w:t>
+            </w:r>
+            <w:proofErr w:type="spellStart"/>
+            <w:r>
+              <w:rPr>
+                <w:sz w:val="18"/>
+                <w:szCs w:val="18"/>
+                <w:rtl/>
+                <w:lang w:bidi="ar-KW"/>
+              </w:rPr>
+            </w:r>
+            <w:proofErr w:type="spellEnd"/>
+            <w:r>
+              <w:rPr>
+                <w:sz w:val="18"/>
+                <w:szCs w:val="18"/>
+                <w:rtl/>
+                <w:lang w:bidi="ar-KW"/>
+              </w:rPr>
+            </w:r>
+          </w:p>
+          <w:p>
+            <w:pPr>
+              <w:pStyle w:val="BodyText"/>
+              <w:ind w:left="360"/>
+              <w:jc w:val="left"/>
+              <w:rPr>
+                <w:sz w:val="18"/>
+                <w:szCs w:val="18"/>
+                <w:rtl/>
+                <w:lang w:bidi="ar-KW"/>
+              </w:rPr>
+            </w:pPr>
+            <w:r>
+              <w:rPr>
+                <w:rFonts w:hint="cs"/>
+                <w:sz w:val="16"/>
+                <w:szCs w:val="16"/>
+                <w:rtl/>
+                <w:lang w:bidi="ar-KW"/>
+              </w:rPr>
+              <w:t>الرقم المدني</w:t>
+            </w:r>
+            <w:r>
+              <w:rPr>
+                <w:rFonts w:hint="cs"/>
+                <w:sz w:val="18"/>
+                <w:szCs w:val="18"/>
+                <w:rtl/>
+                <w:lang w:bidi="ar-KW"/>
+              </w:rPr>
+              <w:t xml:space="preserve">: </w:t>
+            </w:r>
+            <w:r>
+              <w:rPr>
+                <w:rFonts w:hint="cs"/>
+                <w:sz w:val="18"/>
+                <w:szCs w:val="18"/>
+                <w:rtl/>
+                <w:lang w:bidi="ar-KW"/>
+              </w:rPr>
+              <w:t xml:space="preserve"> </w:t>
+            </w:r>
+            <w:r>
+              <w:rPr>
+                <w:sz w:val="18"/>
+                <w:szCs w:val="18"/>
+                <w:rtl/>
+                <w:lang w:bidi="ar-KW"/>
+              </w:rPr>
+              <w:t>{{auth_civil_id}}</w:t>
+            </w:r>
+            <w:proofErr w:type="spellStart"/>
+            <w:r>
+              <w:rPr>
+                <w:sz w:val="18"/>
+                <w:szCs w:val="18"/>
+                <w:rtl/>
+                <w:lang w:bidi="ar-KW"/>
+              </w:rPr>
+            </w:r>
+            <w:proofErr w:type="spellEnd"/>
+            <w:r>
+              <w:rPr>
+                <w:sz w:val="18"/>
+                <w:szCs w:val="18"/>
+                <w:rtl/>
+                <w:lang w:bidi="ar-KW"/>
+              </w:rPr>
+            </w:r>
+          </w:p>
+          <w:p>
+            <w:pPr>
+              <w:pStyle w:val="BodyText"/>
+              <w:ind w:left="720"/>
+              <w:jc w:val="center"/>
+              <w:rPr>
+                <w:sz w:val="18"/>
+                <w:szCs w:val="18"/>
+                <w:rtl/>
+                <w:lang w:bidi="ar-KW"/>
+              </w:rPr>
+            </w:pPr>
+            <w:r>
+              <w:rPr>
+                <w:rFonts w:hint="cs"/>
+                <w:sz w:val="18"/>
+                <w:szCs w:val="18"/>
+                <w:rtl/>
+                <w:lang w:bidi="ar-KW"/>
+              </w:rPr>
+              <w:t>(طرف أول)</w:t>
+            </w:r>
+          </w:p>
+          <w:p>
+            <w:pPr>
+              <w:pStyle w:val="BodyText"/>
+              <w:jc w:val="left"/>
+              <w:rPr>
+                <w:sz w:val="18"/>
+                <w:szCs w:val="18"/>
+                <w:rtl/>
+                <w:lang w:bidi="ar-KW"/>
+              </w:rPr>
+            </w:pPr>
+            <w:r>
+              <w:rPr>
+                <w:rFonts w:hint="cs"/>
+                <w:sz w:val="18"/>
+                <w:szCs w:val="18"/>
+                <w:rtl/>
+                <w:lang w:bidi="ar-KW"/>
+              </w:rPr>
+              <w:t xml:space="preserve">2 </w:t>
+            </w:r>
+            <w:r>
+              <w:rPr>
+                <w:sz w:val="18"/>
+                <w:szCs w:val="18"/>
+                <w:rtl/>
+                <w:lang w:bidi="ar-KW"/>
+              </w:rPr>
+              <w:t>–</w:t>
+            </w:r>
+            <w:r>
+              <w:rPr>
+                <w:rFonts w:hint="cs"/>
+                <w:sz w:val="18"/>
+                <w:szCs w:val="18"/>
+                <w:rtl/>
+                <w:lang w:bidi="ar-KW"/>
+              </w:rPr>
+              <w:t xml:space="preserve"> </w:t>
+            </w:r>
+            <w:proofErr w:type="spellStart"/>
+            <w:r>
+              <w:rPr>
+                <w:rFonts w:hint="cs"/>
+                <w:sz w:val="18"/>
+                <w:szCs w:val="18"/>
+                <w:rtl/>
+                <w:lang w:bidi="ar-KW"/>
+              </w:rPr>
+              <w:t>الأسم</w:t>
+            </w:r>
+            <w:proofErr w:type="spellEnd"/>
+            <w:r>
+              <w:rPr>
+                <w:rFonts w:hint="cs"/>
+                <w:sz w:val="18"/>
+                <w:szCs w:val="18"/>
+                <w:rtl/>
+                <w:lang w:bidi="ar-KW"/>
+              </w:rPr>
+              <w:t xml:space="preserve"> </w:t>
+            </w:r>
             <w:r>
               <w:rPr>
                 <w:rFonts w:hint="cs"/>
@@ -545,19 +720,68 @@
                 <w:rtl/>
                 <w:lang w:bidi="ar-KW"/>
               </w:rPr>
-              <w:t>:</w:t>
-            </w:r>
-            <w:proofErr w:type="gramEnd"/>
-            <w:r>
-              <w:rPr>
-                <w:sz w:val="18"/>
-                <w:szCs w:val="18"/>
+              <w:t xml:space="preserve"> :</w:t>
+            </w:r>
+            <w:r>
+              <w:rPr>
+                <w:rFonts w:hint="cs"/>
+                <w:sz w:val="18"/>
+                <w:szCs w:val="18"/>
+                <w:rtl/>
                 <w:lang w:bidi="ar-KW"/>
               </w:rPr>
               <w:t xml:space="preserve"> </w:t>
             </w:r>
             <w:r>
               <w:rPr>
+                <w:sz w:val="18"/>
+                <w:szCs w:val="18"/>
+                <w:rtl/>
+                <w:lang w:bidi="ar-KW"/>
+              </w:rPr>
+              <w:t>{{employee_name}}</w:t>
+            </w:r>
+            <w:r>
+              <w:rPr>
+                <w:rFonts w:hint="cs"/>
+                <w:sz w:val="18"/>
+                <w:szCs w:val="18"/>
+                <w:rtl/>
+                <w:lang w:bidi="ar-KW"/>
+              </w:rPr>
+            </w:r>
+            <w:r>
+              <w:rPr>
+                <w:sz w:val="18"/>
+                <w:szCs w:val="18"/>
+                <w:rtl/>
+                <w:lang w:bidi="ar-KW"/>
+              </w:rPr>
+            </w:r>
+          </w:p>
+          <w:p>
+            <w:pPr>
+              <w:pStyle w:val="BodyText"/>
+              <w:jc w:val="left"/>
+              <w:rPr>
+                <w:sz w:val="18"/>
+                <w:szCs w:val="18"/>
+                <w:rtl/>
+                <w:lang w:bidi="ar-KW"/>
+              </w:rPr>
+            </w:pPr>
+            <w:r>
+              <w:rPr>
+                <w:rFonts w:hint="cs"/>
+                <w:sz w:val="18"/>
+                <w:szCs w:val="18"/>
+                <w:rtl/>
+                <w:lang w:bidi="ar-KW"/>
+              </w:rPr>
+              <w:t xml:space="preserve">   الجنسية</w:t>
+            </w:r>
+            <w:r>
+              <w:rPr>
                 <w:rFonts w:hint="cs"/>
                 <w:sz w:val="18"/>
                 <w:szCs w:val="18"/>
@@ -568,74 +792,454 @@
             </w:r>
             <w:r>
               <w:rPr>
-                <w:sz w:val="18"/>
-                <w:szCs w:val="18"/>
-                <w:rtl/>
-                <w:lang w:bidi="ar-KW"/>
-              </w:rPr>
-              <w:t>{{auth_name}}</w:t>
+                <w:rFonts w:hint="cs"/>
+                <w:sz w:val="18"/>
+                <w:szCs w:val="18"/>
+                <w:rtl/>
+                <w:lang w:bidi="ar-KW"/>
+              </w:rPr>
+              <w:t xml:space="preserve">  : </w:t>
+            </w:r>
+            <w:r>
+              <w:rPr>
+                <w:sz w:val="18"/>
+                <w:szCs w:val="18"/>
+                <w:rtl/>
+                <w:lang w:bidi="ar-KW"/>
+              </w:rPr>
+              <w:t>{{nationality}}</w:t>
+            </w:r>
+          </w:p>
+          <w:p>
+            <w:pPr>
+              <w:pStyle w:val="BodyText"/>
+              <w:jc w:val="left"/>
+              <w:rPr>
+                <w:sz w:val="18"/>
+                <w:szCs w:val="18"/>
+                <w:lang w:bidi="ar-KW"/>
+              </w:rPr>
+            </w:pPr>
+            <w:r>
+              <w:rPr>
+                <w:rFonts w:hint="cs"/>
+                <w:sz w:val="18"/>
+                <w:szCs w:val="18"/>
+                <w:rtl/>
+                <w:lang w:bidi="ar-KW"/>
+              </w:rPr>
+              <w:t xml:space="preserve">   رقم مدني :  </w:t>
+            </w:r>
+            <w:r>
+              <w:rPr>
+                <w:sz w:val="18"/>
+                <w:szCs w:val="18"/>
+                <w:rtl/>
+                <w:lang w:bidi="ar-KW"/>
+              </w:rPr>
+              <w:t>{{civil_id}}</w:t>
+            </w:r>
+          </w:p>
+          <w:p>
+            <w:pPr>
+              <w:pStyle w:val="BodyText"/>
+              <w:ind w:left="720"/>
+              <w:jc w:val="center"/>
+              <w:rPr>
+                <w:sz w:val="18"/>
+                <w:szCs w:val="18"/>
+                <w:rtl/>
+                <w:lang w:bidi="ar-KW"/>
+              </w:rPr>
+            </w:pPr>
+            <w:r>
+              <w:rPr>
+                <w:rFonts w:hint="cs"/>
+                <w:sz w:val="18"/>
+                <w:szCs w:val="18"/>
+                <w:rtl/>
+                <w:lang w:bidi="ar-KW"/>
+              </w:rPr>
+              <w:t>(طرف ثاني)</w:t>
+            </w:r>
+          </w:p>
+          <w:p>
+            <w:pPr>
+              <w:pStyle w:val="BodyText"/>
+              <w:jc w:val="center"/>
+              <w:rPr>
+                <w:sz w:val="18"/>
+                <w:szCs w:val="18"/>
+                <w:u w:val="single"/>
+                <w:rtl/>
+                <w:lang w:bidi="ar-KW"/>
+              </w:rPr>
+            </w:pPr>
+            <w:r>
+              <w:rPr>
+                <w:rFonts w:hint="cs"/>
+                <w:sz w:val="18"/>
+                <w:szCs w:val="18"/>
+                <w:u w:val="single"/>
+                <w:rtl/>
+                <w:lang w:bidi="ar-KW"/>
+              </w:rPr>
+              <w:t>تمهيد</w:t>
+            </w:r>
+          </w:p>
+          <w:p>
+            <w:pPr>
+              <w:pStyle w:val="BodyText"/>
+              <w:jc w:val="left"/>
+              <w:rPr>
+                <w:sz w:val="18"/>
+                <w:szCs w:val="18"/>
+                <w:rtl/>
+                <w:lang w:bidi="ar-KW"/>
+              </w:rPr>
+            </w:pPr>
+            <w:r>
+              <w:rPr>
+                <w:sz w:val="18"/>
+                <w:szCs w:val="18"/>
+                <w:lang w:bidi="ar-KW"/>
+              </w:rPr>
+              <w:t xml:space="preserve"> </w:t>
+            </w:r>
+            <w:r>
+              <w:rPr>
+                <w:rFonts w:hint="cs"/>
+                <w:sz w:val="18"/>
+                <w:szCs w:val="18"/>
+                <w:rtl/>
+                <w:lang w:bidi="ar-KW"/>
+              </w:rPr>
+              <w:t>يمتلك الطرف</w:t>
+            </w:r>
+            <w:r>
+              <w:rPr>
+                <w:rFonts w:hint="cs"/>
+                <w:sz w:val="18"/>
+                <w:szCs w:val="18"/>
+                <w:rtl/>
+                <w:lang w:bidi="ar-KW"/>
+              </w:rPr>
+              <w:t xml:space="preserve"> الاول منشأة </w:t>
             </w:r>
             <w:proofErr w:type="spellStart"/>
             <w:r>
               <w:rPr>
-                <w:sz w:val="18"/>
-                <w:szCs w:val="18"/>
-                <w:rtl/>
-                <w:lang w:bidi="ar-KW"/>
-              </w:rPr>
+                <w:rFonts w:hint="cs"/>
+                <w:sz w:val="18"/>
+                <w:szCs w:val="18"/>
+                <w:rtl/>
+                <w:lang w:bidi="ar-KW"/>
+              </w:rPr>
+              <w:t>بأسم</w:t>
             </w:r>
             <w:proofErr w:type="spellEnd"/>
             <w:r>
               <w:rPr>
-                <w:sz w:val="18"/>
-                <w:szCs w:val="18"/>
-                <w:rtl/>
-                <w:lang w:bidi="ar-KW"/>
-              </w:rPr>
-            </w:r>
-          </w:p>
-          <w:p>
-            <w:pPr>
-              <w:pStyle w:val="BodyText"/>
-              <w:ind w:left="720"/>
+                <w:rFonts w:hint="cs"/>
+                <w:sz w:val="18"/>
+                <w:szCs w:val="18"/>
+                <w:rtl/>
+                <w:lang w:bidi="ar-KW"/>
+              </w:rPr>
+              <w:t xml:space="preserve"> </w:t>
+            </w:r>
+            <w:r>
+              <w:rPr>
+                <w:sz w:val="18"/>
+                <w:szCs w:val="18"/>
+                <w:rtl/>
+                <w:lang w:bidi="ar-KW"/>
+              </w:rPr>
+              <w:t>{{company_name}}</w:t>
+            </w:r>
+            <w:proofErr w:type="spellStart"/>
+            <w:r>
+              <w:rPr>
+                <w:sz w:val="18"/>
+                <w:szCs w:val="18"/>
+                <w:rtl/>
+                <w:lang w:bidi="ar-KW"/>
+              </w:rPr>
+            </w:r>
+            <w:proofErr w:type="spellEnd"/>
+            <w:r>
+              <w:rPr>
+                <w:sz w:val="18"/>
+                <w:szCs w:val="18"/>
+                <w:rtl/>
+                <w:lang w:bidi="ar-KW"/>
+              </w:rPr>
+            </w:r>
+            <w:r>
+              <w:rPr>
+                <w:rFonts w:hint="cs"/>
+                <w:sz w:val="18"/>
+                <w:szCs w:val="18"/>
+                <w:rtl/>
+                <w:lang w:bidi="ar-KW"/>
+              </w:rPr>
+              <w:t xml:space="preserve">ويرغب في التعاقد مع الطرف الثاني للعمل لديه بمهنة </w:t>
+            </w:r>
+            <w:r>
+              <w:rPr>
+                <w:rFonts w:hint="cs"/>
+                <w:sz w:val="18"/>
+                <w:szCs w:val="18"/>
+                <w:rtl/>
+                <w:lang w:bidi="ar-KW"/>
+              </w:rPr>
+              <w:t>(</w:t>
+            </w:r>
+            <w:r>
+              <w:rPr>
+                <w:sz w:val="18"/>
+                <w:szCs w:val="18"/>
+                <w:rtl/>
+                <w:lang w:bidi="ar-KW"/>
+              </w:rPr>
+              <w:t>{{profession}}</w:t>
+            </w:r>
+            <w:proofErr w:type="spellStart"/>
+            <w:r>
+              <w:rPr>
+                <w:sz w:val="18"/>
+                <w:szCs w:val="18"/>
+                <w:rtl/>
+                <w:lang w:bidi="ar-KW"/>
+              </w:rPr>
+            </w:r>
+            <w:proofErr w:type="spellEnd"/>
+            <w:r>
+              <w:rPr>
+                <w:sz w:val="18"/>
+                <w:szCs w:val="18"/>
+                <w:rtl/>
+                <w:lang w:bidi="ar-KW"/>
+              </w:rPr>
+            </w:r>
+            <w:r>
+              <w:rPr>
+                <w:rFonts w:hint="cs"/>
+                <w:sz w:val="18"/>
+                <w:szCs w:val="18"/>
+                <w:rtl/>
+                <w:lang w:bidi="ar-KW"/>
+              </w:rPr>
+              <w:t>)</w:t>
+            </w:r>
+            <w:r>
+              <w:rPr>
+                <w:rFonts w:hint="cs"/>
+                <w:sz w:val="18"/>
+                <w:szCs w:val="18"/>
+                <w:rtl/>
+                <w:lang w:bidi="ar-KW"/>
+              </w:rPr>
+              <w:t xml:space="preserve"> وبعد أن أقر الطرفان بأهليتهما في ابرام هذا العقد تم الاتفاق على </w:t>
+            </w:r>
+            <w:proofErr w:type="spellStart"/>
+            <w:r>
+              <w:rPr>
+                <w:rFonts w:hint="cs"/>
+                <w:sz w:val="18"/>
+                <w:szCs w:val="18"/>
+                <w:rtl/>
+                <w:lang w:bidi="ar-KW"/>
+              </w:rPr>
+              <w:t>مايلي</w:t>
+            </w:r>
+            <w:proofErr w:type="spellEnd"/>
+            <w:r>
+              <w:rPr>
+                <w:rFonts w:hint="cs"/>
+                <w:sz w:val="18"/>
+                <w:szCs w:val="18"/>
+                <w:rtl/>
+                <w:lang w:bidi="ar-KW"/>
+              </w:rPr>
+              <w:t xml:space="preserve"> :</w:t>
+            </w:r>
+          </w:p>
+          <w:p>
+            <w:pPr>
+              <w:pStyle w:val="BodyText"/>
               <w:jc w:val="left"/>
               <w:rPr>
                 <w:sz w:val="18"/>
                 <w:szCs w:val="18"/>
-                <w:rtl/>
-                <w:lang w:bidi="ar-KW"/>
-              </w:rPr>
-            </w:pPr>
-            <w:r>
-              <w:rPr>
-                <w:rFonts w:hint="cs"/>
-                <w:sz w:val="16"/>
-                <w:szCs w:val="16"/>
-                <w:rtl/>
-                <w:lang w:bidi="ar-KW"/>
-              </w:rPr>
-              <w:t xml:space="preserve">الرقم </w:t>
-            </w:r>
-            <w:proofErr w:type="gramStart"/>
-            <w:r>
-              <w:rPr>
-                <w:rFonts w:hint="cs"/>
-                <w:sz w:val="16"/>
-                <w:szCs w:val="16"/>
-                <w:rtl/>
-                <w:lang w:bidi="ar-KW"/>
-              </w:rPr>
-              <w:t>المدني</w:t>
-            </w:r>
-            <w:r>
-              <w:rPr>
-                <w:rFonts w:hint="cs"/>
-                <w:sz w:val="18"/>
-                <w:szCs w:val="18"/>
-                <w:rtl/>
-                <w:lang w:bidi="ar-KW"/>
-              </w:rPr>
-              <w:t xml:space="preserve">: </w:t>
+                <w:lang w:bidi="ar-KW"/>
+              </w:rPr>
+            </w:pPr>
+          </w:p>
+          <w:p>
+            <w:pPr>
+              <w:pStyle w:val="BodyText"/>
+              <w:jc w:val="center"/>
+              <w:rPr>
+                <w:sz w:val="18"/>
+                <w:szCs w:val="18"/>
+                <w:u w:val="single"/>
+                <w:rtl/>
+                <w:lang w:bidi="ar-KW"/>
+              </w:rPr>
+            </w:pPr>
+            <w:r>
+              <w:rPr>
+                <w:rFonts w:hint="cs"/>
+                <w:sz w:val="18"/>
+                <w:szCs w:val="18"/>
+                <w:u w:val="single"/>
+                <w:rtl/>
+                <w:lang w:bidi="ar-KW"/>
+              </w:rPr>
+              <w:t>البند الأول</w:t>
+            </w:r>
+          </w:p>
+          <w:p>
+            <w:pPr>
+              <w:pStyle w:val="BodyText"/>
+              <w:jc w:val="left"/>
+              <w:rPr>
+                <w:sz w:val="18"/>
+                <w:szCs w:val="18"/>
+                <w:rtl/>
+                <w:lang w:bidi="ar-KW"/>
+              </w:rPr>
+            </w:pPr>
+            <w:r>
+              <w:rPr>
+                <w:rFonts w:hint="cs"/>
+                <w:sz w:val="18"/>
+                <w:szCs w:val="18"/>
+                <w:rtl/>
+                <w:lang w:bidi="ar-KW"/>
+              </w:rPr>
+              <w:t xml:space="preserve">يعتبر التمهيد السابق جزء </w:t>
+            </w:r>
+            <w:proofErr w:type="spellStart"/>
+            <w:r>
+              <w:rPr>
+                <w:rFonts w:hint="cs"/>
+                <w:sz w:val="18"/>
+                <w:szCs w:val="18"/>
+                <w:rtl/>
+                <w:lang w:bidi="ar-KW"/>
+              </w:rPr>
+              <w:t>لايتجزء</w:t>
+            </w:r>
+            <w:proofErr w:type="spellEnd"/>
+            <w:r>
+              <w:rPr>
+                <w:rFonts w:hint="cs"/>
+                <w:sz w:val="18"/>
+                <w:szCs w:val="18"/>
+                <w:rtl/>
+                <w:lang w:bidi="ar-KW"/>
+              </w:rPr>
+              <w:t xml:space="preserve"> من هذا العقد.</w:t>
+            </w:r>
+          </w:p>
+          <w:p>
+            <w:pPr>
+              <w:pStyle w:val="BodyText"/>
+              <w:jc w:val="center"/>
+              <w:rPr>
+                <w:sz w:val="18"/>
+                <w:szCs w:val="18"/>
+                <w:u w:val="single"/>
+                <w:rtl/>
+                <w:lang w:bidi="ar-KW"/>
+              </w:rPr>
+            </w:pPr>
+            <w:r>
+              <w:rPr>
+                <w:rFonts w:hint="cs"/>
+                <w:sz w:val="18"/>
+                <w:szCs w:val="18"/>
+                <w:u w:val="single"/>
+                <w:rtl/>
+                <w:lang w:bidi="ar-KW"/>
+              </w:rPr>
+              <w:t>البند الثاني</w:t>
+            </w:r>
+          </w:p>
+          <w:p>
+            <w:pPr>
+              <w:pStyle w:val="BodyText"/>
+              <w:jc w:val="center"/>
+              <w:rPr>
+                <w:sz w:val="18"/>
+                <w:szCs w:val="18"/>
+                <w:u w:val="single"/>
+                <w:rtl/>
+                <w:lang w:bidi="ar-KW"/>
+              </w:rPr>
+            </w:pPr>
+            <w:r>
+              <w:rPr>
+                <w:rFonts w:hint="cs"/>
+                <w:sz w:val="18"/>
+                <w:szCs w:val="18"/>
+                <w:u w:val="single"/>
+                <w:rtl/>
+                <w:lang w:bidi="ar-KW"/>
+              </w:rPr>
+              <w:t>(طبيعة العمل)</w:t>
+            </w:r>
+          </w:p>
+          <w:p>
+            <w:pPr>
+              <w:pStyle w:val="BodyText"/>
+              <w:jc w:val="left"/>
+              <w:rPr>
+                <w:sz w:val="18"/>
+                <w:szCs w:val="18"/>
+                <w:rtl/>
+                <w:lang w:bidi="ar-KW"/>
+              </w:rPr>
+            </w:pPr>
+            <w:r>
+              <w:rPr>
+                <w:rFonts w:hint="cs"/>
+                <w:sz w:val="18"/>
+                <w:szCs w:val="18"/>
+                <w:rtl/>
+                <w:lang w:bidi="ar-KW"/>
+              </w:rPr>
+              <w:t xml:space="preserve">تعاقد الطرف الأول مع الطرف الثاني للعمل لديه </w:t>
+            </w:r>
+            <w:r>
+              <w:rPr>
+                <w:sz w:val="18"/>
+                <w:szCs w:val="18"/>
+                <w:rtl/>
+                <w:lang w:bidi="ar-KW"/>
+              </w:rPr>
+              <w:t>({{profession}}</w:t>
+            </w:r>
+            <w:proofErr w:type="spellStart"/>
+            <w:r>
+              <w:rPr>
+                <w:sz w:val="18"/>
+                <w:szCs w:val="18"/>
+                <w:rtl/>
+                <w:lang w:bidi="ar-KW"/>
+              </w:rPr>
+            </w:r>
+            <w:proofErr w:type="spellEnd"/>
+            <w:r>
+              <w:rPr>
+                <w:sz w:val="18"/>
+                <w:szCs w:val="18"/>
+                <w:rtl/>
+                <w:lang w:bidi="ar-KW"/>
+              </w:rPr>
+              <w:t xml:space="preserve">) </w:t>
             </w:r>
             <w:r>
               <w:rPr>
@@ -649,61 +1253,163 @@
             </w:r>
             <w:r>
               <w:rPr>
-                <w:sz w:val="18"/>
-                <w:szCs w:val="18"/>
-                <w:rtl/>
-                <w:lang w:bidi="ar-KW"/>
-              </w:rPr>
-              <w:t>{{auth_civil_id}}</w:t>
-            </w:r>
-            <w:proofErr w:type="gramEnd"/>
-            <w:r>
-              <w:rPr>
-                <w:sz w:val="18"/>
-                <w:szCs w:val="18"/>
-                <w:rtl/>
-                <w:lang w:bidi="ar-KW"/>
-              </w:rPr>
+                <w:rFonts w:hint="cs"/>
+                <w:sz w:val="18"/>
+                <w:szCs w:val="18"/>
+                <w:rtl/>
+                <w:lang w:bidi="ar-KW"/>
+              </w:rPr>
+              <w:t>داخل</w:t>
+            </w:r>
+            <w:r>
+              <w:rPr>
+                <w:rFonts w:hint="cs"/>
+                <w:sz w:val="18"/>
+                <w:szCs w:val="18"/>
+                <w:rtl/>
+                <w:lang w:bidi="ar-KW"/>
+              </w:rPr>
+              <w:t xml:space="preserve"> دولة الكويت</w:t>
+            </w:r>
+          </w:p>
+          <w:p>
+            <w:pPr>
+              <w:pStyle w:val="BodyText"/>
+              <w:jc w:val="center"/>
+              <w:rPr>
+                <w:sz w:val="18"/>
+                <w:szCs w:val="18"/>
+                <w:u w:val="single"/>
+                <w:rtl/>
+                <w:lang w:bidi="ar-KW"/>
+              </w:rPr>
+            </w:pPr>
+            <w:r>
+              <w:rPr>
+                <w:rFonts w:hint="cs"/>
+                <w:sz w:val="18"/>
+                <w:szCs w:val="18"/>
+                <w:u w:val="single"/>
+                <w:rtl/>
+                <w:lang w:bidi="ar-KW"/>
+              </w:rPr>
+              <w:t>البند الثالث</w:t>
+            </w:r>
+          </w:p>
+          <w:p>
+            <w:pPr>
+              <w:pStyle w:val="BodyText"/>
+              <w:jc w:val="center"/>
+              <w:rPr>
+                <w:sz w:val="18"/>
+                <w:szCs w:val="18"/>
+                <w:u w:val="single"/>
+                <w:rtl/>
+                <w:lang w:bidi="ar-KW"/>
+              </w:rPr>
+            </w:pPr>
+            <w:r>
+              <w:rPr>
+                <w:rFonts w:hint="cs"/>
+                <w:sz w:val="18"/>
+                <w:szCs w:val="18"/>
+                <w:u w:val="single"/>
+                <w:rtl/>
+                <w:lang w:bidi="ar-KW"/>
+              </w:rPr>
+              <w:t>(فترة التجربة)</w:t>
+            </w:r>
+          </w:p>
+          <w:p>
+            <w:pPr>
+              <w:pStyle w:val="BodyText"/>
+              <w:jc w:val="left"/>
+              <w:rPr>
+                <w:sz w:val="18"/>
+                <w:szCs w:val="18"/>
+                <w:rtl/>
+                <w:lang w:bidi="ar-KW"/>
+              </w:rPr>
+            </w:pPr>
+            <w:r>
+              <w:rPr>
+                <w:rFonts w:hint="cs"/>
+                <w:sz w:val="18"/>
+                <w:szCs w:val="18"/>
+                <w:rtl/>
+                <w:lang w:bidi="ar-KW"/>
+              </w:rPr>
+              <w:t xml:space="preserve">يخضع الطرف الثاني لفترة تجربة لمدة </w:t>
             </w:r>
             <w:proofErr w:type="spellStart"/>
             <w:r>
               <w:rPr>
-                <w:sz w:val="18"/>
-                <w:szCs w:val="18"/>
-                <w:rtl/>
-                <w:lang w:bidi="ar-KW"/>
-              </w:rPr>
+                <w:rFonts w:hint="cs"/>
+                <w:sz w:val="18"/>
+                <w:szCs w:val="18"/>
+                <w:rtl/>
+                <w:lang w:bidi="ar-KW"/>
+              </w:rPr>
+              <w:t>لاتزيد</w:t>
             </w:r>
             <w:proofErr w:type="spellEnd"/>
             <w:r>
               <w:rPr>
-                <w:sz w:val="18"/>
-                <w:szCs w:val="18"/>
-                <w:rtl/>
-                <w:lang w:bidi="ar-KW"/>
-              </w:rPr>
-            </w:r>
-          </w:p>
-          <w:p>
-            <w:pPr>
-              <w:pStyle w:val="BodyText"/>
-              <w:jc w:val="right"/>
-              <w:rPr>
-                <w:sz w:val="18"/>
-                <w:szCs w:val="18"/>
-                <w:rtl/>
-                <w:lang w:bidi="ar-KW"/>
-              </w:rPr>
-            </w:pPr>
-            <w:r>
-              <w:rPr>
-                <w:rFonts w:hint="cs"/>
-                <w:sz w:val="18"/>
-                <w:szCs w:val="18"/>
-                <w:rtl/>
-                <w:lang w:bidi="ar-KW"/>
-              </w:rPr>
-              <w:t>(طرف أول)</w:t>
+                <w:rFonts w:hint="cs"/>
+                <w:sz w:val="18"/>
+                <w:szCs w:val="18"/>
+                <w:rtl/>
+                <w:lang w:bidi="ar-KW"/>
+              </w:rPr>
+              <w:t xml:space="preserve"> عن 100 يوم عمل ، ويحق لكل طرف إنهاء العقد خلال تلك الفترة دون أخطار.</w:t>
+            </w:r>
+          </w:p>
+          <w:p>
+            <w:pPr>
+              <w:pStyle w:val="BodyText"/>
+              <w:jc w:val="center"/>
+              <w:rPr>
+                <w:sz w:val="18"/>
+                <w:szCs w:val="18"/>
+                <w:u w:val="single"/>
+                <w:rtl/>
+                <w:lang w:bidi="ar-KW"/>
+              </w:rPr>
+            </w:pPr>
+            <w:r>
+              <w:rPr>
+                <w:rFonts w:hint="cs"/>
+                <w:sz w:val="18"/>
+                <w:szCs w:val="18"/>
+                <w:u w:val="single"/>
+                <w:rtl/>
+                <w:lang w:bidi="ar-KW"/>
+              </w:rPr>
+              <w:t>البند الرابع</w:t>
+            </w:r>
+          </w:p>
+          <w:p>
+            <w:pPr>
+              <w:pStyle w:val="BodyText"/>
+              <w:jc w:val="center"/>
+              <w:rPr>
+                <w:sz w:val="18"/>
+                <w:szCs w:val="18"/>
+                <w:u w:val="single"/>
+                <w:rtl/>
+                <w:lang w:bidi="ar-KW"/>
+              </w:rPr>
+            </w:pPr>
+            <w:r>
+              <w:rPr>
+                <w:rFonts w:hint="cs"/>
+                <w:sz w:val="18"/>
+                <w:szCs w:val="18"/>
+                <w:u w:val="single"/>
+                <w:rtl/>
+                <w:lang w:bidi="ar-KW"/>
+              </w:rPr>
+              <w:t>(قيمة الأجر)</w:t>
             </w:r>
           </w:p>
           <w:p>
@@ -725,16 +1431,17 @@
                 <w:rtl/>
                 <w:lang w:bidi="ar-KW"/>
               </w:rPr>
-              <w:t xml:space="preserve">2 </w:t>
-            </w:r>
-            <w:r>
-              <w:rPr>
-                <w:sz w:val="18"/>
-                <w:szCs w:val="18"/>
-                <w:rtl/>
-                <w:lang w:bidi="ar-KW"/>
-              </w:rPr>
-              <w:t>–</w:t>
+              <w:t>يتقاضى الطرف الثاني عن تنفيذ هذا العقد أجراً مقداره</w:t>
+            </w:r>
+            <w:r>
+              <w:rPr>
+                <w:rFonts w:hint="cs"/>
+                <w:sz w:val="18"/>
+                <w:szCs w:val="18"/>
+                <w:rtl/>
+                <w:lang w:bidi="ar-KW"/>
+              </w:rPr>
+              <w:t>(</w:t>
             </w:r>
             <w:r>
               <w:rPr>
@@ -746,6 +1453,163 @@
               </w:rPr>
               <w:t xml:space="preserve"> </w:t>
             </w:r>
+            <w:r>
+              <w:rPr>
+                <w:sz w:val="18"/>
+                <w:szCs w:val="18"/>
+                <w:rtl/>
+                <w:lang w:bidi="ar-KW"/>
+              </w:rPr>
+              <w:t>{{salary}}</w:t>
+            </w:r>
+            <w:r>
+              <w:rPr>
+                <w:rFonts w:hint="cs"/>
+                <w:sz w:val="18"/>
+                <w:szCs w:val="18"/>
+                <w:rtl/>
+                <w:lang w:bidi="ar-KW"/>
+              </w:rPr>
+              <w:t xml:space="preserve"> </w:t>
+            </w:r>
+            <w:r>
+              <w:rPr>
+                <w:rFonts w:hint="cs"/>
+                <w:sz w:val="18"/>
+                <w:szCs w:val="18"/>
+                <w:rtl/>
+                <w:lang w:bidi="ar-KW"/>
+              </w:rPr>
+              <w:t>دينار</w:t>
+            </w:r>
+            <w:r>
+              <w:rPr>
+                <w:sz w:val="18"/>
+                <w:szCs w:val="18"/>
+                <w:lang w:bidi="ar-KW"/>
+              </w:rPr>
+              <w:t xml:space="preserve"> </w:t>
+            </w:r>
+            <w:r>
+              <w:rPr>
+                <w:rFonts w:hint="cs"/>
+                <w:sz w:val="18"/>
+                <w:szCs w:val="18"/>
+                <w:rtl/>
+                <w:lang w:bidi="ar-KW"/>
+              </w:rPr>
+              <w:t>كويتي</w:t>
+            </w:r>
+            <w:r>
+              <w:rPr>
+                <w:rFonts w:hint="cs"/>
+                <w:sz w:val="18"/>
+                <w:szCs w:val="18"/>
+                <w:rtl/>
+                <w:lang w:bidi="ar-KW"/>
+              </w:rPr>
+              <w:t>)</w:t>
+            </w:r>
+            <w:r>
+              <w:rPr>
+                <w:rFonts w:hint="cs"/>
+                <w:sz w:val="18"/>
+                <w:szCs w:val="18"/>
+                <w:rtl/>
+                <w:lang w:bidi="ar-KW"/>
+              </w:rPr>
+              <w:t xml:space="preserve"> </w:t>
+            </w:r>
+            <w:r>
+              <w:rPr>
+                <w:rFonts w:hint="cs"/>
+                <w:sz w:val="18"/>
+                <w:szCs w:val="18"/>
+                <w:rtl/>
+                <w:lang w:bidi="ar-KW"/>
+              </w:rPr>
+              <w:t xml:space="preserve">يدفع في نهاية كل شهر ، ولا يجوز للطرف الأول </w:t>
+            </w:r>
+            <w:r>
+              <w:rPr>
+                <w:rFonts w:hint="cs"/>
+                <w:sz w:val="18"/>
+                <w:szCs w:val="18"/>
+                <w:rtl/>
+                <w:lang w:bidi="ar-KW"/>
+              </w:rPr>
+              <w:t>تخفيض الأجر اثناء سريان هذا العقد . ولا يجوز نقل الطرف الثاني إلى الأجر اليومي دون موافقته.</w:t>
+            </w:r>
+          </w:p>
+          <w:p>
+            <w:pPr>
+              <w:pStyle w:val="BodyText"/>
+              <w:jc w:val="center"/>
+              <w:rPr>
+                <w:sz w:val="18"/>
+                <w:szCs w:val="18"/>
+                <w:u w:val="single"/>
+                <w:rtl/>
+                <w:lang w:bidi="ar-KW"/>
+              </w:rPr>
+            </w:pPr>
+            <w:r>
+              <w:rPr>
+                <w:rFonts w:hint="cs"/>
+                <w:sz w:val="18"/>
+                <w:szCs w:val="18"/>
+                <w:u w:val="single"/>
+                <w:rtl/>
+                <w:lang w:bidi="ar-KW"/>
+              </w:rPr>
+              <w:t>البند الخامس</w:t>
+            </w:r>
+          </w:p>
+          <w:p>
+            <w:pPr>
+              <w:pStyle w:val="BodyText"/>
+              <w:jc w:val="center"/>
+              <w:rPr>
+                <w:sz w:val="18"/>
+                <w:szCs w:val="18"/>
+                <w:u w:val="single"/>
+                <w:rtl/>
+                <w:lang w:bidi="ar-KW"/>
+              </w:rPr>
+            </w:pPr>
+            <w:r>
+              <w:rPr>
+                <w:rFonts w:hint="cs"/>
+                <w:sz w:val="18"/>
+                <w:szCs w:val="18"/>
+                <w:u w:val="single"/>
+                <w:rtl/>
+                <w:lang w:bidi="ar-KW"/>
+              </w:rPr>
+              <w:t>(نفاذ العقد)</w:t>
+            </w:r>
+          </w:p>
+          <w:p>
+            <w:pPr>
+              <w:pStyle w:val="BodyText"/>
+              <w:jc w:val="left"/>
+              <w:rPr>
+                <w:sz w:val="18"/>
+                <w:szCs w:val="18"/>
+                <w:rtl/>
+                <w:lang w:bidi="ar-KW"/>
+              </w:rPr>
+            </w:pPr>
+            <w:r>
+              <w:rPr>
+                <w:rFonts w:hint="cs"/>
+                <w:sz w:val="18"/>
+                <w:szCs w:val="18"/>
+                <w:rtl/>
+                <w:lang w:bidi="ar-KW"/>
+              </w:rPr>
+              <w:t xml:space="preserve">يبدأ نفاذ العقد </w:t>
+            </w:r>
             <w:proofErr w:type="spellStart"/>
             <w:r>
               <w:rPr>
@@ -755,7 +1619,7 @@
                 <w:rtl/>
                 <w:lang w:bidi="ar-KW"/>
               </w:rPr>
-              <w:t>الأسم</w:t>
+              <w:t>إعتباراً</w:t>
             </w:r>
             <w:proofErr w:type="spellEnd"/>
             <w:r>
@@ -766,19 +1630,157 @@
                 <w:rtl/>
                 <w:lang w:bidi="ar-KW"/>
               </w:rPr>
+              <w:t xml:space="preserve"> من</w:t>
+            </w:r>
+            <w:r>
+              <w:rPr>
+                <w:rFonts w:hint="cs"/>
+                <w:sz w:val="16"/>
+                <w:szCs w:val="16"/>
+                <w:rtl/>
+                <w:lang w:bidi="ar-KW"/>
+              </w:rPr>
               <w:t xml:space="preserve"> </w:t>
             </w:r>
             <w:r>
               <w:rPr>
-                <w:rFonts w:hint="cs"/>
-                <w:sz w:val="18"/>
-                <w:szCs w:val="18"/>
+                <w:sz w:val="16"/>
+                <w:szCs w:val="16"/>
+                <w:rtl/>
+                <w:lang w:bidi="ar-KW"/>
+              </w:rPr>
+              <w:t>{{start_date}}</w:t>
+            </w:r>
+            <w:r>
+              <w:rPr>
+                <w:rFonts w:hint="cs"/>
+                <w:sz w:val="16"/>
+                <w:szCs w:val="16"/>
                 <w:rtl/>
                 <w:lang w:bidi="ar-KW"/>
               </w:rPr>
               <w:t xml:space="preserve"> </w:t>
             </w:r>
-            <w:proofErr w:type="gramStart"/>
+            <w:r>
+              <w:rPr>
+                <w:rFonts w:hint="cs"/>
+                <w:sz w:val="18"/>
+                <w:szCs w:val="18"/>
+                <w:rtl/>
+                <w:lang w:bidi="ar-KW"/>
+              </w:rPr>
+              <w:t xml:space="preserve">ويلتزم الطرف الثاني بالقيام بأداء عمله طوال مدة نفاذه </w:t>
+            </w:r>
+          </w:p>
+          <w:p>
+            <w:pPr>
+              <w:pStyle w:val="BodyText"/>
+              <w:jc w:val="center"/>
+              <w:rPr>
+                <w:sz w:val="18"/>
+                <w:szCs w:val="18"/>
+                <w:u w:val="single"/>
+                <w:rtl/>
+                <w:lang w:bidi="ar-KW"/>
+              </w:rPr>
+            </w:pPr>
+            <w:r>
+              <w:rPr>
+                <w:rFonts w:hint="cs"/>
+                <w:sz w:val="18"/>
+                <w:szCs w:val="18"/>
+                <w:u w:val="single"/>
+                <w:rtl/>
+                <w:lang w:bidi="ar-KW"/>
+              </w:rPr>
+              <w:t>البند السادس</w:t>
+            </w:r>
+          </w:p>
+          <w:p>
+            <w:pPr>
+              <w:pStyle w:val="BodyText"/>
+              <w:jc w:val="center"/>
+              <w:rPr>
+                <w:sz w:val="18"/>
+                <w:szCs w:val="18"/>
+                <w:u w:val="single"/>
+                <w:rtl/>
+                <w:lang w:bidi="ar-KW"/>
+              </w:rPr>
+            </w:pPr>
+            <w:r>
+              <w:rPr>
+                <w:rFonts w:hint="cs"/>
+                <w:sz w:val="18"/>
+                <w:szCs w:val="18"/>
+                <w:u w:val="single"/>
+                <w:rtl/>
+                <w:lang w:bidi="ar-KW"/>
+              </w:rPr>
+              <w:t>(مدة العقد)</w:t>
+            </w:r>
+          </w:p>
+          <w:p>
+            <w:pPr>
+              <w:pStyle w:val="BodyText"/>
+              <w:jc w:val="left"/>
+              <w:rPr>
+                <w:sz w:val="18"/>
+                <w:szCs w:val="18"/>
+                <w:rtl/>
+                <w:lang w:bidi="ar-KW"/>
+              </w:rPr>
+            </w:pPr>
+            <w:r>
+              <w:rPr>
+                <w:rFonts w:hint="cs"/>
+                <w:sz w:val="18"/>
+                <w:szCs w:val="18"/>
+                <w:rtl/>
+                <w:lang w:bidi="ar-KW"/>
+              </w:rPr>
+              <w:t xml:space="preserve">هذا العقد محدد المدة ويبدأ </w:t>
+            </w:r>
+            <w:proofErr w:type="spellStart"/>
+            <w:r>
+              <w:rPr>
+                <w:rFonts w:hint="cs"/>
+                <w:sz w:val="18"/>
+                <w:szCs w:val="18"/>
+                <w:rtl/>
+                <w:lang w:bidi="ar-KW"/>
+              </w:rPr>
+              <w:t>إعتباراً</w:t>
+            </w:r>
+            <w:proofErr w:type="spellEnd"/>
+            <w:r>
+              <w:rPr>
+                <w:rFonts w:hint="cs"/>
+                <w:sz w:val="18"/>
+                <w:szCs w:val="18"/>
+                <w:rtl/>
+                <w:lang w:bidi="ar-KW"/>
+              </w:rPr>
+              <w:t xml:space="preserve"> من </w:t>
+            </w:r>
+            <w:r>
+              <w:rPr>
+                <w:sz w:val="18"/>
+                <w:szCs w:val="18"/>
+                <w:lang w:bidi="ar-KW"/>
+              </w:rPr>
+              <w:t>//////</w:t>
+            </w:r>
+            <w:r>
+              <w:rPr>
+                <w:rFonts w:hint="cs"/>
+                <w:sz w:val="18"/>
+                <w:szCs w:val="18"/>
+                <w:rtl/>
+                <w:lang w:bidi="ar-KW"/>
+              </w:rPr>
+              <w:t xml:space="preserve">  ولمدة  ///</w:t>
+            </w:r>
             <w:r>
               <w:rPr>
                 <w:rFonts w:hint="cs"/>
@@ -797,1262 +1799,7 @@
                 <w:rtl/>
                 <w:lang w:bidi="ar-KW"/>
               </w:rPr>
-              <w:t xml:space="preserve"> :</w:t>
-            </w:r>
-            <w:proofErr w:type="gramEnd"/>
-            <w:r>
-              <w:rPr>
-                <w:rFonts w:hint="cs"/>
-                <w:sz w:val="18"/>
-                <w:szCs w:val="18"/>
-                <w:rtl/>
-                <w:lang w:bidi="ar-KW"/>
-              </w:rPr>
-              <w:t xml:space="preserve"> </w:t>
-            </w:r>
-            <w:r>
-              <w:rPr>
-                <w:sz w:val="18"/>
-                <w:szCs w:val="18"/>
-                <w:rtl/>
-                <w:lang w:bidi="ar-KW"/>
-              </w:rPr>
-              <w:t>{{employee_name}}</w:t>
-            </w:r>
-            <w:r>
-              <w:rPr>
-                <w:rFonts w:hint="cs"/>
-                <w:sz w:val="18"/>
-                <w:szCs w:val="18"/>
-                <w:rtl/>
-                <w:lang w:bidi="ar-KW"/>
-              </w:rPr>
-            </w:r>
-            <w:r>
-              <w:rPr>
-                <w:sz w:val="18"/>
-                <w:szCs w:val="18"/>
-                <w:rtl/>
-                <w:lang w:bidi="ar-KW"/>
-              </w:rPr>
-            </w:r>
-          </w:p>
-          <w:p>
-            <w:pPr>
-              <w:pStyle w:val="BodyText"/>
-              <w:jc w:val="left"/>
-              <w:rPr>
-                <w:sz w:val="18"/>
-                <w:szCs w:val="18"/>
-                <w:rtl/>
-                <w:lang w:bidi="ar-KW"/>
-              </w:rPr>
-            </w:pPr>
-            <w:r>
-              <w:rPr>
-                <w:rFonts w:hint="cs"/>
-                <w:sz w:val="18"/>
-                <w:szCs w:val="18"/>
-                <w:rtl/>
-                <w:lang w:bidi="ar-KW"/>
-              </w:rPr>
-              <w:t xml:space="preserve">   الجنسية</w:t>
-            </w:r>
-            <w:r>
-              <w:rPr>
-                <w:rFonts w:hint="cs"/>
-                <w:sz w:val="18"/>
-                <w:szCs w:val="18"/>
-                <w:rtl/>
-                <w:lang w:bidi="ar-KW"/>
-              </w:rPr>
-              <w:t xml:space="preserve"> </w:t>
-            </w:r>
-            <w:proofErr w:type="gramStart"/>
-            <w:r>
-              <w:rPr>
-                <w:rFonts w:hint="cs"/>
-                <w:sz w:val="18"/>
-                <w:szCs w:val="18"/>
-                <w:rtl/>
-                <w:lang w:bidi="ar-KW"/>
-              </w:rPr>
-              <w:t xml:space="preserve">  :</w:t>
-            </w:r>
-            <w:proofErr w:type="gramEnd"/>
-            <w:r>
-              <w:rPr>
-                <w:rFonts w:hint="cs"/>
-                <w:sz w:val="18"/>
-                <w:szCs w:val="18"/>
-                <w:rtl/>
-                <w:lang w:bidi="ar-KW"/>
-              </w:rPr>
-              <w:t xml:space="preserve"> </w:t>
-            </w:r>
-            <w:r>
-              <w:rPr>
-                <w:sz w:val="18"/>
-                <w:szCs w:val="18"/>
-                <w:rtl/>
-                <w:lang w:bidi="ar-KW"/>
-              </w:rPr>
-              <w:t>{{nationality}}</w:t>
-            </w:r>
-          </w:p>
-          <w:p>
-            <w:pPr>
-              <w:pStyle w:val="BodyText"/>
-              <w:jc w:val="left"/>
-              <w:rPr>
-                <w:sz w:val="18"/>
-                <w:szCs w:val="18"/>
-                <w:lang w:bidi="ar-KW"/>
-              </w:rPr>
-            </w:pPr>
-            <w:r>
-              <w:rPr>
-                <w:rFonts w:hint="cs"/>
-                <w:sz w:val="18"/>
-                <w:szCs w:val="18"/>
-                <w:rtl/>
-                <w:lang w:bidi="ar-KW"/>
-              </w:rPr>
-              <w:t xml:space="preserve">   رقم </w:t>
-            </w:r>
-            <w:proofErr w:type="gramStart"/>
-            <w:r>
-              <w:rPr>
-                <w:rFonts w:hint="cs"/>
-                <w:sz w:val="18"/>
-                <w:szCs w:val="18"/>
-                <w:rtl/>
-                <w:lang w:bidi="ar-KW"/>
-              </w:rPr>
-              <w:t>مدني :</w:t>
-            </w:r>
-            <w:proofErr w:type="gramEnd"/>
-            <w:r>
-              <w:rPr>
-                <w:rFonts w:hint="cs"/>
-                <w:sz w:val="18"/>
-                <w:szCs w:val="18"/>
-                <w:rtl/>
-                <w:lang w:bidi="ar-KW"/>
-              </w:rPr>
-              <w:t xml:space="preserve">  </w:t>
-            </w:r>
-            <w:r>
-              <w:rPr>
-                <w:sz w:val="18"/>
-                <w:szCs w:val="18"/>
-                <w:rtl/>
-                <w:lang w:bidi="ar-KW"/>
-              </w:rPr>
-              <w:t>{{civil_id}}</w:t>
-            </w:r>
-          </w:p>
-          <w:p>
-            <w:pPr>
-              <w:pStyle w:val="BodyText"/>
-              <w:jc w:val="right"/>
-              <w:rPr>
-                <w:sz w:val="18"/>
-                <w:szCs w:val="18"/>
-                <w:rtl/>
-                <w:lang w:bidi="ar-KW"/>
-              </w:rPr>
-            </w:pPr>
-            <w:r>
-              <w:rPr>
-                <w:rFonts w:hint="cs"/>
-                <w:sz w:val="18"/>
-                <w:szCs w:val="18"/>
-                <w:rtl/>
-                <w:lang w:bidi="ar-KW"/>
-              </w:rPr>
-              <w:t>(طرف ثاني)</w:t>
-            </w:r>
-          </w:p>
-          <w:p>
-            <w:pPr>
-              <w:pStyle w:val="BodyText"/>
-              <w:jc w:val="center"/>
-              <w:rPr>
-                <w:sz w:val="18"/>
-                <w:szCs w:val="18"/>
-                <w:u w:val="single"/>
-                <w:rtl/>
-                <w:lang w:bidi="ar-KW"/>
-              </w:rPr>
-            </w:pPr>
-            <w:r>
-              <w:rPr>
-                <w:rFonts w:hint="cs"/>
-                <w:sz w:val="18"/>
-                <w:szCs w:val="18"/>
-                <w:u w:val="single"/>
-                <w:rtl/>
-                <w:lang w:bidi="ar-KW"/>
-              </w:rPr>
-              <w:t>تمهيد</w:t>
-            </w:r>
-          </w:p>
-          <w:p>
-            <w:pPr>
-              <w:pStyle w:val="BodyText"/>
-              <w:jc w:val="left"/>
-              <w:rPr>
-                <w:sz w:val="18"/>
-                <w:szCs w:val="18"/>
-                <w:rtl/>
-                <w:lang w:bidi="ar-KW"/>
-              </w:rPr>
-            </w:pPr>
-            <w:r>
-              <w:rPr>
-                <w:sz w:val="18"/>
-                <w:szCs w:val="18"/>
-                <w:lang w:bidi="ar-KW"/>
-              </w:rPr>
-              <w:t xml:space="preserve"> </w:t>
-            </w:r>
-            <w:r>
-              <w:rPr>
-                <w:rFonts w:hint="cs"/>
-                <w:sz w:val="18"/>
-                <w:szCs w:val="18"/>
-                <w:rtl/>
-                <w:lang w:bidi="ar-KW"/>
-              </w:rPr>
-              <w:t>يمتلك الطرف</w:t>
-            </w:r>
-            <w:r>
-              <w:rPr>
-                <w:rFonts w:hint="cs"/>
-                <w:sz w:val="18"/>
-                <w:szCs w:val="18"/>
-                <w:rtl/>
-                <w:lang w:bidi="ar-KW"/>
-              </w:rPr>
-              <w:t xml:space="preserve"> الاول منشأة </w:t>
-            </w:r>
-            <w:proofErr w:type="spellStart"/>
-            <w:r>
-              <w:rPr>
-                <w:rFonts w:hint="cs"/>
-                <w:sz w:val="18"/>
-                <w:szCs w:val="18"/>
-                <w:rtl/>
-                <w:lang w:bidi="ar-KW"/>
-              </w:rPr>
-              <w:t>بأسم</w:t>
-            </w:r>
-            <w:proofErr w:type="spellEnd"/>
-            <w:r>
-              <w:rPr>
-                <w:rFonts w:hint="cs"/>
-                <w:sz w:val="18"/>
-                <w:szCs w:val="18"/>
-                <w:rtl/>
-                <w:lang w:bidi="ar-KW"/>
-              </w:rPr>
-              <w:t xml:space="preserve"> </w:t>
-            </w:r>
-            <w:r>
-              <w:rPr>
-                <w:sz w:val="18"/>
-                <w:szCs w:val="18"/>
-                <w:rtl/>
-                <w:lang w:bidi="ar-KW"/>
-              </w:rPr>
-              <w:t>{{company_name}}</w:t>
-            </w:r>
-            <w:proofErr w:type="gramStart"/>
-            <w:r>
-              <w:rPr>
-                <w:sz w:val="18"/>
-                <w:szCs w:val="18"/>
-                <w:rtl/>
-                <w:lang w:bidi="ar-KW"/>
-              </w:rPr>
-            </w:r>
-            <w:r>
-              <w:rPr>
-                <w:rFonts w:hint="cs"/>
-                <w:sz w:val="18"/>
-                <w:szCs w:val="18"/>
-                <w:rtl/>
-                <w:lang w:bidi="ar-KW"/>
-              </w:rPr>
-              <w:t>ويرغب</w:t>
-            </w:r>
-            <w:proofErr w:type="gramEnd"/>
-            <w:r>
-              <w:rPr>
-                <w:rFonts w:hint="cs"/>
-                <w:sz w:val="18"/>
-                <w:szCs w:val="18"/>
-                <w:rtl/>
-                <w:lang w:bidi="ar-KW"/>
-              </w:rPr>
-              <w:t xml:space="preserve"> في التعاقد مع الطرف الثاني للعمل لديه بمهنة </w:t>
-            </w:r>
-            <w:r>
-              <w:rPr>
-                <w:rFonts w:hint="cs"/>
-                <w:sz w:val="18"/>
-                <w:szCs w:val="18"/>
-                <w:rtl/>
-                <w:lang w:bidi="ar-KW"/>
-              </w:rPr>
-              <w:t>(</w:t>
-            </w:r>
-            <w:r>
-              <w:rPr>
-                <w:sz w:val="18"/>
-                <w:szCs w:val="18"/>
-                <w:rtl/>
-                <w:lang w:bidi="ar-KW"/>
-              </w:rPr>
-              <w:t>{{profession}}</w:t>
-            </w:r>
-            <w:proofErr w:type="spellStart"/>
-            <w:r>
-              <w:rPr>
-                <w:sz w:val="18"/>
-                <w:szCs w:val="18"/>
-                <w:rtl/>
-                <w:lang w:bidi="ar-KW"/>
-              </w:rPr>
-            </w:r>
-            <w:proofErr w:type="spellEnd"/>
-            <w:r>
-              <w:rPr>
-                <w:sz w:val="18"/>
-                <w:szCs w:val="18"/>
-                <w:rtl/>
-                <w:lang w:bidi="ar-KW"/>
-              </w:rPr>
-            </w:r>
-            <w:r>
-              <w:rPr>
-                <w:rFonts w:hint="cs"/>
-                <w:sz w:val="18"/>
-                <w:szCs w:val="18"/>
-                <w:rtl/>
-                <w:lang w:bidi="ar-KW"/>
-              </w:rPr>
-              <w:t>)</w:t>
-            </w:r>
-            <w:r>
-              <w:rPr>
-                <w:rFonts w:hint="cs"/>
-                <w:sz w:val="18"/>
-                <w:szCs w:val="18"/>
-                <w:rtl/>
-                <w:lang w:bidi="ar-KW"/>
-              </w:rPr>
-              <w:t xml:space="preserve"> وبعد أن أقر الطرفان بأهليتهما في ابرام هذا العقد تم الاتفاق على </w:t>
-            </w:r>
-            <w:proofErr w:type="spellStart"/>
-            <w:proofErr w:type="gramStart"/>
-            <w:r>
-              <w:rPr>
-                <w:rFonts w:hint="cs"/>
-                <w:sz w:val="18"/>
-                <w:szCs w:val="18"/>
-                <w:rtl/>
-                <w:lang w:bidi="ar-KW"/>
-              </w:rPr>
-              <w:t>مايلي</w:t>
-            </w:r>
-            <w:proofErr w:type="spellEnd"/>
-            <w:r>
-              <w:rPr>
-                <w:rFonts w:hint="cs"/>
-                <w:sz w:val="18"/>
-                <w:szCs w:val="18"/>
-                <w:rtl/>
-                <w:lang w:bidi="ar-KW"/>
-              </w:rPr>
-              <w:t xml:space="preserve"> :</w:t>
-            </w:r>
-            <w:proofErr w:type="gramEnd"/>
-          </w:p>
-          <w:p>
-            <w:pPr>
-              <w:pStyle w:val="BodyText"/>
-              <w:jc w:val="left"/>
-              <w:rPr>
-                <w:sz w:val="18"/>
-                <w:szCs w:val="18"/>
-                <w:lang w:bidi="ar-KW"/>
-              </w:rPr>
-            </w:pPr>
-          </w:p>
-          <w:p>
-            <w:pPr>
-              <w:pStyle w:val="BodyText"/>
-              <w:jc w:val="center"/>
-              <w:rPr>
-                <w:sz w:val="18"/>
-                <w:szCs w:val="18"/>
-                <w:u w:val="single"/>
-                <w:rtl/>
-                <w:lang w:bidi="ar-KW"/>
-              </w:rPr>
-            </w:pPr>
-            <w:r>
-              <w:rPr>
-                <w:rFonts w:hint="cs"/>
-                <w:sz w:val="18"/>
-                <w:szCs w:val="18"/>
-                <w:u w:val="single"/>
-                <w:rtl/>
-                <w:lang w:bidi="ar-KW"/>
-              </w:rPr>
-              <w:t>البند الأول</w:t>
-            </w:r>
-          </w:p>
-          <w:p>
-            <w:pPr>
-              <w:pStyle w:val="BodyText"/>
-              <w:jc w:val="left"/>
-              <w:rPr>
-                <w:sz w:val="18"/>
-                <w:szCs w:val="18"/>
-                <w:rtl/>
-                <w:lang w:bidi="ar-KW"/>
-              </w:rPr>
-            </w:pPr>
-            <w:r>
-              <w:rPr>
-                <w:rFonts w:hint="cs"/>
-                <w:sz w:val="18"/>
-                <w:szCs w:val="18"/>
-                <w:rtl/>
-                <w:lang w:bidi="ar-KW"/>
-              </w:rPr>
-              <w:t xml:space="preserve">يعتبر التمهيد السابق جزء </w:t>
-            </w:r>
-            <w:proofErr w:type="spellStart"/>
-            <w:r>
-              <w:rPr>
-                <w:rFonts w:hint="cs"/>
-                <w:sz w:val="18"/>
-                <w:szCs w:val="18"/>
-                <w:rtl/>
-                <w:lang w:bidi="ar-KW"/>
-              </w:rPr>
-              <w:t>لايتجزء</w:t>
-            </w:r>
-            <w:proofErr w:type="spellEnd"/>
-            <w:r>
-              <w:rPr>
-                <w:rFonts w:hint="cs"/>
-                <w:sz w:val="18"/>
-                <w:szCs w:val="18"/>
-                <w:rtl/>
-                <w:lang w:bidi="ar-KW"/>
-              </w:rPr>
-              <w:t xml:space="preserve"> من هذا العقد.</w:t>
-            </w:r>
-          </w:p>
-          <w:p>
-            <w:pPr>
-              <w:pStyle w:val="BodyText"/>
-              <w:jc w:val="center"/>
-              <w:rPr>
-                <w:sz w:val="18"/>
-                <w:szCs w:val="18"/>
-                <w:u w:val="single"/>
-                <w:rtl/>
-                <w:lang w:bidi="ar-KW"/>
-              </w:rPr>
-            </w:pPr>
-            <w:r>
-              <w:rPr>
-                <w:rFonts w:hint="cs"/>
-                <w:sz w:val="18"/>
-                <w:szCs w:val="18"/>
-                <w:u w:val="single"/>
-                <w:rtl/>
-                <w:lang w:bidi="ar-KW"/>
-              </w:rPr>
-              <w:t>البند الثاني</w:t>
-            </w:r>
-          </w:p>
-          <w:p>
-            <w:pPr>
-              <w:pStyle w:val="BodyText"/>
-              <w:jc w:val="center"/>
-              <w:rPr>
-                <w:sz w:val="18"/>
-                <w:szCs w:val="18"/>
-                <w:u w:val="single"/>
-                <w:rtl/>
-                <w:lang w:bidi="ar-KW"/>
-              </w:rPr>
-            </w:pPr>
-            <w:r>
-              <w:rPr>
-                <w:rFonts w:hint="cs"/>
-                <w:sz w:val="18"/>
-                <w:szCs w:val="18"/>
-                <w:u w:val="single"/>
-                <w:rtl/>
-                <w:lang w:bidi="ar-KW"/>
-              </w:rPr>
-              <w:t>(طبيعة العمل)</w:t>
-            </w:r>
-          </w:p>
-          <w:p>
-            <w:pPr>
-              <w:pStyle w:val="BodyText"/>
-              <w:jc w:val="left"/>
-              <w:rPr>
-                <w:sz w:val="18"/>
-                <w:szCs w:val="18"/>
-                <w:rtl/>
-                <w:lang w:bidi="ar-KW"/>
-              </w:rPr>
-            </w:pPr>
-            <w:r>
-              <w:rPr>
-                <w:rFonts w:hint="cs"/>
-                <w:sz w:val="18"/>
-                <w:szCs w:val="18"/>
-                <w:rtl/>
-                <w:lang w:bidi="ar-KW"/>
-              </w:rPr>
-              <w:t xml:space="preserve">تعاقد الطرف الأول مع الطرف الثاني للعمل لديه </w:t>
-            </w:r>
-            <w:r>
-              <w:rPr>
-                <w:sz w:val="18"/>
-                <w:szCs w:val="18"/>
-                <w:rtl/>
-                <w:lang w:bidi="ar-KW"/>
-              </w:rPr>
-              <w:t>({{profession}}</w:t>
-            </w:r>
-            <w:proofErr w:type="spellStart"/>
-            <w:r>
-              <w:rPr>
-                <w:sz w:val="18"/>
-                <w:szCs w:val="18"/>
-                <w:rtl/>
-                <w:lang w:bidi="ar-KW"/>
-              </w:rPr>
-            </w:r>
-            <w:proofErr w:type="spellEnd"/>
-            <w:r>
-              <w:rPr>
-                <w:sz w:val="18"/>
-                <w:szCs w:val="18"/>
-                <w:rtl/>
-                <w:lang w:bidi="ar-KW"/>
-              </w:rPr>
-            </w:r>
-            <w:proofErr w:type="gramStart"/>
-            <w:r>
-              <w:rPr>
-                <w:sz w:val="18"/>
-                <w:szCs w:val="18"/>
-                <w:rtl/>
-                <w:lang w:bidi="ar-KW"/>
-              </w:rPr>
-              <w:t xml:space="preserve">) </w:t>
-            </w:r>
-            <w:r>
-              <w:rPr>
-                <w:rFonts w:hint="cs"/>
-                <w:sz w:val="18"/>
-                <w:szCs w:val="18"/>
-                <w:rtl/>
-                <w:lang w:bidi="ar-KW"/>
-              </w:rPr>
-              <w:t xml:space="preserve"> </w:t>
-            </w:r>
-            <w:r>
-              <w:rPr>
-                <w:rFonts w:hint="cs"/>
-                <w:sz w:val="18"/>
-                <w:szCs w:val="18"/>
-                <w:rtl/>
-                <w:lang w:bidi="ar-KW"/>
-              </w:rPr>
-              <w:t>داخل</w:t>
-            </w:r>
-            <w:proofErr w:type="gramEnd"/>
-            <w:r>
-              <w:rPr>
-                <w:rFonts w:hint="cs"/>
-                <w:sz w:val="18"/>
-                <w:szCs w:val="18"/>
-                <w:rtl/>
-                <w:lang w:bidi="ar-KW"/>
-              </w:rPr>
-              <w:t xml:space="preserve"> دولة الكويت</w:t>
-            </w:r>
-          </w:p>
-          <w:p>
-            <w:pPr>
-              <w:pStyle w:val="BodyText"/>
-              <w:jc w:val="center"/>
-              <w:rPr>
-                <w:sz w:val="18"/>
-                <w:szCs w:val="18"/>
-                <w:u w:val="single"/>
-                <w:rtl/>
-                <w:lang w:bidi="ar-KW"/>
-              </w:rPr>
-            </w:pPr>
-            <w:r>
-              <w:rPr>
-                <w:rFonts w:hint="cs"/>
-                <w:sz w:val="18"/>
-                <w:szCs w:val="18"/>
-                <w:u w:val="single"/>
-                <w:rtl/>
-                <w:lang w:bidi="ar-KW"/>
-              </w:rPr>
-              <w:t>البند الثالث</w:t>
-            </w:r>
-          </w:p>
-          <w:p>
-            <w:pPr>
-              <w:pStyle w:val="BodyText"/>
-              <w:jc w:val="center"/>
-              <w:rPr>
-                <w:sz w:val="18"/>
-                <w:szCs w:val="18"/>
-                <w:u w:val="single"/>
-                <w:rtl/>
-                <w:lang w:bidi="ar-KW"/>
-              </w:rPr>
-            </w:pPr>
-            <w:r>
-              <w:rPr>
-                <w:rFonts w:hint="cs"/>
-                <w:sz w:val="18"/>
-                <w:szCs w:val="18"/>
-                <w:u w:val="single"/>
-                <w:rtl/>
-                <w:lang w:bidi="ar-KW"/>
-              </w:rPr>
-              <w:t>(فترة التجربة)</w:t>
-            </w:r>
-          </w:p>
-          <w:p>
-            <w:pPr>
-              <w:pStyle w:val="BodyText"/>
-              <w:jc w:val="left"/>
-              <w:rPr>
-                <w:sz w:val="18"/>
-                <w:szCs w:val="18"/>
-                <w:rtl/>
-                <w:lang w:bidi="ar-KW"/>
-              </w:rPr>
-            </w:pPr>
-            <w:r>
-              <w:rPr>
-                <w:rFonts w:hint="cs"/>
-                <w:sz w:val="18"/>
-                <w:szCs w:val="18"/>
-                <w:rtl/>
-                <w:lang w:bidi="ar-KW"/>
-              </w:rPr>
-              <w:t xml:space="preserve">يخضع الطرف الثاني لفترة تجربة لمدة </w:t>
-            </w:r>
-            <w:proofErr w:type="spellStart"/>
-            <w:r>
-              <w:rPr>
-                <w:rFonts w:hint="cs"/>
-                <w:sz w:val="18"/>
-                <w:szCs w:val="18"/>
-                <w:rtl/>
-                <w:lang w:bidi="ar-KW"/>
-              </w:rPr>
-              <w:t>لاتزيد</w:t>
-            </w:r>
-            <w:proofErr w:type="spellEnd"/>
-            <w:r>
-              <w:rPr>
-                <w:rFonts w:hint="cs"/>
-                <w:sz w:val="18"/>
-                <w:szCs w:val="18"/>
-                <w:rtl/>
-                <w:lang w:bidi="ar-KW"/>
-              </w:rPr>
-              <w:t xml:space="preserve"> عن 100 يوم </w:t>
-            </w:r>
-            <w:proofErr w:type="gramStart"/>
-            <w:r>
-              <w:rPr>
-                <w:rFonts w:hint="cs"/>
-                <w:sz w:val="18"/>
-                <w:szCs w:val="18"/>
-                <w:rtl/>
-                <w:lang w:bidi="ar-KW"/>
-              </w:rPr>
-              <w:t>عمل ،</w:t>
-            </w:r>
-            <w:proofErr w:type="gramEnd"/>
-            <w:r>
-              <w:rPr>
-                <w:rFonts w:hint="cs"/>
-                <w:sz w:val="18"/>
-                <w:szCs w:val="18"/>
-                <w:rtl/>
-                <w:lang w:bidi="ar-KW"/>
-              </w:rPr>
-              <w:t xml:space="preserve"> ويحق لكل طرف إنهاء العقد خلال تلك الفترة دون أخطار.</w:t>
-            </w:r>
-          </w:p>
-          <w:p>
-            <w:pPr>
-              <w:pStyle w:val="BodyText"/>
-              <w:jc w:val="center"/>
-              <w:rPr>
-                <w:sz w:val="18"/>
-                <w:szCs w:val="18"/>
-                <w:u w:val="single"/>
-                <w:rtl/>
-                <w:lang w:bidi="ar-KW"/>
-              </w:rPr>
-            </w:pPr>
-            <w:r>
-              <w:rPr>
-                <w:rFonts w:hint="cs"/>
-                <w:sz w:val="18"/>
-                <w:szCs w:val="18"/>
-                <w:u w:val="single"/>
-                <w:rtl/>
-                <w:lang w:bidi="ar-KW"/>
-              </w:rPr>
-              <w:t>البند الرابع</w:t>
-            </w:r>
-          </w:p>
-          <w:p>
-            <w:pPr>
-              <w:pStyle w:val="BodyText"/>
-              <w:jc w:val="center"/>
-              <w:rPr>
-                <w:sz w:val="18"/>
-                <w:szCs w:val="18"/>
-                <w:u w:val="single"/>
-                <w:rtl/>
-                <w:lang w:bidi="ar-KW"/>
-              </w:rPr>
-            </w:pPr>
-            <w:r>
-              <w:rPr>
-                <w:rFonts w:hint="cs"/>
-                <w:sz w:val="18"/>
-                <w:szCs w:val="18"/>
-                <w:u w:val="single"/>
-                <w:rtl/>
-                <w:lang w:bidi="ar-KW"/>
-              </w:rPr>
-              <w:t>(قيمة الأجر)</w:t>
-            </w:r>
-          </w:p>
-          <w:p>
-            <w:pPr>
-              <w:pStyle w:val="BodyText"/>
-              <w:jc w:val="left"/>
-              <w:rPr>
-                <w:sz w:val="18"/>
-                <w:szCs w:val="18"/>
-                <w:rtl/>
-                <w:lang w:bidi="ar-KW"/>
-              </w:rPr>
-            </w:pPr>
-            <w:r>
-              <w:rPr>
-                <w:rFonts w:hint="cs"/>
-                <w:sz w:val="18"/>
-                <w:szCs w:val="18"/>
-                <w:rtl/>
-                <w:lang w:bidi="ar-KW"/>
-              </w:rPr>
-              <w:t xml:space="preserve">يتقاضى الطرف الثاني عن تنفيذ هذا العقد أجراً </w:t>
-            </w:r>
-            <w:proofErr w:type="gramStart"/>
-            <w:r>
-              <w:rPr>
-                <w:rFonts w:hint="cs"/>
-                <w:sz w:val="18"/>
-                <w:szCs w:val="18"/>
-                <w:rtl/>
-                <w:lang w:bidi="ar-KW"/>
-              </w:rPr>
-              <w:t>مقداره</w:t>
-            </w:r>
-            <w:r>
-              <w:rPr>
-                <w:rFonts w:hint="cs"/>
-                <w:sz w:val="18"/>
-                <w:szCs w:val="18"/>
-                <w:rtl/>
-                <w:lang w:bidi="ar-KW"/>
-              </w:rPr>
-              <w:t>(</w:t>
-            </w:r>
-            <w:r>
-              <w:rPr>
-                <w:rFonts w:hint="cs"/>
-                <w:sz w:val="18"/>
-                <w:szCs w:val="18"/>
-                <w:rtl/>
-                <w:lang w:bidi="ar-KW"/>
-              </w:rPr>
-              <w:t xml:space="preserve"> </w:t>
-            </w:r>
-            <w:r>
-              <w:rPr>
-                <w:sz w:val="18"/>
-                <w:szCs w:val="18"/>
-                <w:rtl/>
-                <w:lang w:bidi="ar-KW"/>
-              </w:rPr>
-              <w:t>{{salary}}</w:t>
-            </w:r>
-            <w:proofErr w:type="gramEnd"/>
-            <w:r>
-              <w:rPr>
-                <w:sz w:val="18"/>
-                <w:szCs w:val="18"/>
-                <w:rtl/>
-                <w:lang w:bidi="ar-KW"/>
-              </w:rPr>
-            </w:r>
-            <w:r>
-              <w:rPr>
-                <w:rFonts w:hint="cs"/>
-                <w:sz w:val="18"/>
-                <w:szCs w:val="18"/>
-                <w:rtl/>
-                <w:lang w:bidi="ar-KW"/>
-              </w:rPr>
-              <w:t xml:space="preserve"> </w:t>
-            </w:r>
-            <w:r>
-              <w:rPr>
-                <w:rFonts w:hint="cs"/>
-                <w:sz w:val="18"/>
-                <w:szCs w:val="18"/>
-                <w:rtl/>
-                <w:lang w:bidi="ar-KW"/>
-              </w:rPr>
-              <w:t>دينار</w:t>
-            </w:r>
-            <w:r>
-              <w:rPr>
-                <w:sz w:val="18"/>
-                <w:szCs w:val="18"/>
-                <w:lang w:bidi="ar-KW"/>
-              </w:rPr>
-              <w:t xml:space="preserve"> </w:t>
-            </w:r>
-            <w:r>
-              <w:rPr>
-                <w:rFonts w:hint="cs"/>
-                <w:sz w:val="18"/>
-                <w:szCs w:val="18"/>
-                <w:rtl/>
-                <w:lang w:bidi="ar-KW"/>
-              </w:rPr>
-              <w:t>كويتي</w:t>
-            </w:r>
-            <w:r>
-              <w:rPr>
-                <w:rFonts w:hint="cs"/>
-                <w:sz w:val="18"/>
-                <w:szCs w:val="18"/>
-                <w:rtl/>
-                <w:lang w:bidi="ar-KW"/>
-              </w:rPr>
-              <w:t>)</w:t>
-            </w:r>
-            <w:r>
-              <w:rPr>
-                <w:rFonts w:hint="cs"/>
-                <w:sz w:val="18"/>
-                <w:szCs w:val="18"/>
-                <w:rtl/>
-                <w:lang w:bidi="ar-KW"/>
-              </w:rPr>
-              <w:t xml:space="preserve"> </w:t>
-            </w:r>
-            <w:r>
-              <w:rPr>
-                <w:rFonts w:hint="cs"/>
-                <w:sz w:val="18"/>
-                <w:szCs w:val="18"/>
-                <w:rtl/>
-                <w:lang w:bidi="ar-KW"/>
-              </w:rPr>
-              <w:t xml:space="preserve">يدفع في نهاية كل </w:t>
-            </w:r>
-            <w:proofErr w:type="gramStart"/>
-            <w:r>
-              <w:rPr>
-                <w:rFonts w:hint="cs"/>
-                <w:sz w:val="18"/>
-                <w:szCs w:val="18"/>
-                <w:rtl/>
-                <w:lang w:bidi="ar-KW"/>
-              </w:rPr>
-              <w:t>شهر ،</w:t>
-            </w:r>
-            <w:proofErr w:type="gramEnd"/>
-            <w:r>
-              <w:rPr>
-                <w:rFonts w:hint="cs"/>
-                <w:sz w:val="18"/>
-                <w:szCs w:val="18"/>
-                <w:rtl/>
-                <w:lang w:bidi="ar-KW"/>
-              </w:rPr>
-              <w:t xml:space="preserve"> ولا يجوز للطرف الأول </w:t>
-            </w:r>
-            <w:r>
-              <w:rPr>
-                <w:rFonts w:hint="cs"/>
-                <w:sz w:val="18"/>
-                <w:szCs w:val="18"/>
-                <w:rtl/>
-                <w:lang w:bidi="ar-KW"/>
-              </w:rPr>
-              <w:t xml:space="preserve">تخفيض الأجر اثناء سريان هذا </w:t>
-            </w:r>
-            <w:proofErr w:type="gramStart"/>
-            <w:r>
-              <w:rPr>
-                <w:rFonts w:hint="cs"/>
-                <w:sz w:val="18"/>
-                <w:szCs w:val="18"/>
-                <w:rtl/>
-                <w:lang w:bidi="ar-KW"/>
-              </w:rPr>
-              <w:t>العقد .</w:t>
-            </w:r>
-            <w:proofErr w:type="gramEnd"/>
-            <w:r>
-              <w:rPr>
-                <w:rFonts w:hint="cs"/>
-                <w:sz w:val="18"/>
-                <w:szCs w:val="18"/>
-                <w:rtl/>
-                <w:lang w:bidi="ar-KW"/>
-              </w:rPr>
-              <w:t xml:space="preserve"> ولا يجوز نقل الطرف الثاني إلى الأجر اليومي دون موافقته.</w:t>
-            </w:r>
-          </w:p>
-          <w:p>
-            <w:pPr>
-              <w:pStyle w:val="BodyText"/>
-              <w:jc w:val="center"/>
-              <w:rPr>
-                <w:sz w:val="18"/>
-                <w:szCs w:val="18"/>
-                <w:u w:val="single"/>
-                <w:rtl/>
-                <w:lang w:bidi="ar-KW"/>
-              </w:rPr>
-            </w:pPr>
-            <w:r>
-              <w:rPr>
-                <w:rFonts w:hint="cs"/>
-                <w:sz w:val="18"/>
-                <w:szCs w:val="18"/>
-                <w:u w:val="single"/>
-                <w:rtl/>
-                <w:lang w:bidi="ar-KW"/>
-              </w:rPr>
-              <w:t>البند الخامس</w:t>
-            </w:r>
-          </w:p>
-          <w:p>
-            <w:pPr>
-              <w:pStyle w:val="BodyText"/>
-              <w:jc w:val="center"/>
-              <w:rPr>
-                <w:sz w:val="18"/>
-                <w:szCs w:val="18"/>
-                <w:u w:val="single"/>
-                <w:rtl/>
-                <w:lang w:bidi="ar-KW"/>
-              </w:rPr>
-            </w:pPr>
-            <w:r>
-              <w:rPr>
-                <w:rFonts w:hint="cs"/>
-                <w:sz w:val="18"/>
-                <w:szCs w:val="18"/>
-                <w:u w:val="single"/>
-                <w:rtl/>
-                <w:lang w:bidi="ar-KW"/>
-              </w:rPr>
-              <w:t>(نفاذ العقد)</w:t>
-            </w:r>
-          </w:p>
-          <w:p>
-            <w:pPr>
-              <w:pStyle w:val="BodyText"/>
-              <w:jc w:val="left"/>
-              <w:rPr>
-                <w:sz w:val="18"/>
-                <w:szCs w:val="18"/>
-                <w:rtl/>
-                <w:lang w:bidi="ar-KW"/>
-              </w:rPr>
-            </w:pPr>
-            <w:r>
-              <w:rPr>
-                <w:rFonts w:hint="cs"/>
-                <w:sz w:val="18"/>
-                <w:szCs w:val="18"/>
-                <w:rtl/>
-                <w:lang w:bidi="ar-KW"/>
-              </w:rPr>
-              <w:t xml:space="preserve">يبدأ نفاذ العقد </w:t>
-            </w:r>
-            <w:proofErr w:type="spellStart"/>
-            <w:r>
-              <w:rPr>
-                <w:rFonts w:hint="cs"/>
-                <w:sz w:val="18"/>
-                <w:szCs w:val="18"/>
-                <w:rtl/>
-                <w:lang w:bidi="ar-KW"/>
-              </w:rPr>
-              <w:t>إعتباراً</w:t>
-            </w:r>
-            <w:proofErr w:type="spellEnd"/>
-            <w:r>
-              <w:rPr>
-                <w:rFonts w:hint="cs"/>
-                <w:sz w:val="18"/>
-                <w:szCs w:val="18"/>
-                <w:rtl/>
-                <w:lang w:bidi="ar-KW"/>
-              </w:rPr>
-              <w:t xml:space="preserve"> من</w:t>
-            </w:r>
-            <w:r>
-              <w:rPr>
-                <w:rFonts w:hint="cs"/>
-                <w:sz w:val="16"/>
-                <w:szCs w:val="16"/>
-                <w:rtl/>
-                <w:lang w:bidi="ar-KW"/>
-              </w:rPr>
-              <w:t xml:space="preserve"> </w:t>
-            </w:r>
-            <w:r>
-              <w:rPr>
-                <w:sz w:val="16"/>
-                <w:szCs w:val="16"/>
-                <w:rtl/>
-                <w:lang w:bidi="ar-KW"/>
-              </w:rPr>
-              <w:t>{{start_date}}</w:t>
-            </w:r>
-            <w:r>
-              <w:rPr>
-                <w:rFonts w:hint="cs"/>
-                <w:sz w:val="16"/>
-                <w:szCs w:val="16"/>
-                <w:rtl/>
-                <w:lang w:bidi="ar-KW"/>
-              </w:rPr>
-              <w:t xml:space="preserve"> </w:t>
-            </w:r>
-            <w:r>
-              <w:rPr>
-                <w:rFonts w:hint="cs"/>
-                <w:sz w:val="18"/>
-                <w:szCs w:val="18"/>
-                <w:rtl/>
-                <w:lang w:bidi="ar-KW"/>
-              </w:rPr>
-              <w:t xml:space="preserve">ويلتزم الطرف الثاني بالقيام بأداء عمله طوال مدة نفاذه </w:t>
-            </w:r>
-          </w:p>
-          <w:p>
-            <w:pPr>
-              <w:pStyle w:val="BodyText"/>
-              <w:jc w:val="center"/>
-              <w:rPr>
-                <w:sz w:val="18"/>
-                <w:szCs w:val="18"/>
-                <w:u w:val="single"/>
-                <w:rtl/>
-                <w:lang w:bidi="ar-KW"/>
-              </w:rPr>
-            </w:pPr>
-            <w:r>
-              <w:rPr>
-                <w:rFonts w:hint="cs"/>
-                <w:sz w:val="18"/>
-                <w:szCs w:val="18"/>
-                <w:u w:val="single"/>
-                <w:rtl/>
-                <w:lang w:bidi="ar-KW"/>
-              </w:rPr>
-              <w:t>البند السادس</w:t>
-            </w:r>
-          </w:p>
-          <w:p>
-            <w:pPr>
-              <w:pStyle w:val="BodyText"/>
-              <w:jc w:val="center"/>
-              <w:rPr>
-                <w:sz w:val="18"/>
-                <w:szCs w:val="18"/>
-                <w:u w:val="single"/>
-                <w:rtl/>
-                <w:lang w:bidi="ar-KW"/>
-              </w:rPr>
-            </w:pPr>
-            <w:r>
-              <w:rPr>
-                <w:rFonts w:hint="cs"/>
-                <w:sz w:val="18"/>
-                <w:szCs w:val="18"/>
-                <w:u w:val="single"/>
-                <w:rtl/>
-                <w:lang w:bidi="ar-KW"/>
-              </w:rPr>
-              <w:t>(مدة العقد)</w:t>
-            </w:r>
-          </w:p>
-          <w:p>
-            <w:pPr>
-              <w:pStyle w:val="BodyText"/>
-              <w:jc w:val="left"/>
-              <w:rPr>
-                <w:sz w:val="18"/>
-                <w:szCs w:val="18"/>
-                <w:rtl/>
-                <w:lang w:bidi="ar-KW"/>
-              </w:rPr>
-            </w:pPr>
-            <w:r>
-              <w:rPr>
-                <w:rFonts w:hint="cs"/>
-                <w:sz w:val="18"/>
-                <w:szCs w:val="18"/>
-                <w:rtl/>
-                <w:lang w:bidi="ar-KW"/>
-              </w:rPr>
-              <w:t xml:space="preserve">هذا العقد محدد المدة ويبدأ </w:t>
-            </w:r>
-            <w:proofErr w:type="spellStart"/>
-            <w:r>
-              <w:rPr>
-                <w:rFonts w:hint="cs"/>
-                <w:sz w:val="18"/>
-                <w:szCs w:val="18"/>
-                <w:rtl/>
-                <w:lang w:bidi="ar-KW"/>
-              </w:rPr>
-              <w:t>إعتباراً</w:t>
-            </w:r>
-            <w:proofErr w:type="spellEnd"/>
-            <w:r>
-              <w:rPr>
-                <w:rFonts w:hint="cs"/>
-                <w:sz w:val="18"/>
-                <w:szCs w:val="18"/>
-                <w:rtl/>
-                <w:lang w:bidi="ar-KW"/>
-              </w:rPr>
-              <w:t xml:space="preserve"> من </w:t>
-            </w:r>
-            <w:r>
-              <w:rPr>
-                <w:sz w:val="18"/>
-                <w:szCs w:val="18"/>
-                <w:lang w:bidi="ar-KW"/>
-              </w:rPr>
-              <w:t>/////</w:t>
-            </w:r>
-            <w:proofErr w:type="gramStart"/>
-            <w:r>
-              <w:rPr>
-                <w:sz w:val="18"/>
-                <w:szCs w:val="18"/>
-                <w:lang w:bidi="ar-KW"/>
-              </w:rPr>
-              <w:t>/</w:t>
-            </w:r>
-            <w:r>
-              <w:rPr>
-                <w:rFonts w:hint="cs"/>
-                <w:sz w:val="18"/>
-                <w:szCs w:val="18"/>
-                <w:rtl/>
-                <w:lang w:bidi="ar-KW"/>
-              </w:rPr>
-              <w:t xml:space="preserve">  ولمدة</w:t>
-            </w:r>
-            <w:proofErr w:type="gramEnd"/>
-            <w:r>
-              <w:rPr>
-                <w:rFonts w:hint="cs"/>
-                <w:sz w:val="18"/>
-                <w:szCs w:val="18"/>
-                <w:rtl/>
-                <w:lang w:bidi="ar-KW"/>
-              </w:rPr>
-              <w:t xml:space="preserve">  //</w:t>
-            </w:r>
-            <w:proofErr w:type="gramStart"/>
-            <w:r>
-              <w:rPr>
-                <w:rFonts w:hint="cs"/>
-                <w:sz w:val="18"/>
-                <w:szCs w:val="18"/>
-                <w:rtl/>
-                <w:lang w:bidi="ar-KW"/>
-              </w:rPr>
-              <w:t>/</w:t>
-            </w:r>
-            <w:r>
-              <w:rPr>
-                <w:rFonts w:hint="cs"/>
-                <w:sz w:val="18"/>
-                <w:szCs w:val="18"/>
-                <w:rtl/>
-                <w:lang w:bidi="ar-KW"/>
-              </w:rPr>
-              <w:t xml:space="preserve"> </w:t>
-            </w:r>
-            <w:r>
-              <w:rPr>
-                <w:rFonts w:hint="cs"/>
-                <w:sz w:val="18"/>
-                <w:szCs w:val="18"/>
-                <w:rtl/>
-                <w:lang w:bidi="ar-KW"/>
-              </w:rPr>
-              <w:t xml:space="preserve"> ويجوز</w:t>
-            </w:r>
-            <w:proofErr w:type="gramEnd"/>
-            <w:r>
-              <w:rPr>
-                <w:rFonts w:hint="cs"/>
-                <w:sz w:val="18"/>
-                <w:szCs w:val="18"/>
-                <w:rtl/>
-                <w:lang w:bidi="ar-KW"/>
-              </w:rPr>
-              <w:t xml:space="preserve"> تجديد العقد بموافقة الطرفين لمدد مماثلة بحد اقصى خمس سنوات ميلادية </w:t>
+              <w:t xml:space="preserve"> ويجوز تجديد العقد بموافقة الطرفين لمدد مماثلة بحد اقصى خمس سنوات ميلادية </w:t>
             </w:r>
           </w:p>
           <w:p>
@@ -2193,27 +1940,7 @@
                 <w:u w:val="single"/>
                 <w:lang w:bidi="ar-KW"/>
               </w:rPr>
-              <w:t xml:space="preserve">Sample Form </w:t>
-            </w:r>
-            <w:proofErr w:type="gramStart"/>
-            <w:r>
-              <w:rPr>
-                <w:sz w:val="16"/>
-                <w:szCs w:val="16"/>
-                <w:u w:val="single"/>
-                <w:lang w:bidi="ar-KW"/>
-              </w:rPr>
-              <w:t>Of</w:t>
-            </w:r>
-            <w:proofErr w:type="gramEnd"/>
-            <w:r>
-              <w:rPr>
-                <w:sz w:val="16"/>
-                <w:szCs w:val="16"/>
-                <w:u w:val="single"/>
-                <w:lang w:bidi="ar-KW"/>
-              </w:rPr>
-              <w:t xml:space="preserve"> an Employment </w:t>
+              <w:t xml:space="preserve">Sample Form Of an Employment </w:t>
             </w:r>
             <w:r>
               <w:rPr>
@@ -2322,14 +2049,6 @@
               </w:rPr>
               <w:t>{{labor_office_en}}</w:t>
             </w:r>
-            <w:proofErr w:type="gramStart"/>
-            <w:r>
-              <w:rPr>
-                <w:sz w:val="16"/>
-                <w:szCs w:val="16"/>
-                <w:lang w:bidi="ar-KW"/>
-              </w:rPr>
-            </w:r>
             <w:r>
               <w:rPr>
                 <w:sz w:val="16"/>
@@ -2344,9 +2063,40 @@
                 <w:szCs w:val="16"/>
                 <w:lang w:bidi="ar-KW"/>
               </w:rPr>
-              <w:t>.</w:t>
-            </w:r>
-            <w:proofErr w:type="gramEnd"/>
+              <w:t xml:space="preserve">. </w:t>
+            </w:r>
+            <w:r>
+              <w:rPr>
+                <w:sz w:val="16"/>
+                <w:szCs w:val="16"/>
+                <w:lang w:bidi="ar-KW"/>
+              </w:rPr>
+              <w:t>{{day_name_en}}</w:t>
+            </w:r>
+            <w:r>
+              <w:rPr>
+                <w:sz w:val="16"/>
+                <w:szCs w:val="16"/>
+                <w:lang w:bidi="ar-KW"/>
+              </w:rPr>
+              <w:t xml:space="preserve"> (</w:t>
+            </w:r>
+            <w:r>
+              <w:rPr>
+                <w:sz w:val="16"/>
+                <w:szCs w:val="16"/>
+                <w:lang w:bidi="ar-KW"/>
+              </w:rPr>
+              <w:t>{{start_date}}</w:t>
+            </w:r>
+            <w:r>
+              <w:rPr>
+                <w:sz w:val="16"/>
+                <w:szCs w:val="16"/>
+                <w:lang w:bidi="ar-KW"/>
+              </w:rPr>
+              <w:t>)</w:t>
+            </w:r>
             <w:r>
               <w:rPr>
                 <w:sz w:val="16"/>
@@ -2361,31 +2111,15 @@
                 <w:szCs w:val="16"/>
                 <w:lang w:bidi="ar-KW"/>
               </w:rPr>
-              <w:t>{{day_name_en}}</w:t>
-            </w:r>
-            <w:r>
-              <w:rPr>
-                <w:sz w:val="16"/>
-                <w:szCs w:val="16"/>
-                <w:lang w:bidi="ar-KW"/>
-              </w:rPr>
-              <w:t xml:space="preserve"> (</w:t>
-            </w:r>
-            <w:r>
-              <w:rPr>
-                <w:sz w:val="16"/>
-                <w:szCs w:val="16"/>
-                <w:lang w:bidi="ar-KW"/>
-              </w:rPr>
-              <w:t>{{start_date}}</w:t>
-            </w:r>
-            <w:r>
-              <w:rPr>
-                <w:sz w:val="16"/>
-                <w:szCs w:val="16"/>
-                <w:lang w:bidi="ar-KW"/>
-              </w:rPr>
-              <w:t>)</w:t>
+              <w:t>correspon</w:t>
+            </w:r>
+            <w:r>
+              <w:rPr>
+                <w:sz w:val="16"/>
+                <w:szCs w:val="16"/>
+                <w:lang w:bidi="ar-KW"/>
+              </w:rPr>
+              <w:t>ding to</w:t>
             </w:r>
             <w:r>
               <w:rPr>
@@ -2401,15 +2135,7 @@
                 <w:szCs w:val="16"/>
                 <w:lang w:bidi="ar-KW"/>
               </w:rPr>
-              <w:t>correspon</w:t>
-            </w:r>
-            <w:r>
-              <w:rPr>
-                <w:sz w:val="16"/>
-                <w:szCs w:val="16"/>
-                <w:lang w:bidi="ar-KW"/>
-              </w:rPr>
-              <w:t>ding to</w:t>
+              <w:t>the</w:t>
             </w:r>
             <w:r>
               <w:rPr>
@@ -2425,7 +2151,23 @@
                 <w:szCs w:val="16"/>
                 <w:lang w:bidi="ar-KW"/>
               </w:rPr>
-              <w:t>the</w:t>
+              <w:t xml:space="preserve">Present </w:t>
+            </w:r>
+            <w:r>
+              <w:rPr>
+                <w:sz w:val="16"/>
+                <w:szCs w:val="16"/>
+                <w:lang w:bidi="ar-KW"/>
+              </w:rPr>
+              <w:t xml:space="preserve">contract </w:t>
+            </w:r>
+            <w:r>
+              <w:rPr>
+                <w:sz w:val="16"/>
+                <w:szCs w:val="16"/>
+                <w:lang w:bidi="ar-KW"/>
+              </w:rPr>
+              <w:t>was</w:t>
             </w:r>
             <w:r>
               <w:rPr>
@@ -2441,24 +2183,34 @@
                 <w:szCs w:val="16"/>
                 <w:lang w:bidi="ar-KW"/>
               </w:rPr>
-              <w:t xml:space="preserve">Present </w:t>
-            </w:r>
-            <w:r>
-              <w:rPr>
-                <w:sz w:val="16"/>
-                <w:szCs w:val="16"/>
-                <w:lang w:bidi="ar-KW"/>
-              </w:rPr>
-              <w:t xml:space="preserve">contract </w:t>
-            </w:r>
-            <w:proofErr w:type="gramStart"/>
-            <w:r>
-              <w:rPr>
-                <w:sz w:val="16"/>
-                <w:szCs w:val="16"/>
-                <w:lang w:bidi="ar-KW"/>
-              </w:rPr>
-              <w:t>was</w:t>
+              <w:t xml:space="preserve">concluded by and </w:t>
+            </w:r>
+            <w:r>
+              <w:rPr>
+                <w:sz w:val="16"/>
+                <w:szCs w:val="16"/>
+                <w:lang w:bidi="ar-KW"/>
+              </w:rPr>
+              <w:t>between:</w:t>
+            </w:r>
+          </w:p>
+          <w:p>
+            <w:pPr>
+              <w:pStyle w:val="BodyText"/>
+              <w:jc w:val="right"/>
+              <w:rPr>
+                <w:sz w:val="16"/>
+                <w:szCs w:val="16"/>
+                <w:lang w:bidi="ar-KW"/>
+              </w:rPr>
+            </w:pPr>
+            <w:r>
+              <w:rPr>
+                <w:sz w:val="16"/>
+                <w:szCs w:val="16"/>
+                <w:lang w:bidi="ar-KW"/>
+              </w:rPr>
+              <w:t>1. Company/ institution</w:t>
             </w:r>
             <w:r>
               <w:rPr>
@@ -2474,24 +2226,39 @@
                 <w:szCs w:val="16"/>
                 <w:lang w:bidi="ar-KW"/>
               </w:rPr>
-              <w:t>concluded</w:t>
-            </w:r>
-            <w:proofErr w:type="gramEnd"/>
-            <w:r>
-              <w:rPr>
-                <w:sz w:val="16"/>
-                <w:szCs w:val="16"/>
-                <w:lang w:bidi="ar-KW"/>
-              </w:rPr>
-              <w:t xml:space="preserve"> by and </w:t>
-            </w:r>
-            <w:r>
-              <w:rPr>
-                <w:sz w:val="16"/>
-                <w:szCs w:val="16"/>
-                <w:lang w:bidi="ar-KW"/>
-              </w:rPr>
-              <w:t>between:</w:t>
+              <w:t>{{company_name_en}}</w:t>
+            </w:r>
+            <w:r>
+              <w:rPr>
+                <w:sz w:val="16"/>
+                <w:szCs w:val="16"/>
+                <w:lang w:bidi="ar-KW"/>
+              </w:rPr>
+              <w:t xml:space="preserve"> </w:t>
+            </w:r>
+            <w:r>
+              <w:rPr>
+                <w:sz w:val="16"/>
+                <w:szCs w:val="16"/>
+                <w:lang w:bidi="ar-KW"/>
+              </w:rPr>
+              <w:t>Represented</w:t>
+            </w:r>
+            <w:r>
+              <w:rPr>
+                <w:sz w:val="16"/>
+                <w:szCs w:val="16"/>
+                <w:lang w:bidi="ar-KW"/>
+              </w:rPr>
+              <w:t xml:space="preserve"> </w:t>
+            </w:r>
+            <w:r>
+              <w:rPr>
+                <w:sz w:val="16"/>
+                <w:szCs w:val="16"/>
+                <w:lang w:bidi="ar-KW"/>
+              </w:rPr>
+              <w:t>in</w:t>
             </w:r>
           </w:p>
           <w:p>
@@ -2501,16 +2268,25 @@
               <w:rPr>
                 <w:sz w:val="16"/>
                 <w:szCs w:val="16"/>
-                <w:lang w:bidi="ar-KW"/>
-              </w:rPr>
-            </w:pPr>
-            <w:r>
-              <w:rPr>
-                <w:sz w:val="16"/>
-                <w:szCs w:val="16"/>
-                <w:lang w:bidi="ar-KW"/>
-              </w:rPr>
-              <w:t>1. Company/ institution</w:t>
+                <w:rtl/>
+                <w:lang w:bidi="ar-KW"/>
+              </w:rPr>
+            </w:pPr>
+            <w:r>
+              <w:rPr>
+                <w:sz w:val="16"/>
+                <w:szCs w:val="16"/>
+                <w:lang w:bidi="ar-KW"/>
+              </w:rPr>
+              <w:t>signature in the present</w:t>
+            </w:r>
+            <w:r>
+              <w:rPr>
+                <w:sz w:val="16"/>
+                <w:szCs w:val="16"/>
+                <w:lang w:bidi="ar-KW"/>
+              </w:rPr>
+              <w:t xml:space="preserve"> contract by:</w:t>
             </w:r>
             <w:r>
               <w:rPr>
@@ -2526,7 +2302,23 @@
                 <w:szCs w:val="16"/>
                 <w:lang w:bidi="ar-KW"/>
               </w:rPr>
-              <w:t>{{company_name_en}}</w:t>
+              <w:br/>
+            </w:r>
+            <w:r>
+              <w:rPr>
+                <w:sz w:val="16"/>
+                <w:szCs w:val="16"/>
+                <w:lang w:bidi="ar-KW"/>
+              </w:rPr>
+              <w:t xml:space="preserve">     </w:t>
+            </w:r>
+            <w:r>
+              <w:rPr>
+                <w:sz w:val="16"/>
+                <w:szCs w:val="16"/>
+                <w:lang w:bidi="ar-KW"/>
+              </w:rPr>
+              <w:t>Name:</w:t>
             </w:r>
             <w:r>
               <w:rPr>
@@ -2540,15 +2332,54 @@
               <w:rPr>
                 <w:sz w:val="16"/>
                 <w:szCs w:val="16"/>
-                <w:lang w:bidi="ar-KW"/>
-              </w:rPr>
-              <w:t>Represented</w:t>
-            </w:r>
-            <w:r>
-              <w:rPr>
-                <w:sz w:val="16"/>
-                <w:szCs w:val="16"/>
-                <w:lang w:bidi="ar-KW"/>
+              </w:rPr>
+              <w:t>{{auth_name_en}}</w:t>
+            </w:r>
+            <w:proofErr w:type="spellStart"/>
+            <w:r>
+              <w:rPr>
+                <w:sz w:val="16"/>
+                <w:szCs w:val="16"/>
+              </w:rPr>
+            </w:r>
+            <w:proofErr w:type="spellEnd"/>
+            <w:r>
+              <w:rPr>
+                <w:sz w:val="16"/>
+                <w:szCs w:val="16"/>
+              </w:rPr>
+            </w:r>
+          </w:p>
+          <w:p>
+            <w:pPr>
+              <w:pStyle w:val="BodyText"/>
+              <w:jc w:val="right"/>
+              <w:rPr>
+                <w:sz w:val="16"/>
+                <w:szCs w:val="16"/>
+                <w:lang w:bidi="ar-KW"/>
+              </w:rPr>
+            </w:pPr>
+            <w:r>
+              <w:rPr>
+                <w:sz w:val="16"/>
+                <w:szCs w:val="16"/>
+                <w:lang w:bidi="ar-KW"/>
+              </w:rPr>
+              <w:t xml:space="preserve">     Civil card</w:t>
+            </w:r>
+            <w:r>
+              <w:rPr>
+                <w:sz w:val="18"/>
+                <w:szCs w:val="18"/>
+                <w:lang w:bidi="ar-KW"/>
+              </w:rPr>
+              <w:t>:</w:t>
+            </w:r>
+            <w:r>
+              <w:rPr>
+                <w:sz w:val="16"/>
+                <w:szCs w:val="16"/>
               </w:rPr>
               <w:t xml:space="preserve"> </w:t>
             </w:r>
@@ -2556,9 +2387,41 @@
               <w:rPr>
                 <w:sz w:val="16"/>
                 <w:szCs w:val="16"/>
-                <w:lang w:bidi="ar-KW"/>
-              </w:rPr>
-              <w:t>in</w:t>
+              </w:rPr>
+              <w:t>{{auth_civil_id}}</w:t>
+            </w:r>
+            <w:proofErr w:type="spellStart"/>
+            <w:r>
+              <w:rPr>
+                <w:sz w:val="16"/>
+                <w:szCs w:val="16"/>
+              </w:rPr>
+            </w:r>
+            <w:proofErr w:type="spellEnd"/>
+            <w:r>
+              <w:rPr>
+                <w:sz w:val="16"/>
+                <w:szCs w:val="16"/>
+              </w:rPr>
+            </w:r>
+          </w:p>
+          <w:p>
+            <w:pPr>
+              <w:pStyle w:val="BodyText"/>
+              <w:jc w:val="center"/>
+              <w:rPr>
+                <w:sz w:val="16"/>
+                <w:szCs w:val="16"/>
+                <w:lang w:bidi="ar-KW"/>
+              </w:rPr>
+            </w:pPr>
+            <w:r>
+              <w:rPr>
+                <w:sz w:val="16"/>
+                <w:szCs w:val="16"/>
+                <w:lang w:bidi="ar-KW"/>
+              </w:rPr>
+              <w:t>(First Party)</w:t>
             </w:r>
           </w:p>
           <w:p>
@@ -2566,66 +2429,74 @@
               <w:pStyle w:val="BodyText"/>
               <w:jc w:val="right"/>
               <w:rPr>
-                <w:rFonts w:hint="cs"/>
-                <w:sz w:val="16"/>
-                <w:szCs w:val="16"/>
-                <w:rtl/>
-                <w:lang w:bidi="ar-KW"/>
-              </w:rPr>
-            </w:pPr>
-            <w:r>
-              <w:rPr>
-                <w:sz w:val="16"/>
-                <w:szCs w:val="16"/>
-                <w:lang w:bidi="ar-KW"/>
-              </w:rPr>
-              <w:t>signature in the present</w:t>
-            </w:r>
-            <w:r>
-              <w:rPr>
-                <w:sz w:val="16"/>
-                <w:szCs w:val="16"/>
-                <w:lang w:bidi="ar-KW"/>
-              </w:rPr>
-              <w:t xml:space="preserve"> contract by:</w:t>
-            </w:r>
-            <w:r>
-              <w:rPr>
-                <w:sz w:val="16"/>
-                <w:szCs w:val="16"/>
-                <w:lang w:bidi="ar-KW"/>
+                <w:sz w:val="16"/>
+                <w:szCs w:val="16"/>
+                <w:lang w:bidi="ar-KW"/>
+              </w:rPr>
+            </w:pPr>
+          </w:p>
+          <w:p>
+            <w:pPr>
+              <w:pStyle w:val="BodyText"/>
+              <w:jc w:val="right"/>
+              <w:rPr>
+                <w:sz w:val="16"/>
+                <w:szCs w:val="16"/>
+              </w:rPr>
+            </w:pPr>
+            <w:r>
+              <w:rPr>
+                <w:sz w:val="16"/>
+                <w:szCs w:val="16"/>
+                <w:lang w:bidi="ar-KW"/>
+              </w:rPr>
+              <w:t>2.  Name:</w:t>
+            </w:r>
+            <w:r>
+              <w:rPr>
+                <w:sz w:val="16"/>
+                <w:szCs w:val="16"/>
+                <w:lang w:bidi="ar-KW"/>
+              </w:rPr>
+              <w:t xml:space="preserve"> :</w:t>
+            </w:r>
+            <w:r>
+              <w:rPr>
+                <w:sz w:val="16"/>
+                <w:szCs w:val="16"/>
+              </w:rPr>
+              <w:t>{{employee_name_en}}</w:t>
+            </w:r>
+            <w:proofErr w:type="spellStart"/>
+            <w:r>
+              <w:rPr>
+                <w:sz w:val="16"/>
+                <w:szCs w:val="16"/>
+              </w:rPr>
+            </w:r>
+            <w:proofErr w:type="spellEnd"/>
+            <w:r>
+              <w:rPr>
+                <w:sz w:val="16"/>
+                <w:szCs w:val="16"/>
               </w:rPr>
               <w:t xml:space="preserve"> </w:t>
             </w:r>
-            <w:r>
-              <w:rPr>
-                <w:sz w:val="16"/>
-                <w:szCs w:val="16"/>
-                <w:lang w:bidi="ar-KW"/>
-              </w:rPr>
-              <w:br/>
-            </w:r>
-            <w:r>
-              <w:rPr>
-                <w:sz w:val="16"/>
-                <w:szCs w:val="16"/>
-                <w:lang w:bidi="ar-KW"/>
-              </w:rPr>
-              <w:t xml:space="preserve">     </w:t>
-            </w:r>
-            <w:r>
-              <w:rPr>
-                <w:sz w:val="16"/>
-                <w:szCs w:val="16"/>
-                <w:lang w:bidi="ar-KW"/>
-              </w:rPr>
-              <w:t>Name:</w:t>
-            </w:r>
-            <w:r>
-              <w:rPr>
-                <w:sz w:val="16"/>
-                <w:szCs w:val="16"/>
-                <w:lang w:bidi="ar-KW"/>
+          </w:p>
+          <w:p>
+            <w:pPr>
+              <w:pStyle w:val="BodyText"/>
+              <w:jc w:val="right"/>
+              <w:rPr>
+                <w:sz w:val="16"/>
+                <w:szCs w:val="16"/>
+                <w:lang w:bidi="ar-KW"/>
+              </w:rPr>
+            </w:pPr>
+            <w:r>
+              <w:rPr>
+                <w:sz w:val="16"/>
+                <w:szCs w:val="16"/>
               </w:rPr>
               <w:t xml:space="preserve"> </w:t>
             </w:r>
@@ -2633,14 +2504,48 @@
               <w:rPr>
                 <w:sz w:val="16"/>
                 <w:szCs w:val="16"/>
-              </w:rPr>
-              <w:t>{{auth_name_en}}</w:t>
+                <w:lang w:bidi="ar-KW"/>
+              </w:rPr>
+              <w:t xml:space="preserve">  </w:t>
+            </w:r>
+            <w:r>
+              <w:rPr>
+                <w:sz w:val="16"/>
+                <w:szCs w:val="16"/>
+                <w:lang w:bidi="ar-KW"/>
+              </w:rPr>
+              <w:t xml:space="preserve"> </w:t>
+            </w:r>
+            <w:r>
+              <w:rPr>
+                <w:sz w:val="16"/>
+                <w:szCs w:val="16"/>
+                <w:lang w:bidi="ar-KW"/>
+              </w:rPr>
+              <w:t>Nationality:</w:t>
+            </w:r>
+            <w:r>
+              <w:rPr>
+                <w:sz w:val="16"/>
+                <w:szCs w:val="16"/>
+                <w:lang w:bidi="ar-KW"/>
+              </w:rPr>
+              <w:t xml:space="preserve"> </w:t>
+            </w:r>
+            <w:r>
+              <w:rPr>
+                <w:sz w:val="16"/>
+                <w:szCs w:val="16"/>
+                <w:lang w:bidi="ar-KW"/>
+              </w:rPr>
+              <w:t>{{nationality_en}}</w:t>
             </w:r>
             <w:proofErr w:type="spellStart"/>
             <w:r>
               <w:rPr>
                 <w:sz w:val="16"/>
                 <w:szCs w:val="16"/>
+                <w:lang w:bidi="ar-KW"/>
               </w:rPr>
             </w:r>
             <w:proofErr w:type="spellEnd"/>
@@ -2648,6 +2553,7 @@
               <w:rPr>
                 <w:sz w:val="16"/>
                 <w:szCs w:val="16"/>
+                <w:lang w:bidi="ar-KW"/>
               </w:rPr>
             </w:r>
           </w:p>
@@ -2667,45 +2573,38 @@
                 <w:szCs w:val="16"/>
                 <w:lang w:bidi="ar-KW"/>
               </w:rPr>
-              <w:t xml:space="preserve">     Civil </w:t>
-            </w:r>
-            <w:proofErr w:type="gramStart"/>
-            <w:r>
-              <w:rPr>
-                <w:sz w:val="16"/>
-                <w:szCs w:val="16"/>
-                <w:lang w:bidi="ar-KW"/>
-              </w:rPr>
-              <w:t>card</w:t>
-            </w:r>
-            <w:r>
-              <w:rPr>
-                <w:sz w:val="18"/>
-                <w:szCs w:val="18"/>
-                <w:lang w:bidi="ar-KW"/>
-              </w:rPr>
-              <w:t>:</w:t>
-            </w:r>
-            <w:r>
-              <w:rPr>
-                <w:sz w:val="16"/>
-                <w:szCs w:val="16"/>
-              </w:rPr>
               <w:t xml:space="preserve"> </w:t>
             </w:r>
             <w:r>
               <w:rPr>
                 <w:sz w:val="16"/>
                 <w:szCs w:val="16"/>
-              </w:rPr>
-              <w:t>{{auth_civil_id}}</w:t>
+                <w:lang w:bidi="ar-KW"/>
+              </w:rPr>
+              <w:t xml:space="preserve">    </w:t>
+            </w:r>
+            <w:r>
+              <w:rPr>
+                <w:sz w:val="16"/>
+                <w:szCs w:val="16"/>
+                <w:lang w:bidi="ar-KW"/>
+              </w:rPr>
+              <w:t xml:space="preserve">Civil card: </w:t>
+            </w:r>
+            <w:r>
+              <w:rPr>
+                <w:sz w:val="16"/>
+                <w:szCs w:val="16"/>
+                <w:lang w:bidi="ar-KW"/>
+              </w:rPr>
+              <w:t>{{civil_id}}</w:t>
             </w:r>
             <w:proofErr w:type="spellStart"/>
-            <w:proofErr w:type="gramEnd"/>
-            <w:r>
-              <w:rPr>
-                <w:sz w:val="16"/>
-                <w:szCs w:val="16"/>
+            <w:r>
+              <w:rPr>
+                <w:sz w:val="16"/>
+                <w:szCs w:val="16"/>
+                <w:lang w:bidi="ar-KW"/>
               </w:rPr>
             </w:r>
             <w:proofErr w:type="spellEnd"/>
@@ -2713,259 +2612,39 @@
               <w:rPr>
                 <w:sz w:val="16"/>
                 <w:szCs w:val="16"/>
-              </w:rPr>
-            </w:r>
-          </w:p>
-          <w:p>
-            <w:pPr>
-              <w:pStyle w:val="BodyText"/>
-              <w:jc w:val="right"/>
-              <w:rPr>
-                <w:sz w:val="16"/>
-                <w:szCs w:val="16"/>
-                <w:lang w:bidi="ar-KW"/>
-              </w:rPr>
-            </w:pPr>
-            <w:r>
-              <w:rPr>
-                <w:sz w:val="16"/>
-                <w:szCs w:val="16"/>
-                <w:lang w:bidi="ar-KW"/>
-              </w:rPr>
-              <w:t xml:space="preserve">     (First Party)</w:t>
-            </w:r>
-          </w:p>
-          <w:p>
-            <w:pPr>
-              <w:pStyle w:val="BodyText"/>
-              <w:jc w:val="right"/>
-              <w:rPr>
-                <w:sz w:val="16"/>
-                <w:szCs w:val="16"/>
-                <w:lang w:bidi="ar-KW"/>
-              </w:rPr>
-            </w:pPr>
-          </w:p>
-          <w:p>
-            <w:pPr>
-              <w:pStyle w:val="BodyText"/>
-              <w:jc w:val="right"/>
-              <w:rPr>
-                <w:sz w:val="16"/>
-                <w:szCs w:val="16"/>
-              </w:rPr>
-            </w:pPr>
-            <w:r>
-              <w:rPr>
-                <w:sz w:val="16"/>
-                <w:szCs w:val="16"/>
-                <w:lang w:bidi="ar-KW"/>
-              </w:rPr>
-              <w:t>2.  Name</w:t>
-            </w:r>
-            <w:proofErr w:type="gramStart"/>
-            <w:r>
-              <w:rPr>
-                <w:sz w:val="16"/>
-                <w:szCs w:val="16"/>
-                <w:lang w:bidi="ar-KW"/>
-              </w:rPr>
-              <w:t>:</w:t>
-            </w:r>
-            <w:r>
-              <w:rPr>
-                <w:sz w:val="16"/>
-                <w:szCs w:val="16"/>
-                <w:lang w:bidi="ar-KW"/>
-              </w:rPr>
-              <w:t xml:space="preserve"> :</w:t>
-            </w:r>
-            <w:proofErr w:type="gramEnd"/>
-            <w:r>
-              <w:rPr>
-                <w:sz w:val="16"/>
-                <w:szCs w:val="16"/>
-              </w:rPr>
-              <w:t>{{employee_name_en}}</w:t>
-            </w:r>
-            <w:proofErr w:type="spellStart"/>
-            <w:r>
-              <w:rPr>
-                <w:sz w:val="16"/>
-                <w:szCs w:val="16"/>
-              </w:rPr>
-            </w:r>
-            <w:proofErr w:type="spellEnd"/>
-            <w:r>
-              <w:rPr>
-                <w:sz w:val="16"/>
-                <w:szCs w:val="16"/>
-              </w:rPr>
-              <w:t xml:space="preserve"> </w:t>
-            </w:r>
-          </w:p>
-          <w:p>
-            <w:pPr>
-              <w:pStyle w:val="BodyText"/>
-              <w:jc w:val="right"/>
-              <w:rPr>
-                <w:sz w:val="16"/>
-                <w:szCs w:val="16"/>
-                <w:lang w:bidi="ar-KW"/>
-              </w:rPr>
-            </w:pPr>
-            <w:r>
-              <w:rPr>
-                <w:sz w:val="16"/>
-                <w:szCs w:val="16"/>
-              </w:rPr>
-              <w:t xml:space="preserve"> </w:t>
-            </w:r>
-            <w:r>
-              <w:rPr>
-                <w:sz w:val="16"/>
-                <w:szCs w:val="16"/>
-                <w:lang w:bidi="ar-KW"/>
-              </w:rPr>
-              <w:t xml:space="preserve">  </w:t>
-            </w:r>
-            <w:r>
-              <w:rPr>
-                <w:sz w:val="16"/>
-                <w:szCs w:val="16"/>
-                <w:lang w:bidi="ar-KW"/>
-              </w:rPr>
-              <w:t xml:space="preserve"> </w:t>
-            </w:r>
-            <w:r>
-              <w:rPr>
-                <w:sz w:val="16"/>
-                <w:szCs w:val="16"/>
-                <w:lang w:bidi="ar-KW"/>
-              </w:rPr>
-              <w:t>Nationality:</w:t>
-            </w:r>
-            <w:r>
-              <w:rPr>
-                <w:sz w:val="16"/>
-                <w:szCs w:val="16"/>
-                <w:lang w:bidi="ar-KW"/>
-              </w:rPr>
-              <w:t xml:space="preserve"> </w:t>
-            </w:r>
-            <w:r>
-              <w:rPr>
-                <w:sz w:val="16"/>
-                <w:szCs w:val="16"/>
-                <w:lang w:bidi="ar-KW"/>
-              </w:rPr>
-              <w:t>{{nationality_en}}</w:t>
-            </w:r>
-            <w:proofErr w:type="spellStart"/>
-            <w:r>
-              <w:rPr>
-                <w:sz w:val="16"/>
-                <w:szCs w:val="16"/>
-                <w:lang w:bidi="ar-KW"/>
-              </w:rPr>
-            </w:r>
-            <w:proofErr w:type="spellEnd"/>
-            <w:r>
-              <w:rPr>
-                <w:sz w:val="16"/>
-                <w:szCs w:val="16"/>
-                <w:lang w:bidi="ar-KW"/>
-              </w:rPr>
-            </w:r>
-          </w:p>
-          <w:p>
-            <w:pPr>
-              <w:pStyle w:val="BodyText"/>
-              <w:jc w:val="right"/>
-              <w:rPr>
-                <w:sz w:val="16"/>
-                <w:szCs w:val="16"/>
-                <w:lang w:bidi="ar-KW"/>
-              </w:rPr>
-            </w:pPr>
-            <w:r>
-              <w:rPr>
-                <w:sz w:val="16"/>
-                <w:szCs w:val="16"/>
-                <w:lang w:bidi="ar-KW"/>
-              </w:rPr>
-              <w:t xml:space="preserve"> </w:t>
-            </w:r>
-            <w:r>
-              <w:rPr>
-                <w:sz w:val="16"/>
-                <w:szCs w:val="16"/>
-                <w:lang w:bidi="ar-KW"/>
-              </w:rPr>
-              <w:t xml:space="preserve">    </w:t>
-            </w:r>
-            <w:r>
-              <w:rPr>
-                <w:sz w:val="16"/>
-                <w:szCs w:val="16"/>
-                <w:lang w:bidi="ar-KW"/>
-              </w:rPr>
-              <w:t xml:space="preserve">Civil card: </w:t>
-            </w:r>
-            <w:r>
-              <w:rPr>
-                <w:sz w:val="16"/>
-                <w:szCs w:val="16"/>
-                <w:lang w:bidi="ar-KW"/>
-              </w:rPr>
-              <w:t>{{civil_id}}</w:t>
-            </w:r>
-            <w:proofErr w:type="spellStart"/>
-            <w:r>
-              <w:rPr>
-                <w:sz w:val="16"/>
-                <w:szCs w:val="16"/>
-                <w:lang w:bidi="ar-KW"/>
-              </w:rPr>
-            </w:r>
-            <w:proofErr w:type="spellEnd"/>
-            <w:r>
-              <w:rPr>
-                <w:sz w:val="16"/>
-                <w:szCs w:val="16"/>
-                <w:lang w:bidi="ar-KW"/>
-              </w:rPr>
-            </w:r>
-          </w:p>
-          <w:p>
-            <w:pPr>
-              <w:pStyle w:val="BodyText"/>
-              <w:jc w:val="right"/>
-              <w:rPr>
-                <w:sz w:val="16"/>
-                <w:szCs w:val="16"/>
-                <w:lang w:bidi="ar-KW"/>
-              </w:rPr>
-            </w:pPr>
-          </w:p>
-          <w:p>
-            <w:pPr>
-              <w:pStyle w:val="BodyText"/>
-              <w:jc w:val="right"/>
-              <w:rPr>
-                <w:sz w:val="16"/>
-                <w:szCs w:val="16"/>
-                <w:rtl/>
-                <w:lang w:bidi="ar-KW"/>
-              </w:rPr>
-            </w:pPr>
-            <w:r>
-              <w:rPr>
-                <w:sz w:val="16"/>
-                <w:szCs w:val="16"/>
-                <w:lang w:bidi="ar-KW"/>
-              </w:rPr>
-              <w:t xml:space="preserve">     (Second Party)</w:t>
+                <w:lang w:bidi="ar-KW"/>
+              </w:rPr>
+            </w:r>
+          </w:p>
+          <w:p>
+            <w:pPr>
+              <w:pStyle w:val="BodyText"/>
+              <w:jc w:val="left"/>
+              <w:rPr>
+                <w:sz w:val="16"/>
+                <w:szCs w:val="16"/>
+                <w:lang w:bidi="ar-KW"/>
+              </w:rPr>
+            </w:pPr>
+          </w:p>
+          <w:p>
+            <w:pPr>
+              <w:pStyle w:val="BodyText"/>
+              <w:jc w:val="center"/>
+              <w:rPr>
+                <w:sz w:val="16"/>
+                <w:szCs w:val="16"/>
+                <w:rtl/>
+                <w:lang w:bidi="ar-KW"/>
+              </w:rPr>
+            </w:pPr>
+            <w:r>
+              <w:rPr>
+                <w:sz w:val="16"/>
+                <w:szCs w:val="16"/>
+                <w:lang w:bidi="ar-KW"/>
+              </w:rPr>
+              <w:t>(Second Party)</w:t>
             </w:r>
           </w:p>
           <w:p>
@@ -3116,16 +2795,7 @@
                 <w:szCs w:val="16"/>
                 <w:lang w:bidi="ar-KW"/>
               </w:rPr>
-              <w:t xml:space="preserve">with </w:t>
-            </w:r>
-            <w:proofErr w:type="gramStart"/>
-            <w:r>
-              <w:rPr>
-                <w:sz w:val="16"/>
-                <w:szCs w:val="16"/>
-                <w:lang w:bidi="ar-KW"/>
-              </w:rPr>
-              <w:t>the</w:t>
+              <w:t>with the</w:t>
             </w:r>
             <w:r>
               <w:rPr>
@@ -3141,16 +2811,7 @@
                 <w:szCs w:val="16"/>
                 <w:lang w:bidi="ar-KW"/>
               </w:rPr>
-              <w:t xml:space="preserve"> second</w:t>
-            </w:r>
-            <w:proofErr w:type="gramEnd"/>
-            <w:r>
-              <w:rPr>
-                <w:sz w:val="16"/>
-                <w:szCs w:val="16"/>
-                <w:lang w:bidi="ar-KW"/>
-              </w:rPr>
-              <w:t xml:space="preserve"> party to work for it in the</w:t>
+              <w:t xml:space="preserve"> second party to work for it in the</w:t>
             </w:r>
             <w:r>
               <w:rPr>
@@ -3518,18 +3179,108 @@
                 <w:szCs w:val="16"/>
                 <w:lang w:bidi="ar-KW"/>
               </w:rPr>
-              <w:t xml:space="preserve">The second party shall be subject to a probation period for a term not exceeding </w:t>
-            </w:r>
-            <w:proofErr w:type="gramStart"/>
-            <w:r>
-              <w:rPr>
-                <w:sz w:val="16"/>
-                <w:szCs w:val="16"/>
-                <w:lang w:bidi="ar-KW"/>
-              </w:rPr>
-              <w:t>100</w:t>
-            </w:r>
-            <w:proofErr w:type="gramEnd"/>
+              <w:t xml:space="preserve">The second party shall be subject to a probation period for a term not exceeding 100 work days. Each party shall have right to terminate the contract during the said term without notification.       </w:t>
+            </w:r>
+          </w:p>
+          <w:p>
+            <w:pPr>
+              <w:pStyle w:val="BodyText"/>
+              <w:jc w:val="right"/>
+              <w:rPr>
+                <w:sz w:val="16"/>
+                <w:szCs w:val="16"/>
+                <w:lang w:bidi="ar-KW"/>
+              </w:rPr>
+            </w:pPr>
+            <w:r>
+              <w:rPr>
+                <w:sz w:val="16"/>
+                <w:szCs w:val="16"/>
+                <w:lang w:bidi="ar-KW"/>
+              </w:rPr>
+              <w:t xml:space="preserve">                                                         </w:t>
+            </w:r>
+          </w:p>
+          <w:p>
+            <w:pPr>
+              <w:pStyle w:val="BodyText"/>
+              <w:jc w:val="center"/>
+              <w:rPr>
+                <w:sz w:val="16"/>
+                <w:szCs w:val="16"/>
+                <w:u w:val="single"/>
+                <w:lang w:bidi="ar-KW"/>
+              </w:rPr>
+            </w:pPr>
+            <w:r>
+              <w:rPr>
+                <w:sz w:val="16"/>
+                <w:szCs w:val="16"/>
+                <w:u w:val="single"/>
+                <w:lang w:bidi="ar-KW"/>
+              </w:rPr>
+              <w:t>Article Four</w:t>
+            </w:r>
+          </w:p>
+          <w:p>
+            <w:pPr>
+              <w:pStyle w:val="BodyText"/>
+              <w:jc w:val="center"/>
+              <w:rPr>
+                <w:sz w:val="16"/>
+                <w:szCs w:val="16"/>
+                <w:u w:val="single"/>
+                <w:lang w:bidi="ar-KW"/>
+              </w:rPr>
+            </w:pPr>
+            <w:r>
+              <w:rPr>
+                <w:sz w:val="16"/>
+                <w:szCs w:val="16"/>
+                <w:u w:val="single"/>
+                <w:lang w:bidi="ar-KW"/>
+              </w:rPr>
+              <w:t>“Lease Value”</w:t>
+            </w:r>
+          </w:p>
+          <w:p>
+            <w:pPr>
+              <w:pStyle w:val="BodyText"/>
+              <w:jc w:val="center"/>
+              <w:rPr>
+                <w:sz w:val="16"/>
+                <w:szCs w:val="16"/>
+                <w:u w:val="single"/>
+                <w:lang w:bidi="ar-KW"/>
+              </w:rPr>
+            </w:pPr>
+          </w:p>
+          <w:p>
+            <w:pPr>
+              <w:pStyle w:val="BodyText"/>
+              <w:jc w:val="right"/>
+              <w:rPr>
+                <w:sz w:val="16"/>
+                <w:szCs w:val="16"/>
+                <w:lang w:bidi="ar-KW"/>
+              </w:rPr>
+            </w:pPr>
+            <w:r>
+              <w:rPr>
+                <w:sz w:val="16"/>
+                <w:szCs w:val="16"/>
+                <w:lang w:bidi="ar-KW"/>
+              </w:rPr>
+              <w:t xml:space="preserve"> For executing the present contract, the second party shall receive wage of</w:t>
+            </w:r>
+            <w:r>
+              <w:rPr>
+                <w:sz w:val="16"/>
+                <w:szCs w:val="16"/>
+                <w:lang w:bidi="ar-KW"/>
+              </w:rPr>
+              <w:t xml:space="preserve"> (</w:t>
+            </w:r>
             <w:r>
               <w:rPr>
                 <w:sz w:val="16"/>
@@ -3538,59 +3289,125 @@
               </w:rPr>
               <w:t xml:space="preserve"> </w:t>
             </w:r>
-            <w:proofErr w:type="gramStart"/>
-            <w:r>
-              <w:rPr>
-                <w:sz w:val="16"/>
-                <w:szCs w:val="16"/>
-                <w:lang w:bidi="ar-KW"/>
-              </w:rPr>
-              <w:t>work days</w:t>
-            </w:r>
-            <w:proofErr w:type="gramEnd"/>
-            <w:r>
-              <w:rPr>
-                <w:sz w:val="16"/>
-                <w:szCs w:val="16"/>
-                <w:lang w:bidi="ar-KW"/>
-              </w:rPr>
-              <w:t xml:space="preserve">. Each party shall </w:t>
-            </w:r>
-            <w:proofErr w:type="gramStart"/>
-            <w:r>
-              <w:rPr>
-                <w:sz w:val="16"/>
-                <w:szCs w:val="16"/>
-                <w:lang w:bidi="ar-KW"/>
-              </w:rPr>
-              <w:t>have</w:t>
-            </w:r>
-            <w:proofErr w:type="gramEnd"/>
-            <w:r>
-              <w:rPr>
-                <w:sz w:val="16"/>
-                <w:szCs w:val="16"/>
-                <w:lang w:bidi="ar-KW"/>
-              </w:rPr>
-              <w:t xml:space="preserve"> right to terminate the contract during the said term without notification</w:t>
-            </w:r>
-            <w:proofErr w:type="gramStart"/>
-            <w:r>
-              <w:rPr>
-                <w:sz w:val="16"/>
-                <w:szCs w:val="16"/>
-                <w:lang w:bidi="ar-KW"/>
-              </w:rPr>
-              <w:t xml:space="preserve">.  </w:t>
-            </w:r>
-            <w:proofErr w:type="gramEnd"/>
-            <w:r>
-              <w:rPr>
-                <w:sz w:val="16"/>
-                <w:szCs w:val="16"/>
-                <w:lang w:bidi="ar-KW"/>
-              </w:rPr>
-              <w:t xml:space="preserve">     </w:t>
+            <w:r>
+              <w:rPr>
+                <w:sz w:val="16"/>
+                <w:szCs w:val="16"/>
+                <w:lang w:bidi="ar-KW"/>
+              </w:rPr>
+              <w:t>{{salary}}</w:t>
+            </w:r>
+            <w:r>
+              <w:rPr>
+                <w:sz w:val="16"/>
+                <w:szCs w:val="16"/>
+                <w:lang w:bidi="ar-KW"/>
+              </w:rPr>
+              <w:t xml:space="preserve"> </w:t>
+            </w:r>
+            <w:r>
+              <w:rPr>
+                <w:sz w:val="16"/>
+                <w:szCs w:val="16"/>
+                <w:lang w:bidi="ar-KW"/>
+              </w:rPr>
+              <w:t>K.D</w:t>
+            </w:r>
+            <w:r>
+              <w:rPr>
+                <w:sz w:val="16"/>
+                <w:szCs w:val="16"/>
+                <w:lang w:bidi="ar-KW"/>
+              </w:rPr>
+              <w:t>)</w:t>
+            </w:r>
+            <w:r>
+              <w:rPr>
+                <w:sz w:val="16"/>
+                <w:szCs w:val="16"/>
+                <w:lang w:bidi="ar-KW"/>
+              </w:rPr>
+              <w:t>.</w:t>
+            </w:r>
+            <w:r>
+              <w:rPr>
+                <w:sz w:val="16"/>
+                <w:szCs w:val="16"/>
+                <w:lang w:bidi="ar-KW"/>
+              </w:rPr>
+              <w:t xml:space="preserve"> </w:t>
+            </w:r>
+            <w:r>
+              <w:rPr>
+                <w:sz w:val="16"/>
+                <w:szCs w:val="16"/>
+                <w:lang w:bidi="ar-KW"/>
+              </w:rPr>
+              <w:t>Dinars</w:t>
+            </w:r>
+            <w:r>
+              <w:rPr>
+                <w:sz w:val="16"/>
+                <w:szCs w:val="16"/>
+                <w:lang w:bidi="ar-KW"/>
+              </w:rPr>
+              <w:t xml:space="preserve"> to be paid at the end of every </w:t>
+            </w:r>
+            <w:r>
+              <w:rPr>
+                <w:sz w:val="16"/>
+                <w:szCs w:val="16"/>
+                <w:lang w:bidi="ar-KW"/>
+              </w:rPr>
+              <w:t>month.</w:t>
+            </w:r>
+            <w:r>
+              <w:rPr>
+                <w:sz w:val="16"/>
+                <w:szCs w:val="16"/>
+                <w:lang w:bidi="ar-KW"/>
+              </w:rPr>
+              <w:t xml:space="preserve"> The first party may not decrease the wage during the term of the contract. It may not </w:t>
+            </w:r>
+            <w:r>
+              <w:rPr>
+                <w:sz w:val="16"/>
+                <w:szCs w:val="16"/>
+                <w:lang w:bidi="ar-KW"/>
+              </w:rPr>
+              <w:t xml:space="preserve">transfer </w:t>
+            </w:r>
+            <w:r>
+              <w:rPr>
+                <w:sz w:val="16"/>
+                <w:szCs w:val="16"/>
+                <w:lang w:bidi="ar-KW"/>
+              </w:rPr>
+              <w:t>the se</w:t>
+            </w:r>
+            <w:r>
+              <w:rPr>
+                <w:sz w:val="16"/>
+                <w:szCs w:val="16"/>
+                <w:lang w:bidi="ar-KW"/>
+              </w:rPr>
+              <w:t>con</w:t>
+            </w:r>
+            <w:r>
+              <w:rPr>
+                <w:sz w:val="16"/>
+                <w:szCs w:val="16"/>
+                <w:lang w:bidi="ar-KW"/>
+              </w:rPr>
+              <w:t>d party to daily wage without</w:t>
+            </w:r>
+            <w:r>
+              <w:rPr>
+                <w:sz w:val="16"/>
+                <w:szCs w:val="16"/>
+                <w:lang w:bidi="ar-KW"/>
+              </w:rPr>
+              <w:t xml:space="preserve"> his approval.</w:t>
             </w:r>
           </w:p>
           <w:p>
@@ -3603,55 +3420,47 @@
                 <w:lang w:bidi="ar-KW"/>
               </w:rPr>
             </w:pPr>
-            <w:r>
-              <w:rPr>
-                <w:sz w:val="16"/>
-                <w:szCs w:val="16"/>
-                <w:lang w:bidi="ar-KW"/>
-              </w:rPr>
-              <w:t xml:space="preserve">                                                         </w:t>
-            </w:r>
-          </w:p>
-          <w:p>
-            <w:pPr>
-              <w:pStyle w:val="BodyText"/>
-              <w:jc w:val="center"/>
-              <w:rPr>
-                <w:sz w:val="16"/>
-                <w:szCs w:val="16"/>
-                <w:u w:val="single"/>
-                <w:lang w:bidi="ar-KW"/>
-              </w:rPr>
-            </w:pPr>
-            <w:r>
-              <w:rPr>
-                <w:sz w:val="16"/>
-                <w:szCs w:val="16"/>
-                <w:u w:val="single"/>
-                <w:lang w:bidi="ar-KW"/>
-              </w:rPr>
-              <w:t>Article Four</w:t>
-            </w:r>
-          </w:p>
-          <w:p>
-            <w:pPr>
-              <w:pStyle w:val="BodyText"/>
-              <w:jc w:val="center"/>
-              <w:rPr>
-                <w:sz w:val="16"/>
-                <w:szCs w:val="16"/>
-                <w:u w:val="single"/>
-                <w:lang w:bidi="ar-KW"/>
-              </w:rPr>
-            </w:pPr>
-            <w:r>
-              <w:rPr>
-                <w:sz w:val="16"/>
-                <w:szCs w:val="16"/>
-                <w:u w:val="single"/>
-                <w:lang w:bidi="ar-KW"/>
-              </w:rPr>
-              <w:t>“Lease Value”</w:t>
+          </w:p>
+          <w:p>
+            <w:pPr>
+              <w:pStyle w:val="BodyText"/>
+              <w:jc w:val="center"/>
+              <w:rPr>
+                <w:sz w:val="16"/>
+                <w:szCs w:val="16"/>
+                <w:u w:val="single"/>
+                <w:lang w:bidi="ar-KW"/>
+              </w:rPr>
+            </w:pPr>
+            <w:r>
+              <w:rPr>
+                <w:sz w:val="16"/>
+                <w:szCs w:val="16"/>
+                <w:u w:val="single"/>
+                <w:lang w:bidi="ar-KW"/>
+              </w:rPr>
+              <w:t>Article Five</w:t>
+            </w:r>
+          </w:p>
+          <w:p>
+            <w:pPr>
+              <w:pStyle w:val="BodyText"/>
+              <w:jc w:val="center"/>
+              <w:rPr>
+                <w:sz w:val="16"/>
+                <w:szCs w:val="16"/>
+                <w:u w:val="single"/>
+                <w:lang w:bidi="ar-KW"/>
+              </w:rPr>
+            </w:pPr>
+            <w:r>
+              <w:rPr>
+                <w:sz w:val="16"/>
+                <w:szCs w:val="16"/>
+                <w:u w:val="single"/>
+                <w:lang w:bidi="ar-KW"/>
+              </w:rPr>
+              <w:t>“Contract Term”</w:t>
             </w:r>
           </w:p>
           <w:p>
@@ -3682,25 +3491,7 @@
                 <w:szCs w:val="16"/>
                 <w:lang w:bidi="ar-KW"/>
               </w:rPr>
-              <w:t xml:space="preserve"> For executing the present contract, the second party shall receive </w:t>
-            </w:r>
-            <w:proofErr w:type="gramStart"/>
-            <w:r>
-              <w:rPr>
-                <w:sz w:val="16"/>
-                <w:szCs w:val="16"/>
-                <w:lang w:bidi="ar-KW"/>
-              </w:rPr>
-              <w:t>wage</w:t>
-            </w:r>
-            <w:proofErr w:type="gramEnd"/>
-            <w:r>
-              <w:rPr>
-                <w:sz w:val="16"/>
-                <w:szCs w:val="16"/>
-                <w:lang w:bidi="ar-KW"/>
-              </w:rPr>
-              <w:t xml:space="preserve"> of</w:t>
+              <w:t>The contract shall come into force on</w:t>
             </w:r>
             <w:r>
               <w:rPr>
@@ -3710,14 +3501,110 @@
               </w:rPr>
               <w:t xml:space="preserve"> </w:t>
             </w:r>
-            <w:proofErr w:type="gramStart"/>
-            <w:r>
-              <w:rPr>
-                <w:sz w:val="16"/>
-                <w:szCs w:val="16"/>
-                <w:lang w:bidi="ar-KW"/>
-              </w:rPr>
-              <w:t>(</w:t>
+            <w:r>
+              <w:rPr>
+                <w:sz w:val="16"/>
+                <w:szCs w:val="16"/>
+                <w:lang w:bidi="ar-KW"/>
+              </w:rPr>
+              <w:t>{{start_date}}</w:t>
+            </w:r>
+            <w:r>
+              <w:rPr>
+                <w:sz w:val="16"/>
+                <w:szCs w:val="16"/>
+                <w:lang w:bidi="ar-KW"/>
+              </w:rPr>
+              <w:t xml:space="preserve"> The Second party shall execute his work during the entire execution term thereof.</w:t>
+            </w:r>
+          </w:p>
+          <w:p>
+            <w:pPr>
+              <w:pStyle w:val="BodyText"/>
+              <w:jc w:val="center"/>
+              <w:rPr>
+                <w:sz w:val="16"/>
+                <w:szCs w:val="16"/>
+                <w:u w:val="single"/>
+                <w:lang w:bidi="ar-KW"/>
+              </w:rPr>
+            </w:pPr>
+            <w:r>
+              <w:rPr>
+                <w:sz w:val="16"/>
+                <w:szCs w:val="16"/>
+                <w:u w:val="single"/>
+                <w:lang w:bidi="ar-KW"/>
+              </w:rPr>
+              <w:t xml:space="preserve">Article </w:t>
+            </w:r>
+            <w:r>
+              <w:rPr>
+                <w:sz w:val="16"/>
+                <w:szCs w:val="16"/>
+                <w:u w:val="single"/>
+                <w:lang w:bidi="ar-KW"/>
+              </w:rPr>
+              <w:t>Six</w:t>
+            </w:r>
+          </w:p>
+          <w:p>
+            <w:pPr>
+              <w:pStyle w:val="BodyText"/>
+              <w:jc w:val="center"/>
+              <w:rPr>
+                <w:sz w:val="16"/>
+                <w:szCs w:val="16"/>
+                <w:u w:val="single"/>
+                <w:lang w:bidi="ar-KW"/>
+              </w:rPr>
+            </w:pPr>
+            <w:r>
+              <w:rPr>
+                <w:sz w:val="16"/>
+                <w:szCs w:val="16"/>
+                <w:u w:val="single"/>
+                <w:lang w:bidi="ar-KW"/>
+              </w:rPr>
+              <w:t>“Contract Term”</w:t>
+            </w:r>
+          </w:p>
+          <w:p>
+            <w:pPr>
+              <w:pStyle w:val="BodyText"/>
+              <w:jc w:val="right"/>
+              <w:rPr>
+                <w:sz w:val="16"/>
+                <w:szCs w:val="16"/>
+                <w:lang w:bidi="ar-KW"/>
+              </w:rPr>
+            </w:pPr>
+          </w:p>
+          <w:p>
+            <w:pPr>
+              <w:pStyle w:val="BodyText"/>
+              <w:jc w:val="right"/>
+              <w:rPr>
+                <w:sz w:val="16"/>
+                <w:szCs w:val="16"/>
+                <w:lang w:bidi="ar-KW"/>
+              </w:rPr>
+            </w:pPr>
+            <w:r>
+              <w:rPr>
+                <w:sz w:val="16"/>
+                <w:szCs w:val="16"/>
+                <w:lang w:bidi="ar-KW"/>
+              </w:rPr>
+              <w:t>The present contract has a definite term. Lt shall come into force o</w:t>
+            </w:r>
+            <w:r>
+              <w:rPr>
+                <w:sz w:val="16"/>
+                <w:szCs w:val="16"/>
+                <w:lang w:bidi="ar-KW"/>
+              </w:rPr>
+              <w:t>n</w:t>
             </w:r>
             <w:r>
               <w:rPr>
@@ -3733,22 +3620,6 @@
                 <w:szCs w:val="16"/>
                 <w:lang w:bidi="ar-KW"/>
               </w:rPr>
-              <w:t>{{salary}}</w:t>
-            </w:r>
-            <w:proofErr w:type="gramEnd"/>
-            <w:r>
-              <w:rPr>
-                <w:sz w:val="16"/>
-                <w:szCs w:val="16"/>
-                <w:lang w:bidi="ar-KW"/>
-              </w:rPr>
-            </w:r>
-            <w:r>
-              <w:rPr>
-                <w:sz w:val="16"/>
-                <w:szCs w:val="16"/>
-                <w:lang w:bidi="ar-KW"/>
-              </w:rPr>
               <w:t xml:space="preserve"> </w:t>
             </w:r>
             <w:r>
@@ -3757,26 +3628,121 @@
                 <w:szCs w:val="16"/>
                 <w:lang w:bidi="ar-KW"/>
               </w:rPr>
-              <w:t>K.</w:t>
-            </w:r>
-            <w:proofErr w:type="gramStart"/>
-            <w:r>
-              <w:rPr>
-                <w:sz w:val="16"/>
-                <w:szCs w:val="16"/>
-                <w:lang w:bidi="ar-KW"/>
-              </w:rPr>
-              <w:t>D</w:t>
-            </w:r>
-            <w:r>
-              <w:rPr>
-                <w:sz w:val="16"/>
-                <w:szCs w:val="16"/>
-                <w:lang w:bidi="ar-KW"/>
-              </w:rPr>
-              <w:t>)</w:t>
-            </w:r>
-            <w:proofErr w:type="gramEnd"/>
+              <w:t>////</w:t>
+            </w:r>
+            <w:r>
+              <w:rPr>
+                <w:sz w:val="16"/>
+                <w:szCs w:val="16"/>
+                <w:lang w:bidi="ar-KW"/>
+              </w:rPr>
+              <w:t xml:space="preserve"> </w:t>
+            </w:r>
+            <w:r>
+              <w:rPr>
+                <w:sz w:val="16"/>
+                <w:szCs w:val="16"/>
+                <w:lang w:bidi="ar-KW"/>
+              </w:rPr>
+              <w:t xml:space="preserve">for a term </w:t>
+            </w:r>
+            <w:r>
+              <w:rPr>
+                <w:sz w:val="16"/>
+                <w:szCs w:val="16"/>
+                <w:lang w:bidi="ar-KW"/>
+              </w:rPr>
+              <w:t>of</w:t>
+            </w:r>
+            <w:r>
+              <w:rPr>
+                <w:rFonts w:hint="cs"/>
+                <w:sz w:val="16"/>
+                <w:szCs w:val="16"/>
+                <w:rtl/>
+                <w:lang w:bidi="ar-KW"/>
+              </w:rPr>
+              <w:t xml:space="preserve"> </w:t>
+            </w:r>
+            <w:r>
+              <w:rPr>
+                <w:rFonts w:hint="cs"/>
+                <w:sz w:val="16"/>
+                <w:szCs w:val="16"/>
+                <w:rtl/>
+                <w:lang w:bidi="ar-KW"/>
+              </w:rPr>
+              <w:t xml:space="preserve">  </w:t>
+            </w:r>
+            <w:r>
+              <w:rPr>
+                <w:sz w:val="16"/>
+                <w:szCs w:val="16"/>
+                <w:lang w:bidi="ar-KW"/>
+              </w:rPr>
+              <w:t>////</w:t>
+            </w:r>
+            <w:r>
+              <w:rPr>
+                <w:rFonts w:hint="cs"/>
+                <w:sz w:val="16"/>
+                <w:szCs w:val="16"/>
+                <w:rtl/>
+                <w:lang w:bidi="ar-KW"/>
+              </w:rPr>
+              <w:t xml:space="preserve"> </w:t>
+            </w:r>
+            <w:r>
+              <w:rPr>
+                <w:sz w:val="16"/>
+                <w:szCs w:val="16"/>
+                <w:lang w:bidi="ar-KW"/>
+              </w:rPr>
+              <w:t>. The contract may be renewed with the approval of the parties for similar terms not exceeding five years.</w:t>
+            </w:r>
+          </w:p>
+          <w:p>
+            <w:pPr>
+              <w:pStyle w:val="BodyText"/>
+              <w:jc w:val="right"/>
+              <w:rPr>
+                <w:sz w:val="16"/>
+                <w:szCs w:val="16"/>
+                <w:lang w:bidi="ar-KW"/>
+              </w:rPr>
+            </w:pPr>
+            <w:r>
+              <w:rPr>
+                <w:sz w:val="16"/>
+                <w:szCs w:val="16"/>
+                <w:lang w:bidi="ar-KW"/>
+              </w:rPr>
+              <w:t>The present contract has an indefinite te</w:t>
+            </w:r>
+            <w:r>
+              <w:rPr>
+                <w:sz w:val="16"/>
+                <w:szCs w:val="16"/>
+                <w:lang w:bidi="ar-KW"/>
+              </w:rPr>
+              <w:t xml:space="preserve">rm </w:t>
+            </w:r>
+            <w:r>
+              <w:rPr>
+                <w:sz w:val="16"/>
+                <w:szCs w:val="16"/>
+                <w:lang w:bidi="ar-KW"/>
+              </w:rPr>
+              <w:t xml:space="preserve">and it shall come into force on </w:t>
+            </w:r>
+            <w:r>
+              <w:rPr>
+                <w:sz w:val="16"/>
+                <w:szCs w:val="16"/>
+                <w:lang w:bidi="ar-KW"/>
+              </w:rPr>
+              <w:t>{{start_date}}</w:t>
+            </w:r>
             <w:r>
               <w:rPr>
                 <w:sz w:val="16"/>
@@ -3785,592 +3751,44 @@
               </w:rPr>
               <w:t>.</w:t>
             </w:r>
-            <w:r>
-              <w:rPr>
-                <w:sz w:val="16"/>
-                <w:szCs w:val="16"/>
-                <w:lang w:bidi="ar-KW"/>
-              </w:rPr>
-              <w:t xml:space="preserve"> </w:t>
-            </w:r>
-            <w:r>
-              <w:rPr>
-                <w:sz w:val="16"/>
-                <w:szCs w:val="16"/>
-                <w:lang w:bidi="ar-KW"/>
-              </w:rPr>
-              <w:t>Dinars</w:t>
-            </w:r>
-            <w:r>
-              <w:rPr>
-                <w:sz w:val="16"/>
-                <w:szCs w:val="16"/>
-                <w:lang w:bidi="ar-KW"/>
-              </w:rPr>
-              <w:t xml:space="preserve"> to </w:t>
-            </w:r>
-            <w:proofErr w:type="gramStart"/>
-            <w:r>
-              <w:rPr>
-                <w:sz w:val="16"/>
-                <w:szCs w:val="16"/>
-                <w:lang w:bidi="ar-KW"/>
-              </w:rPr>
-              <w:t>be paid</w:t>
-            </w:r>
-            <w:proofErr w:type="gramEnd"/>
-            <w:r>
-              <w:rPr>
-                <w:sz w:val="16"/>
-                <w:szCs w:val="16"/>
-                <w:lang w:bidi="ar-KW"/>
-              </w:rPr>
-              <w:t xml:space="preserve"> at the end of every </w:t>
-            </w:r>
-            <w:r>
-              <w:rPr>
-                <w:sz w:val="16"/>
-                <w:szCs w:val="16"/>
-                <w:lang w:bidi="ar-KW"/>
-              </w:rPr>
-              <w:t>month.</w:t>
-            </w:r>
-            <w:r>
-              <w:rPr>
-                <w:sz w:val="16"/>
-                <w:szCs w:val="16"/>
-                <w:lang w:bidi="ar-KW"/>
-              </w:rPr>
-              <w:t xml:space="preserve"> The first party may not decrease the wage during the term of the contract. It may not </w:t>
-            </w:r>
-            <w:r>
-              <w:rPr>
-                <w:sz w:val="16"/>
-                <w:szCs w:val="16"/>
-                <w:lang w:bidi="ar-KW"/>
-              </w:rPr>
-              <w:t xml:space="preserve">transfer </w:t>
-            </w:r>
-            <w:r>
-              <w:rPr>
-                <w:sz w:val="16"/>
-                <w:szCs w:val="16"/>
-                <w:lang w:bidi="ar-KW"/>
-              </w:rPr>
-              <w:t>the se</w:t>
-            </w:r>
-            <w:r>
-              <w:rPr>
-                <w:sz w:val="16"/>
-                <w:szCs w:val="16"/>
-                <w:lang w:bidi="ar-KW"/>
-              </w:rPr>
-              <w:t>con</w:t>
-            </w:r>
-            <w:r>
-              <w:rPr>
-                <w:sz w:val="16"/>
-                <w:szCs w:val="16"/>
-                <w:lang w:bidi="ar-KW"/>
-              </w:rPr>
-              <w:t>d party to daily wage without</w:t>
-            </w:r>
-            <w:r>
-              <w:rPr>
-                <w:sz w:val="16"/>
-                <w:szCs w:val="16"/>
-                <w:lang w:bidi="ar-KW"/>
-              </w:rPr>
-              <w:t xml:space="preserve"> his approval.</w:t>
-            </w:r>
           </w:p>
           <w:p>
             <w:pPr>
               <w:pStyle w:val="BodyText"/>
               <w:jc w:val="right"/>
               <w:rPr>
-                <w:sz w:val="16"/>
-                <w:szCs w:val="16"/>
-                <w:lang w:bidi="ar-KW"/>
-              </w:rPr>
-            </w:pPr>
-          </w:p>
-          <w:p>
-            <w:pPr>
-              <w:pStyle w:val="BodyText"/>
-              <w:jc w:val="center"/>
-              <w:rPr>
-                <w:sz w:val="16"/>
-                <w:szCs w:val="16"/>
-                <w:u w:val="single"/>
-                <w:lang w:bidi="ar-KW"/>
-              </w:rPr>
-            </w:pPr>
-            <w:r>
-              <w:rPr>
-                <w:sz w:val="16"/>
-                <w:szCs w:val="16"/>
-                <w:u w:val="single"/>
-                <w:lang w:bidi="ar-KW"/>
-              </w:rPr>
-              <w:t>Article Five</w:t>
-            </w:r>
-          </w:p>
-          <w:p>
-            <w:pPr>
-              <w:pStyle w:val="BodyText"/>
-              <w:jc w:val="center"/>
-              <w:rPr>
-                <w:sz w:val="16"/>
-                <w:szCs w:val="16"/>
-                <w:u w:val="single"/>
-                <w:lang w:bidi="ar-KW"/>
-              </w:rPr>
-            </w:pPr>
-            <w:r>
-              <w:rPr>
-                <w:sz w:val="16"/>
-                <w:szCs w:val="16"/>
-                <w:u w:val="single"/>
-                <w:lang w:bidi="ar-KW"/>
-              </w:rPr>
-              <w:t>“Contract Term”</w:t>
-            </w:r>
-          </w:p>
-          <w:p>
-            <w:pPr>
-              <w:pStyle w:val="BodyText"/>
-              <w:jc w:val="center"/>
-              <w:rPr>
-                <w:sz w:val="16"/>
-                <w:szCs w:val="16"/>
-                <w:u w:val="single"/>
-                <w:lang w:bidi="ar-KW"/>
-              </w:rPr>
-            </w:pPr>
-          </w:p>
-          <w:p>
-            <w:pPr>
-              <w:pStyle w:val="BodyText"/>
-              <w:jc w:val="right"/>
-              <w:rPr>
-                <w:sz w:val="16"/>
-                <w:szCs w:val="16"/>
-                <w:lang w:bidi="ar-KW"/>
-              </w:rPr>
-            </w:pPr>
-            <w:r>
-              <w:rPr>
-                <w:sz w:val="16"/>
-                <w:szCs w:val="16"/>
-                <w:lang w:bidi="ar-KW"/>
-              </w:rPr>
-              <w:t>The contract shall come into force on</w:t>
-            </w:r>
-            <w:r>
-              <w:rPr>
-                <w:sz w:val="16"/>
-                <w:szCs w:val="16"/>
-                <w:lang w:bidi="ar-KW"/>
-              </w:rPr>
-              <w:t xml:space="preserve"> </w:t>
-            </w:r>
-            <w:r>
-              <w:rPr>
-                <w:sz w:val="16"/>
-                <w:szCs w:val="16"/>
-                <w:lang w:bidi="ar-KW"/>
-              </w:rPr>
-              <w:t>{{start_date}}</w:t>
-            </w:r>
-            <w:r>
-              <w:rPr>
-                <w:sz w:val="16"/>
-                <w:szCs w:val="16"/>
-                <w:lang w:bidi="ar-KW"/>
-              </w:rPr>
-              <w:t xml:space="preserve"> The Second party shall execute </w:t>
-            </w:r>
-            <w:proofErr w:type="gramStart"/>
-            <w:r>
-              <w:rPr>
-                <w:sz w:val="16"/>
-                <w:szCs w:val="16"/>
-                <w:lang w:bidi="ar-KW"/>
-              </w:rPr>
-              <w:t>his</w:t>
-            </w:r>
-            <w:proofErr w:type="gramEnd"/>
-            <w:r>
-              <w:rPr>
-                <w:sz w:val="16"/>
-                <w:szCs w:val="16"/>
-                <w:lang w:bidi="ar-KW"/>
-              </w:rPr>
-              <w:t xml:space="preserve"> work during the entire execution term thereof.</w:t>
-            </w:r>
-          </w:p>
-          <w:p>
-            <w:pPr>
-              <w:pStyle w:val="BodyText"/>
-              <w:jc w:val="center"/>
-              <w:rPr>
-                <w:sz w:val="16"/>
-                <w:szCs w:val="16"/>
-                <w:u w:val="single"/>
-                <w:lang w:bidi="ar-KW"/>
-              </w:rPr>
-            </w:pPr>
-            <w:r>
-              <w:rPr>
-                <w:sz w:val="16"/>
-                <w:szCs w:val="16"/>
-                <w:u w:val="single"/>
-                <w:lang w:bidi="ar-KW"/>
-              </w:rPr>
-              <w:t xml:space="preserve">Article </w:t>
-            </w:r>
-            <w:r>
-              <w:rPr>
-                <w:sz w:val="16"/>
-                <w:szCs w:val="16"/>
-                <w:u w:val="single"/>
-                <w:lang w:bidi="ar-KW"/>
-              </w:rPr>
-              <w:t>Six</w:t>
-            </w:r>
-          </w:p>
-          <w:p>
-            <w:pPr>
-              <w:pStyle w:val="BodyText"/>
-              <w:jc w:val="center"/>
-              <w:rPr>
-                <w:sz w:val="16"/>
-                <w:szCs w:val="16"/>
-                <w:u w:val="single"/>
-                <w:lang w:bidi="ar-KW"/>
-              </w:rPr>
-            </w:pPr>
-            <w:r>
-              <w:rPr>
-                <w:sz w:val="16"/>
-                <w:szCs w:val="16"/>
-                <w:u w:val="single"/>
-                <w:lang w:bidi="ar-KW"/>
-              </w:rPr>
-              <w:t>“Contract Term”</w:t>
-            </w:r>
-          </w:p>
-          <w:p>
-            <w:pPr>
-              <w:pStyle w:val="BodyText"/>
-              <w:jc w:val="right"/>
-              <w:rPr>
-                <w:sz w:val="16"/>
-                <w:szCs w:val="16"/>
-                <w:lang w:bidi="ar-KW"/>
-              </w:rPr>
-            </w:pPr>
-          </w:p>
-          <w:p>
-            <w:pPr>
-              <w:pStyle w:val="BodyText"/>
-              <w:jc w:val="right"/>
-              <w:rPr>
-                <w:sz w:val="16"/>
-                <w:szCs w:val="16"/>
-                <w:lang w:bidi="ar-KW"/>
-              </w:rPr>
-            </w:pPr>
-            <w:r>
-              <w:rPr>
-                <w:sz w:val="16"/>
-                <w:szCs w:val="16"/>
-                <w:lang w:bidi="ar-KW"/>
-              </w:rPr>
-              <w:t xml:space="preserve">The present contract has a definite term. Lt shall come into force </w:t>
-            </w:r>
-            <w:proofErr w:type="gramStart"/>
-            <w:r>
-              <w:rPr>
-                <w:sz w:val="16"/>
-                <w:szCs w:val="16"/>
-                <w:lang w:bidi="ar-KW"/>
-              </w:rPr>
-              <w:t>o</w:t>
-            </w:r>
-            <w:r>
-              <w:rPr>
-                <w:sz w:val="16"/>
-                <w:szCs w:val="16"/>
-                <w:lang w:bidi="ar-KW"/>
-              </w:rPr>
-              <w:t>n</w:t>
-            </w:r>
-            <w:r>
-              <w:rPr>
-                <w:sz w:val="16"/>
-                <w:szCs w:val="16"/>
-                <w:lang w:bidi="ar-KW"/>
-              </w:rPr>
-              <w:t xml:space="preserve"> </w:t>
-            </w:r>
-            <w:r>
-              <w:rPr>
-                <w:sz w:val="16"/>
-                <w:szCs w:val="16"/>
-                <w:lang w:bidi="ar-KW"/>
-              </w:rPr>
-              <w:t xml:space="preserve"> </w:t>
-            </w:r>
-            <w:r>
-              <w:rPr>
-                <w:sz w:val="16"/>
-                <w:szCs w:val="16"/>
-                <w:lang w:bidi="ar-KW"/>
-              </w:rPr>
-              <w:t>/</w:t>
-            </w:r>
-            <w:proofErr w:type="gramEnd"/>
-            <w:r>
-              <w:rPr>
-                <w:sz w:val="16"/>
-                <w:szCs w:val="16"/>
-                <w:lang w:bidi="ar-KW"/>
-              </w:rPr>
-              <w:t>///</w:t>
-            </w:r>
-            <w:r>
-              <w:rPr>
-                <w:sz w:val="16"/>
-                <w:szCs w:val="16"/>
-                <w:lang w:bidi="ar-KW"/>
-              </w:rPr>
-              <w:t xml:space="preserve"> </w:t>
-            </w:r>
-            <w:r>
-              <w:rPr>
-                <w:sz w:val="16"/>
-                <w:szCs w:val="16"/>
-                <w:lang w:bidi="ar-KW"/>
-              </w:rPr>
-              <w:t xml:space="preserve">for a term </w:t>
-            </w:r>
-            <w:r>
-              <w:rPr>
-                <w:sz w:val="16"/>
-                <w:szCs w:val="16"/>
-                <w:lang w:bidi="ar-KW"/>
-              </w:rPr>
-              <w:t>of</w:t>
-            </w:r>
-            <w:r>
-              <w:rPr>
-                <w:rFonts w:hint="cs"/>
-                <w:sz w:val="16"/>
-                <w:szCs w:val="16"/>
-                <w:rtl/>
-                <w:lang w:bidi="ar-KW"/>
-              </w:rPr>
-              <w:t xml:space="preserve"> </w:t>
-            </w:r>
-            <w:r>
-              <w:rPr>
-                <w:rFonts w:hint="cs"/>
-                <w:sz w:val="16"/>
-                <w:szCs w:val="16"/>
-                <w:rtl/>
-                <w:lang w:bidi="ar-KW"/>
-              </w:rPr>
-              <w:t xml:space="preserve">  </w:t>
-            </w:r>
-            <w:r>
-              <w:rPr>
-                <w:sz w:val="16"/>
-                <w:szCs w:val="16"/>
-                <w:lang w:bidi="ar-KW"/>
-              </w:rPr>
-              <w:t>///</w:t>
-            </w:r>
-            <w:proofErr w:type="gramStart"/>
-            <w:r>
-              <w:rPr>
-                <w:sz w:val="16"/>
-                <w:szCs w:val="16"/>
-                <w:lang w:bidi="ar-KW"/>
-              </w:rPr>
-              <w:t>/</w:t>
-            </w:r>
-            <w:r>
-              <w:rPr>
-                <w:rFonts w:hint="cs"/>
-                <w:sz w:val="16"/>
-                <w:szCs w:val="16"/>
-                <w:rtl/>
-                <w:lang w:bidi="ar-KW"/>
-              </w:rPr>
-              <w:t xml:space="preserve"> </w:t>
-            </w:r>
-            <w:r>
-              <w:rPr>
-                <w:sz w:val="16"/>
-                <w:szCs w:val="16"/>
+                <w:sz w:val="18"/>
+                <w:szCs w:val="18"/>
+                <w:u w:val="single"/>
+                <w:rtl/>
+                <w:lang w:bidi="ar-KW"/>
+              </w:rPr>
+            </w:pPr>
+            <w:r>
+              <w:rPr>
+                <w:sz w:val="16"/>
+                <w:szCs w:val="16"/>
+                <w:lang w:bidi="ar-KW"/>
+              </w:rPr>
+              <w:t xml:space="preserve">*Considering the contract as having a definite or indefinite </w:t>
+            </w:r>
+            <w:r>
+              <w:rPr>
+                <w:rFonts w:hint="cs"/>
+                <w:sz w:val="16"/>
+                <w:szCs w:val="16"/>
+                <w:rtl/>
                 <w:lang w:bidi="ar-KW"/>
               </w:rPr>
               <w:t>.</w:t>
             </w:r>
-            <w:proofErr w:type="gramEnd"/>
-            <w:r>
-              <w:rPr>
-                <w:sz w:val="16"/>
-                <w:szCs w:val="16"/>
-                <w:lang w:bidi="ar-KW"/>
-              </w:rPr>
-              <w:t xml:space="preserve"> The contract may </w:t>
-            </w:r>
-            <w:proofErr w:type="gramStart"/>
-            <w:r>
-              <w:rPr>
-                <w:sz w:val="16"/>
-                <w:szCs w:val="16"/>
-                <w:lang w:bidi="ar-KW"/>
-              </w:rPr>
-              <w:t>be renewed</w:t>
-            </w:r>
-            <w:proofErr w:type="gramEnd"/>
-            <w:r>
-              <w:rPr>
-                <w:sz w:val="16"/>
-                <w:szCs w:val="16"/>
-                <w:lang w:bidi="ar-KW"/>
-              </w:rPr>
-              <w:t xml:space="preserve"> with the approval of the parties for similar terms not exceeding five years.</w:t>
-            </w:r>
-          </w:p>
-          <w:p>
-            <w:pPr>
-              <w:pStyle w:val="BodyText"/>
-              <w:jc w:val="right"/>
-              <w:rPr>
-                <w:sz w:val="16"/>
-                <w:szCs w:val="16"/>
-                <w:lang w:bidi="ar-KW"/>
-              </w:rPr>
-            </w:pPr>
-            <w:r>
-              <w:rPr>
-                <w:sz w:val="16"/>
-                <w:szCs w:val="16"/>
-                <w:lang w:bidi="ar-KW"/>
-              </w:rPr>
-              <w:t xml:space="preserve">The present contract has an indefinite </w:t>
-            </w:r>
-            <w:proofErr w:type="gramStart"/>
-            <w:r>
-              <w:rPr>
-                <w:sz w:val="16"/>
-                <w:szCs w:val="16"/>
-                <w:lang w:bidi="ar-KW"/>
-              </w:rPr>
-              <w:t>te</w:t>
-            </w:r>
-            <w:r>
-              <w:rPr>
-                <w:sz w:val="16"/>
-                <w:szCs w:val="16"/>
-                <w:lang w:bidi="ar-KW"/>
-              </w:rPr>
-              <w:t>rm</w:t>
-            </w:r>
-            <w:proofErr w:type="gramEnd"/>
-            <w:r>
-              <w:rPr>
-                <w:sz w:val="16"/>
-                <w:szCs w:val="16"/>
-                <w:lang w:bidi="ar-KW"/>
-              </w:rPr>
-              <w:t xml:space="preserve"> </w:t>
-            </w:r>
-            <w:r>
-              <w:rPr>
-                <w:sz w:val="16"/>
-                <w:szCs w:val="16"/>
-                <w:lang w:bidi="ar-KW"/>
-              </w:rPr>
-              <w:t xml:space="preserve">and it shall come into force on </w:t>
-            </w:r>
-            <w:r>
-              <w:rPr>
-                <w:sz w:val="16"/>
-                <w:szCs w:val="16"/>
-                <w:lang w:bidi="ar-KW"/>
-              </w:rPr>
-              <w:t>{{start_date}}</w:t>
-            </w:r>
-            <w:r>
-              <w:rPr>
-                <w:sz w:val="16"/>
-                <w:szCs w:val="16"/>
-                <w:lang w:bidi="ar-KW"/>
-              </w:rPr>
-              <w:t>.</w:t>
-            </w:r>
-          </w:p>
-          <w:p>
-            <w:pPr>
-              <w:pStyle w:val="BodyText"/>
-              <w:jc w:val="right"/>
-              <w:rPr>
-                <w:sz w:val="18"/>
-                <w:szCs w:val="18"/>
-                <w:u w:val="single"/>
-                <w:rtl/>
-                <w:lang w:bidi="ar-KW"/>
-              </w:rPr>
-            </w:pPr>
-            <w:r>
-              <w:rPr>
-                <w:sz w:val="16"/>
-                <w:szCs w:val="16"/>
-                <w:lang w:bidi="ar-KW"/>
-              </w:rPr>
-              <w:t xml:space="preserve">*Considering the contract as having a definite or </w:t>
-            </w:r>
-            <w:proofErr w:type="gramStart"/>
-            <w:r>
-              <w:rPr>
-                <w:sz w:val="16"/>
-                <w:szCs w:val="16"/>
-                <w:lang w:bidi="ar-KW"/>
-              </w:rPr>
-              <w:t xml:space="preserve">indefinite </w:t>
-            </w:r>
-            <w:r>
-              <w:rPr>
-                <w:rFonts w:hint="cs"/>
-                <w:sz w:val="16"/>
-                <w:szCs w:val="16"/>
-                <w:rtl/>
-                <w:lang w:bidi="ar-KW"/>
-              </w:rPr>
-              <w:t>.</w:t>
-            </w:r>
-            <w:r>
-              <w:rPr>
-                <w:sz w:val="16"/>
-                <w:szCs w:val="16"/>
-                <w:lang w:bidi="ar-KW"/>
-              </w:rPr>
-              <w:t>term</w:t>
-            </w:r>
-            <w:proofErr w:type="gramEnd"/>
-            <w:r>
-              <w:rPr>
-                <w:sz w:val="16"/>
-                <w:szCs w:val="16"/>
-                <w:lang w:bidi="ar-KW"/>
-              </w:rPr>
-              <w:t xml:space="preserve"> shall be subject to the will of the two parties</w:t>
+            <w:r>
+              <w:rPr>
+                <w:sz w:val="16"/>
+                <w:szCs w:val="16"/>
+                <w:lang w:bidi="ar-KW"/>
+              </w:rPr>
+              <w:t>term shall be subject to the will of the two parties</w:t>
             </w:r>
           </w:p>
         </w:tc>
@@ -4524,29 +3942,7 @@
                 <w:rtl/>
                 <w:lang w:bidi="ar-KW"/>
               </w:rPr>
-              <w:t xml:space="preserve"> الأجر مدتها 30 </w:t>
-            </w:r>
-            <w:proofErr w:type="gramStart"/>
-            <w:r>
-              <w:rPr>
-                <w:rFonts w:hint="cs"/>
-                <w:sz w:val="16"/>
-                <w:szCs w:val="16"/>
-                <w:rtl/>
-                <w:lang w:bidi="ar-KW"/>
-              </w:rPr>
-              <w:t>يوماً ،</w:t>
-            </w:r>
-            <w:proofErr w:type="gramEnd"/>
-            <w:r>
-              <w:rPr>
-                <w:rFonts w:hint="cs"/>
-                <w:sz w:val="16"/>
-                <w:szCs w:val="16"/>
-                <w:rtl/>
-                <w:lang w:bidi="ar-KW"/>
-              </w:rPr>
-              <w:t xml:space="preserve"> </w:t>
+              <w:t xml:space="preserve"> الأجر مدتها 30 يوماً ، </w:t>
             </w:r>
             <w:proofErr w:type="spellStart"/>
             <w:r>
@@ -4855,20 +4251,289 @@
                 <w:rtl/>
                 <w:lang w:bidi="ar-KW"/>
               </w:rPr>
-              <w:t xml:space="preserve">يلتزم الطرف الأول بالتأمين على الطرف الثاني ضد إصابات وإمراض </w:t>
-            </w:r>
-            <w:proofErr w:type="gramStart"/>
-            <w:r>
-              <w:rPr>
-                <w:rFonts w:hint="cs"/>
+              <w:t>يلتزم الطرف الأول بالتأمين على الطرف الثاني ضد إصابات وإمراض العمل ، كما يلتزم بقيمة التأمين الصحي طبقاً للقانون رقم (1) لسنة 1999.</w:t>
+            </w:r>
+          </w:p>
+          <w:p>
+            <w:pPr>
+              <w:pStyle w:val="BodyText"/>
+              <w:jc w:val="center"/>
+              <w:rPr>
+                <w:sz w:val="16"/>
+                <w:szCs w:val="16"/>
+                <w:u w:val="single"/>
+                <w:rtl/>
+                <w:lang w:bidi="ar-KW"/>
+              </w:rPr>
+            </w:pPr>
+            <w:r>
+              <w:rPr>
+                <w:rFonts w:hint="cs"/>
+                <w:sz w:val="16"/>
+                <w:szCs w:val="16"/>
+                <w:u w:val="single"/>
+                <w:rtl/>
+                <w:lang w:bidi="ar-KW"/>
+              </w:rPr>
+              <w:t>البند الحادي عشر</w:t>
+            </w:r>
+          </w:p>
+          <w:p>
+            <w:pPr>
+              <w:pStyle w:val="BodyText"/>
+              <w:jc w:val="center"/>
+              <w:rPr>
+                <w:sz w:val="16"/>
+                <w:szCs w:val="16"/>
+                <w:u w:val="single"/>
+                <w:rtl/>
+                <w:lang w:bidi="ar-KW"/>
+              </w:rPr>
+            </w:pPr>
+            <w:r>
+              <w:rPr>
+                <w:rFonts w:hint="cs"/>
+                <w:sz w:val="16"/>
+                <w:szCs w:val="16"/>
+                <w:u w:val="single"/>
+                <w:rtl/>
+                <w:lang w:bidi="ar-KW"/>
+              </w:rPr>
+              <w:t>(مكافأة نهاية الخدمة)</w:t>
+            </w:r>
+          </w:p>
+          <w:p>
+            <w:pPr>
+              <w:pStyle w:val="BodyText"/>
+              <w:jc w:val="left"/>
+              <w:rPr>
+                <w:sz w:val="16"/>
+                <w:szCs w:val="16"/>
+                <w:rtl/>
+                <w:lang w:bidi="ar-KW"/>
+              </w:rPr>
+            </w:pPr>
+            <w:r>
+              <w:rPr>
+                <w:rFonts w:hint="cs"/>
+                <w:sz w:val="16"/>
+                <w:szCs w:val="16"/>
+                <w:rtl/>
+                <w:lang w:bidi="ar-KW"/>
+              </w:rPr>
+              <w:t>يستحق الطرف الثاني مكافأة نهاية الخدمة المنصوص عليها بالقوانين المنظمة.</w:t>
+            </w:r>
+          </w:p>
+          <w:p>
+            <w:pPr>
+              <w:pStyle w:val="BodyText"/>
+              <w:jc w:val="left"/>
+              <w:rPr>
+                <w:sz w:val="16"/>
+                <w:szCs w:val="16"/>
+                <w:rtl/>
+                <w:lang w:bidi="ar-KW"/>
+              </w:rPr>
+            </w:pPr>
+          </w:p>
+          <w:p>
+            <w:pPr>
+              <w:pStyle w:val="BodyText"/>
+              <w:jc w:val="center"/>
+              <w:rPr>
+                <w:sz w:val="16"/>
+                <w:szCs w:val="16"/>
+                <w:u w:val="single"/>
+                <w:rtl/>
+                <w:lang w:bidi="ar-KW"/>
+              </w:rPr>
+            </w:pPr>
+            <w:r>
+              <w:rPr>
+                <w:rFonts w:hint="cs"/>
+                <w:sz w:val="16"/>
+                <w:szCs w:val="16"/>
+                <w:u w:val="single"/>
+                <w:rtl/>
+                <w:lang w:bidi="ar-KW"/>
+              </w:rPr>
+              <w:t>البند الثاني عشر</w:t>
+            </w:r>
+          </w:p>
+          <w:p>
+            <w:pPr>
+              <w:pStyle w:val="BodyText"/>
+              <w:jc w:val="center"/>
+              <w:rPr>
+                <w:sz w:val="16"/>
+                <w:szCs w:val="16"/>
+                <w:u w:val="single"/>
+                <w:rtl/>
+                <w:lang w:bidi="ar-KW"/>
+              </w:rPr>
+            </w:pPr>
+            <w:r>
+              <w:rPr>
+                <w:rFonts w:hint="cs"/>
+                <w:sz w:val="16"/>
+                <w:szCs w:val="16"/>
+                <w:u w:val="single"/>
+                <w:rtl/>
+                <w:lang w:bidi="ar-KW"/>
+              </w:rPr>
+              <w:t>(القانون الواجب التطبيق)</w:t>
+            </w:r>
+          </w:p>
+          <w:p>
+            <w:pPr>
+              <w:pStyle w:val="BodyText"/>
+              <w:jc w:val="left"/>
+              <w:rPr>
+                <w:sz w:val="16"/>
+                <w:szCs w:val="16"/>
+                <w:rtl/>
+                <w:lang w:bidi="ar-KW"/>
+              </w:rPr>
+            </w:pPr>
+            <w:r>
+              <w:rPr>
+                <w:rFonts w:hint="cs"/>
+                <w:sz w:val="16"/>
+                <w:szCs w:val="16"/>
+                <w:rtl/>
+                <w:lang w:bidi="ar-KW"/>
+              </w:rPr>
+              <w:t xml:space="preserve">تسري أحكام قانون العمل في القطاع الأهلي رقم 6 لسنة 2010 والقرارات المنفذة له فيما لم يرد بشأنه نص في هذا العقد ، ويقع باطلاً كل </w:t>
+            </w:r>
+            <w:r>
+              <w:rPr>
+                <w:rFonts w:hint="cs"/>
+                <w:sz w:val="16"/>
+                <w:szCs w:val="16"/>
+                <w:rtl/>
+                <w:lang w:bidi="ar-KW"/>
+              </w:rPr>
+              <w:t xml:space="preserve">شرط </w:t>
+            </w:r>
+            <w:proofErr w:type="spellStart"/>
+            <w:r>
+              <w:rPr>
+                <w:rFonts w:hint="cs"/>
+                <w:sz w:val="16"/>
+                <w:szCs w:val="16"/>
+                <w:rtl/>
+                <w:lang w:bidi="ar-KW"/>
+              </w:rPr>
+              <w:t>الإتفاق</w:t>
+            </w:r>
+            <w:proofErr w:type="spellEnd"/>
+            <w:r>
+              <w:rPr>
+                <w:rFonts w:hint="cs"/>
+                <w:sz w:val="16"/>
+                <w:szCs w:val="16"/>
+                <w:rtl/>
+                <w:lang w:bidi="ar-KW"/>
+              </w:rPr>
+              <w:t xml:space="preserve"> عليه بالمخالفة لأحكام القانون ، مالم يكن فيه ميزة أفضل للعامل.</w:t>
+            </w:r>
+          </w:p>
+          <w:p>
+            <w:pPr>
+              <w:pStyle w:val="BodyText"/>
+              <w:jc w:val="center"/>
+              <w:rPr>
+                <w:sz w:val="16"/>
+                <w:szCs w:val="16"/>
+                <w:u w:val="single"/>
+                <w:lang w:bidi="ar-KW"/>
+              </w:rPr>
+            </w:pPr>
+            <w:r>
+              <w:rPr>
+                <w:rFonts w:hint="cs"/>
+                <w:sz w:val="16"/>
+                <w:szCs w:val="16"/>
+                <w:u w:val="single"/>
+                <w:rtl/>
+                <w:lang w:bidi="ar-KW"/>
+              </w:rPr>
+              <w:t>البند الثالث عشر</w:t>
+            </w:r>
+          </w:p>
+          <w:p>
+            <w:pPr>
+              <w:pStyle w:val="BodyText"/>
+              <w:jc w:val="center"/>
+              <w:rPr>
+                <w:sz w:val="16"/>
+                <w:szCs w:val="16"/>
+                <w:u w:val="single"/>
+                <w:rtl/>
+                <w:lang w:bidi="ar-KW"/>
+              </w:rPr>
+            </w:pPr>
+            <w:r>
+              <w:rPr>
+                <w:rFonts w:hint="cs"/>
+                <w:sz w:val="16"/>
+                <w:szCs w:val="16"/>
+                <w:u w:val="single"/>
+                <w:rtl/>
+                <w:lang w:bidi="ar-KW"/>
+              </w:rPr>
+              <w:t>(شروط خاصة)</w:t>
+            </w:r>
+          </w:p>
+          <w:p>
+            <w:pPr>
+              <w:pStyle w:val="BodyText"/>
+              <w:jc w:val="left"/>
+              <w:rPr>
+                <w:sz w:val="16"/>
+                <w:szCs w:val="16"/>
+                <w:rtl/>
+                <w:lang w:bidi="ar-KW"/>
+              </w:rPr>
+            </w:pPr>
+            <w:r>
+              <w:rPr>
+                <w:rFonts w:hint="cs"/>
+                <w:sz w:val="16"/>
+                <w:szCs w:val="16"/>
+                <w:rtl/>
+                <w:lang w:bidi="ar-KW"/>
+              </w:rPr>
+              <w:t xml:space="preserve">1 </w:t>
+            </w:r>
+            <w:r>
+              <w:rPr>
+                <w:sz w:val="16"/>
+                <w:szCs w:val="16"/>
+                <w:rtl/>
+                <w:lang w:bidi="ar-KW"/>
+              </w:rPr>
+              <w:t>–</w:t>
+            </w:r>
+            <w:r>
+              <w:rPr>
+                <w:rFonts w:hint="cs"/>
+                <w:sz w:val="16"/>
+                <w:szCs w:val="16"/>
+                <w:rtl/>
+                <w:lang w:bidi="ar-KW"/>
+              </w:rPr>
+              <w:t xml:space="preserve">  </w:t>
+            </w:r>
+            <w:r>
+              <w:rPr>
                 <w:sz w:val="14"/>
                 <w:szCs w:val="14"/>
                 <w:rtl/>
                 <w:lang w:bidi="ar-KW"/>
               </w:rPr>
-              <w:t>العمل ،</w:t>
-            </w:r>
-            <w:proofErr w:type="gramEnd"/>
+              <w:t>{{housing_clause}}</w:t>
+            </w:r>
             <w:r>
               <w:rPr>
                 <w:rFonts w:hint="cs"/>
@@ -4877,55 +4542,6 @@
                 <w:rtl/>
                 <w:lang w:bidi="ar-KW"/>
               </w:rPr>
-              <w:t xml:space="preserve"> كما يلتزم بقيمة التأمين الصحي طبقاً للقانون رقم (1) لسنة 1999.</w:t>
-            </w:r>
-          </w:p>
-          <w:p>
-            <w:pPr>
-              <w:pStyle w:val="BodyText"/>
-              <w:jc w:val="center"/>
-              <w:rPr>
-                <w:sz w:val="16"/>
-                <w:szCs w:val="16"/>
-                <w:u w:val="single"/>
-                <w:rtl/>
-                <w:lang w:bidi="ar-KW"/>
-              </w:rPr>
-            </w:pPr>
-            <w:r>
-              <w:rPr>
-                <w:rFonts w:hint="cs"/>
-                <w:sz w:val="16"/>
-                <w:szCs w:val="16"/>
-                <w:u w:val="single"/>
-                <w:rtl/>
-                <w:lang w:bidi="ar-KW"/>
-              </w:rPr>
-              <w:t>البند الحادي عشر</w:t>
-            </w:r>
-          </w:p>
-          <w:p>
-            <w:pPr>
-              <w:pStyle w:val="BodyText"/>
-              <w:jc w:val="center"/>
-              <w:rPr>
-                <w:sz w:val="16"/>
-                <w:szCs w:val="16"/>
-                <w:u w:val="single"/>
-                <w:rtl/>
-                <w:lang w:bidi="ar-KW"/>
-              </w:rPr>
-            </w:pPr>
-            <w:r>
-              <w:rPr>
-                <w:rFonts w:hint="cs"/>
-                <w:sz w:val="16"/>
-                <w:szCs w:val="16"/>
-                <w:u w:val="single"/>
-                <w:rtl/>
-                <w:lang w:bidi="ar-KW"/>
-              </w:rPr>
-              <w:t>(مكافأة نهاية الخدمة)</w:t>
             </w:r>
           </w:p>
           <w:p>
@@ -4947,292 +4563,119 @@
                 <w:rtl/>
                 <w:lang w:bidi="ar-KW"/>
               </w:rPr>
-              <w:t>يستحق الطرف الثاني مكافأة نهاية الخدمة المنصوص عليها بالقوانين المنظمة.</w:t>
-            </w:r>
+              <w:t xml:space="preserve">2 </w:t>
+            </w:r>
+            <w:r>
+              <w:rPr>
+                <w:sz w:val="16"/>
+                <w:szCs w:val="16"/>
+                <w:rtl/>
+                <w:lang w:bidi="ar-KW"/>
+              </w:rPr>
+              <w:t>–</w:t>
+            </w:r>
+            <w:r>
+              <w:rPr>
+                <w:rFonts w:hint="cs"/>
+                <w:sz w:val="16"/>
+                <w:szCs w:val="16"/>
+                <w:rtl/>
+                <w:lang w:bidi="ar-KW"/>
+              </w:rPr>
+              <w:t xml:space="preserve">  </w:t>
+            </w:r>
+            <w:proofErr w:type="spellStart"/>
+            <w:r>
+              <w:rPr>
+                <w:rFonts w:hint="cs"/>
+                <w:sz w:val="16"/>
+                <w:szCs w:val="16"/>
+                <w:rtl/>
+                <w:lang w:bidi="ar-KW"/>
+              </w:rPr>
+              <w:t>لايوجد</w:t>
+            </w:r>
+            <w:proofErr w:type="spellEnd"/>
           </w:p>
           <w:p>
             <w:pPr>
               <w:pStyle w:val="BodyText"/>
               <w:jc w:val="left"/>
-              <w:rPr>
-                <w:sz w:val="16"/>
-                <w:szCs w:val="16"/>
-                <w:rtl/>
-                <w:lang w:bidi="ar-KW"/>
-              </w:rPr>
-            </w:pPr>
-          </w:p>
-          <w:p>
-            <w:pPr>
-              <w:pStyle w:val="BodyText"/>
-              <w:jc w:val="center"/>
-              <w:rPr>
-                <w:sz w:val="16"/>
-                <w:szCs w:val="16"/>
-                <w:u w:val="single"/>
-                <w:rtl/>
-                <w:lang w:bidi="ar-KW"/>
-              </w:rPr>
-            </w:pPr>
-            <w:r>
-              <w:rPr>
-                <w:rFonts w:hint="cs"/>
-                <w:sz w:val="16"/>
-                <w:szCs w:val="16"/>
-                <w:u w:val="single"/>
-                <w:rtl/>
-                <w:lang w:bidi="ar-KW"/>
-              </w:rPr>
-              <w:t>البند الثاني عشر</w:t>
-            </w:r>
-          </w:p>
-          <w:p>
-            <w:pPr>
-              <w:pStyle w:val="BodyText"/>
-              <w:jc w:val="center"/>
-              <w:rPr>
-                <w:sz w:val="16"/>
-                <w:szCs w:val="16"/>
-                <w:u w:val="single"/>
-                <w:rtl/>
-                <w:lang w:bidi="ar-KW"/>
-              </w:rPr>
-            </w:pPr>
-            <w:r>
-              <w:rPr>
-                <w:rFonts w:hint="cs"/>
-                <w:sz w:val="16"/>
-                <w:szCs w:val="16"/>
-                <w:u w:val="single"/>
-                <w:rtl/>
-                <w:lang w:bidi="ar-KW"/>
-              </w:rPr>
-              <w:t>(القانون الواجب التطبيق)</w:t>
-            </w:r>
-          </w:p>
-          <w:p>
-            <w:pPr>
-              <w:pStyle w:val="BodyText"/>
-              <w:jc w:val="left"/>
-              <w:rPr>
-                <w:sz w:val="16"/>
-                <w:szCs w:val="16"/>
-                <w:rtl/>
-                <w:lang w:bidi="ar-KW"/>
-              </w:rPr>
-            </w:pPr>
-            <w:r>
-              <w:rPr>
-                <w:rFonts w:hint="cs"/>
-                <w:sz w:val="16"/>
-                <w:szCs w:val="16"/>
-                <w:rtl/>
-                <w:lang w:bidi="ar-KW"/>
-              </w:rPr>
-              <w:t xml:space="preserve">تسري أحكام قانون العمل في القطاع الأهلي رقم 6 لسنة 2010 والقرارات المنفذة له فيما لم يرد بشأنه نص في هذا </w:t>
-            </w:r>
-            <w:proofErr w:type="gramStart"/>
-            <w:r>
-              <w:rPr>
-                <w:rFonts w:hint="cs"/>
-                <w:sz w:val="16"/>
-                <w:szCs w:val="16"/>
-                <w:rtl/>
-                <w:lang w:bidi="ar-KW"/>
-              </w:rPr>
-              <w:t>العقد ،</w:t>
-            </w:r>
-            <w:proofErr w:type="gramEnd"/>
-            <w:r>
-              <w:rPr>
-                <w:rFonts w:hint="cs"/>
-                <w:sz w:val="16"/>
-                <w:szCs w:val="16"/>
-                <w:rtl/>
-                <w:lang w:bidi="ar-KW"/>
-              </w:rPr>
-              <w:t xml:space="preserve"> ويقع باطلاً كل </w:t>
-            </w:r>
-            <w:r>
-              <w:rPr>
-                <w:rFonts w:hint="cs"/>
-                <w:sz w:val="16"/>
-                <w:szCs w:val="16"/>
-                <w:rtl/>
-                <w:lang w:bidi="ar-KW"/>
-              </w:rPr>
-              <w:t xml:space="preserve">شرط </w:t>
-            </w:r>
-            <w:proofErr w:type="spellStart"/>
-            <w:r>
-              <w:rPr>
-                <w:rFonts w:hint="cs"/>
-                <w:sz w:val="16"/>
-                <w:szCs w:val="16"/>
-                <w:rtl/>
-                <w:lang w:bidi="ar-KW"/>
-              </w:rPr>
-              <w:t>الإتفاق</w:t>
-            </w:r>
-            <w:proofErr w:type="spellEnd"/>
-            <w:r>
-              <w:rPr>
-                <w:rFonts w:hint="cs"/>
-                <w:sz w:val="16"/>
-                <w:szCs w:val="16"/>
-                <w:rtl/>
-                <w:lang w:bidi="ar-KW"/>
-              </w:rPr>
-              <w:t xml:space="preserve"> عليه بالمخالفة لأحكام </w:t>
-            </w:r>
-            <w:proofErr w:type="gramStart"/>
-            <w:r>
-              <w:rPr>
-                <w:rFonts w:hint="cs"/>
-                <w:sz w:val="16"/>
-                <w:szCs w:val="16"/>
-                <w:rtl/>
-                <w:lang w:bidi="ar-KW"/>
-              </w:rPr>
-              <w:t>القانون ،</w:t>
-            </w:r>
-            <w:proofErr w:type="gramEnd"/>
-            <w:r>
-              <w:rPr>
-                <w:rFonts w:hint="cs"/>
-                <w:sz w:val="16"/>
-                <w:szCs w:val="16"/>
-                <w:rtl/>
-                <w:lang w:bidi="ar-KW"/>
-              </w:rPr>
-              <w:t xml:space="preserve"> مالم يكن فيه ميزة أفضل للعامل.</w:t>
-            </w:r>
-          </w:p>
-          <w:p>
-            <w:pPr>
-              <w:pStyle w:val="BodyText"/>
-              <w:jc w:val="center"/>
-              <w:rPr>
-                <w:sz w:val="16"/>
-                <w:szCs w:val="16"/>
-                <w:u w:val="single"/>
-                <w:lang w:bidi="ar-KW"/>
-              </w:rPr>
-            </w:pPr>
-            <w:r>
-              <w:rPr>
-                <w:rFonts w:hint="cs"/>
-                <w:sz w:val="16"/>
-                <w:szCs w:val="16"/>
-                <w:u w:val="single"/>
-                <w:rtl/>
-                <w:lang w:bidi="ar-KW"/>
-              </w:rPr>
-              <w:t>البند الثالث عشر</w:t>
-            </w:r>
-          </w:p>
-          <w:p>
-            <w:pPr>
-              <w:pStyle w:val="BodyText"/>
-              <w:jc w:val="center"/>
-              <w:rPr>
-                <w:sz w:val="16"/>
-                <w:szCs w:val="16"/>
-                <w:u w:val="single"/>
-                <w:rtl/>
-                <w:lang w:bidi="ar-KW"/>
-              </w:rPr>
-            </w:pPr>
-            <w:r>
-              <w:rPr>
-                <w:rFonts w:hint="cs"/>
-                <w:sz w:val="16"/>
-                <w:szCs w:val="16"/>
-                <w:u w:val="single"/>
-                <w:rtl/>
-                <w:lang w:bidi="ar-KW"/>
-              </w:rPr>
-              <w:t>(شروط خاصة)</w:t>
-            </w:r>
-          </w:p>
-          <w:p>
-            <w:pPr>
-              <w:pStyle w:val="BodyText"/>
-              <w:jc w:val="left"/>
-              <w:rPr>
-                <w:sz w:val="16"/>
-                <w:szCs w:val="16"/>
-                <w:rtl/>
-                <w:lang w:bidi="ar-KW"/>
-              </w:rPr>
-            </w:pPr>
-            <w:r>
-              <w:rPr>
-                <w:rFonts w:hint="cs"/>
-                <w:sz w:val="16"/>
-                <w:szCs w:val="16"/>
-                <w:rtl/>
-                <w:lang w:bidi="ar-KW"/>
-              </w:rPr>
-              <w:t xml:space="preserve">1 </w:t>
-            </w:r>
-            <w:proofErr w:type="gramStart"/>
-            <w:r>
-              <w:rPr>
-                <w:sz w:val="16"/>
-                <w:szCs w:val="16"/>
-                <w:rtl/>
-                <w:lang w:bidi="ar-KW"/>
-              </w:rPr>
-              <w:t>–</w:t>
-            </w:r>
-            <w:r>
-              <w:rPr>
-                <w:rFonts w:hint="cs"/>
-                <w:sz w:val="16"/>
-                <w:szCs w:val="16"/>
-                <w:rtl/>
-                <w:lang w:bidi="ar-KW"/>
-              </w:rPr>
-              <w:t xml:space="preserve">  </w:t>
-            </w:r>
-            <w:r>
               <w:rPr>
                 <w:sz w:val="14"/>
                 <w:szCs w:val="14"/>
                 <w:rtl/>
                 <w:lang w:bidi="ar-KW"/>
               </w:rPr>
-              <w:t>{{housing_clause}}</w:t>
-            </w:r>
-            <w:proofErr w:type="gramEnd"/>
-            <w:r>
-              <w:rPr>
-                <w:sz w:val="14"/>
-                <w:szCs w:val="14"/>
-                <w:rtl/>
-                <w:lang w:bidi="ar-KW"/>
-              </w:rPr>
-            </w:r>
-            <w:proofErr w:type="gramStart"/>
-            <w:r>
-              <w:rPr>
-                <w:sz w:val="14"/>
-                <w:szCs w:val="14"/>
-                <w:rtl/>
-                <w:lang w:bidi="ar-KW"/>
-              </w:rPr>
-            </w:r>
-            <w:r>
-              <w:rPr>
-                <w:rFonts w:hint="cs"/>
-                <w:sz w:val="14"/>
-                <w:szCs w:val="14"/>
-                <w:rtl/>
-                <w:lang w:bidi="ar-KW"/>
-              </w:rPr>
-            </w:r>
-            <w:proofErr w:type="gramEnd"/>
+            </w:pPr>
+            <w:r>
+              <w:rPr>
+                <w:rFonts w:hint="cs"/>
+                <w:sz w:val="16"/>
+                <w:szCs w:val="16"/>
+                <w:rtl/>
+                <w:lang w:bidi="ar-KW"/>
+              </w:rPr>
+              <w:t xml:space="preserve">3 -  </w:t>
+            </w:r>
+            <w:proofErr w:type="spellStart"/>
+            <w:r>
+              <w:rPr>
+                <w:rFonts w:hint="cs"/>
+                <w:sz w:val="16"/>
+                <w:szCs w:val="16"/>
+                <w:rtl/>
+                <w:lang w:bidi="ar-KW"/>
+              </w:rPr>
+              <w:t>لايوجد</w:t>
+            </w:r>
+            <w:proofErr w:type="spellEnd"/>
+          </w:p>
+          <w:p>
+            <w:pPr>
+              <w:pStyle w:val="BodyText"/>
+              <w:jc w:val="center"/>
+              <w:rPr>
+                <w:sz w:val="18"/>
+                <w:szCs w:val="18"/>
+                <w:u w:val="single"/>
+                <w:rtl/>
+                <w:lang w:bidi="ar-KW"/>
+              </w:rPr>
+            </w:pPr>
+            <w:r>
+              <w:rPr>
+                <w:rFonts w:hint="cs"/>
+                <w:sz w:val="18"/>
+                <w:szCs w:val="18"/>
+                <w:u w:val="single"/>
+                <w:rtl/>
+                <w:lang w:bidi="ar-KW"/>
+              </w:rPr>
+              <w:t>البند الرابع عشر</w:t>
+            </w:r>
+          </w:p>
+          <w:p>
+            <w:pPr>
+              <w:pStyle w:val="BodyText"/>
+              <w:jc w:val="center"/>
+              <w:rPr>
+                <w:sz w:val="16"/>
+                <w:szCs w:val="16"/>
+                <w:rtl/>
+                <w:lang w:bidi="ar-KW"/>
+              </w:rPr>
+            </w:pPr>
+            <w:r>
+              <w:rPr>
+                <w:rFonts w:hint="cs"/>
+                <w:sz w:val="16"/>
+                <w:szCs w:val="16"/>
+                <w:rtl/>
+                <w:lang w:bidi="ar-KW"/>
+              </w:rPr>
+              <w:t>(المحكمة المختصة)</w:t>
+            </w:r>
           </w:p>
           <w:p>
             <w:pPr>
@@ -5241,298 +4684,107 @@
               <w:rPr>
                 <w:sz w:val="16"/>
                 <w:szCs w:val="16"/>
-                <w:rtl/>
-                <w:lang w:bidi="ar-KW"/>
-              </w:rPr>
-            </w:pPr>
-            <w:r>
-              <w:rPr>
-                <w:rFonts w:hint="cs"/>
-                <w:sz w:val="16"/>
-                <w:szCs w:val="16"/>
-                <w:rtl/>
-                <w:lang w:bidi="ar-KW"/>
-              </w:rPr>
-              <w:t xml:space="preserve">2 </w:t>
-            </w:r>
-            <w:proofErr w:type="gramStart"/>
-            <w:r>
-              <w:rPr>
-                <w:sz w:val="16"/>
-                <w:szCs w:val="16"/>
-                <w:rtl/>
-                <w:lang w:bidi="ar-KW"/>
-              </w:rPr>
-              <w:t>–</w:t>
-            </w:r>
-            <w:r>
-              <w:rPr>
-                <w:rFonts w:hint="cs"/>
-                <w:sz w:val="16"/>
-                <w:szCs w:val="16"/>
-                <w:rtl/>
-                <w:lang w:bidi="ar-KW"/>
-              </w:rPr>
-              <w:t xml:space="preserve">  </w:t>
-            </w:r>
-            <w:proofErr w:type="spellStart"/>
-            <w:r>
-              <w:rPr>
-                <w:rFonts w:hint="cs"/>
-                <w:sz w:val="16"/>
-                <w:szCs w:val="16"/>
-                <w:rtl/>
-                <w:lang w:bidi="ar-KW"/>
-              </w:rPr>
-              <w:t>لايوجد</w:t>
-            </w:r>
-            <w:proofErr w:type="spellEnd"/>
-            <w:proofErr w:type="gramEnd"/>
+                <w:lang w:bidi="ar-KW"/>
+              </w:rPr>
+            </w:pPr>
+            <w:r>
+              <w:rPr>
+                <w:rFonts w:hint="cs"/>
+                <w:sz w:val="16"/>
+                <w:szCs w:val="16"/>
+                <w:rtl/>
+                <w:lang w:bidi="ar-KW"/>
+              </w:rPr>
+              <w:t>تختص المحكمة الكلية ودوائرها العمالية طبقاً لأحكام القانون رقم 46 لسنة 1987 ، ينظر كافة المنازعات الناشئة عن تطبيق أو تفسير هذا العقد.</w:t>
+            </w:r>
+            <w:r>
+              <w:rPr>
+                <w:rFonts w:hint="cs"/>
+                <w:sz w:val="16"/>
+                <w:szCs w:val="16"/>
+                <w:rtl/>
+                <w:lang w:bidi="ar-KW"/>
+              </w:rPr>
+              <w:t xml:space="preserve"> </w:t>
+            </w:r>
+          </w:p>
+          <w:p>
+            <w:pPr>
+              <w:pStyle w:val="BodyText"/>
+              <w:jc w:val="center"/>
+              <w:rPr>
+                <w:sz w:val="18"/>
+                <w:szCs w:val="18"/>
+                <w:u w:val="single"/>
+                <w:rtl/>
+                <w:lang w:bidi="ar-KW"/>
+              </w:rPr>
+            </w:pPr>
+            <w:r>
+              <w:rPr>
+                <w:rFonts w:hint="cs"/>
+                <w:sz w:val="18"/>
+                <w:szCs w:val="18"/>
+                <w:u w:val="single"/>
+                <w:rtl/>
+                <w:lang w:bidi="ar-KW"/>
+              </w:rPr>
+              <w:t xml:space="preserve">البند </w:t>
+            </w:r>
+            <w:r>
+              <w:rPr>
+                <w:rFonts w:hint="cs"/>
+                <w:sz w:val="18"/>
+                <w:szCs w:val="18"/>
+                <w:u w:val="single"/>
+                <w:rtl/>
+                <w:lang w:bidi="ar-KW"/>
+              </w:rPr>
+              <w:t>الخامس عشر</w:t>
+            </w:r>
+          </w:p>
+          <w:p>
+            <w:pPr>
+              <w:pStyle w:val="BodyText"/>
+              <w:jc w:val="center"/>
+              <w:rPr>
+                <w:sz w:val="18"/>
+                <w:szCs w:val="18"/>
+                <w:rtl/>
+                <w:lang w:bidi="ar-KW"/>
+              </w:rPr>
+            </w:pPr>
+            <w:r>
+              <w:rPr>
+                <w:rFonts w:hint="cs"/>
+                <w:sz w:val="18"/>
+                <w:szCs w:val="18"/>
+                <w:rtl/>
+                <w:lang w:bidi="ar-KW"/>
+              </w:rPr>
+              <w:t>(لغة العقد)</w:t>
+            </w:r>
           </w:p>
           <w:p>
             <w:pPr>
               <w:pStyle w:val="BodyText"/>
               <w:jc w:val="left"/>
               <w:rPr>
-                <w:sz w:val="14"/>
-                <w:szCs w:val="14"/>
-                <w:rtl/>
-                <w:lang w:bidi="ar-KW"/>
-              </w:rPr>
-            </w:pPr>
-            <w:r>
-              <w:rPr>
-                <w:rFonts w:hint="cs"/>
-                <w:sz w:val="16"/>
-                <w:szCs w:val="16"/>
-                <w:rtl/>
-                <w:lang w:bidi="ar-KW"/>
-              </w:rPr>
-              <w:t xml:space="preserve">3 </w:t>
-            </w:r>
-            <w:proofErr w:type="gramStart"/>
-            <w:r>
-              <w:rPr>
-                <w:rFonts w:hint="cs"/>
-                <w:sz w:val="16"/>
-                <w:szCs w:val="16"/>
-                <w:rtl/>
-                <w:lang w:bidi="ar-KW"/>
-              </w:rPr>
-              <w:t xml:space="preserve">-  </w:t>
-            </w:r>
-            <w:proofErr w:type="spellStart"/>
-            <w:r>
-              <w:rPr>
-                <w:rFonts w:hint="cs"/>
-                <w:sz w:val="16"/>
-                <w:szCs w:val="16"/>
-                <w:rtl/>
-                <w:lang w:bidi="ar-KW"/>
-              </w:rPr>
-              <w:t>لايوجد</w:t>
-            </w:r>
-            <w:proofErr w:type="spellEnd"/>
-            <w:proofErr w:type="gramEnd"/>
-          </w:p>
-          <w:p>
-            <w:pPr>
-              <w:pStyle w:val="BodyText"/>
-              <w:jc w:val="center"/>
-              <w:rPr>
-                <w:sz w:val="18"/>
-                <w:szCs w:val="18"/>
-                <w:u w:val="single"/>
-                <w:rtl/>
-                <w:lang w:bidi="ar-KW"/>
-              </w:rPr>
-            </w:pPr>
-            <w:r>
-              <w:rPr>
-                <w:rFonts w:hint="cs"/>
-                <w:sz w:val="18"/>
-                <w:szCs w:val="18"/>
-                <w:u w:val="single"/>
-                <w:rtl/>
-                <w:lang w:bidi="ar-KW"/>
-              </w:rPr>
-              <w:t>البند الرابع عشر</w:t>
-            </w:r>
-          </w:p>
-          <w:p>
-            <w:pPr>
-              <w:pStyle w:val="BodyText"/>
-              <w:jc w:val="center"/>
-              <w:rPr>
-                <w:sz w:val="16"/>
-                <w:szCs w:val="16"/>
-                <w:rtl/>
-                <w:lang w:bidi="ar-KW"/>
-              </w:rPr>
-            </w:pPr>
-            <w:r>
-              <w:rPr>
-                <w:rFonts w:hint="cs"/>
-                <w:sz w:val="16"/>
-                <w:szCs w:val="16"/>
-                <w:rtl/>
-                <w:lang w:bidi="ar-KW"/>
-              </w:rPr>
-              <w:t>(المحكمة المختصة)</w:t>
-            </w:r>
-          </w:p>
-          <w:p>
-            <w:pPr>
-              <w:pStyle w:val="BodyText"/>
-              <w:jc w:val="left"/>
-              <w:rPr>
-                <w:sz w:val="16"/>
-                <w:szCs w:val="16"/>
-                <w:lang w:bidi="ar-KW"/>
-              </w:rPr>
-            </w:pPr>
-            <w:r>
-              <w:rPr>
-                <w:rFonts w:hint="cs"/>
-                <w:sz w:val="16"/>
-                <w:szCs w:val="16"/>
-                <w:rtl/>
-                <w:lang w:bidi="ar-KW"/>
-              </w:rPr>
-              <w:t xml:space="preserve">تختص المحكمة الكلية ودوائرها العمالية طبقاً لأحكام القانون رقم 46 لسنة </w:t>
-            </w:r>
-            <w:proofErr w:type="gramStart"/>
-            <w:r>
-              <w:rPr>
-                <w:rFonts w:hint="cs"/>
-                <w:sz w:val="16"/>
-                <w:szCs w:val="16"/>
-                <w:rtl/>
-                <w:lang w:bidi="ar-KW"/>
-              </w:rPr>
-              <w:t>1987 ،</w:t>
-            </w:r>
-            <w:proofErr w:type="gramEnd"/>
-            <w:r>
-              <w:rPr>
-                <w:rFonts w:hint="cs"/>
-                <w:sz w:val="16"/>
-                <w:szCs w:val="16"/>
-                <w:rtl/>
-                <w:lang w:bidi="ar-KW"/>
-              </w:rPr>
-              <w:t xml:space="preserve"> ينظر كافة المنازعات الناشئة عن تطبيق أو تفسير هذا العقد.</w:t>
-            </w:r>
-            <w:r>
-              <w:rPr>
-                <w:rFonts w:hint="cs"/>
-                <w:sz w:val="16"/>
-                <w:szCs w:val="16"/>
-                <w:rtl/>
-                <w:lang w:bidi="ar-KW"/>
-              </w:rPr>
-              <w:t xml:space="preserve"> </w:t>
-            </w:r>
-          </w:p>
-          <w:p>
-            <w:pPr>
-              <w:pStyle w:val="BodyText"/>
-              <w:jc w:val="center"/>
-              <w:rPr>
-                <w:sz w:val="18"/>
-                <w:szCs w:val="18"/>
-                <w:u w:val="single"/>
-                <w:rtl/>
-                <w:lang w:bidi="ar-KW"/>
-              </w:rPr>
-            </w:pPr>
-            <w:r>
-              <w:rPr>
-                <w:rFonts w:hint="cs"/>
-                <w:sz w:val="18"/>
-                <w:szCs w:val="18"/>
-                <w:u w:val="single"/>
-                <w:rtl/>
-                <w:lang w:bidi="ar-KW"/>
-              </w:rPr>
-              <w:t xml:space="preserve">البند </w:t>
-            </w:r>
-            <w:r>
-              <w:rPr>
-                <w:rFonts w:hint="cs"/>
-                <w:sz w:val="18"/>
-                <w:szCs w:val="18"/>
-                <w:u w:val="single"/>
-                <w:rtl/>
-                <w:lang w:bidi="ar-KW"/>
-              </w:rPr>
-              <w:t>الخامس عشر</w:t>
-            </w:r>
-          </w:p>
-          <w:p>
-            <w:pPr>
-              <w:pStyle w:val="BodyText"/>
-              <w:jc w:val="center"/>
-              <w:rPr>
-                <w:sz w:val="18"/>
-                <w:szCs w:val="18"/>
-                <w:rtl/>
-                <w:lang w:bidi="ar-KW"/>
-              </w:rPr>
-            </w:pPr>
-            <w:r>
-              <w:rPr>
-                <w:rFonts w:hint="cs"/>
-                <w:sz w:val="18"/>
-                <w:szCs w:val="18"/>
-                <w:rtl/>
-                <w:lang w:bidi="ar-KW"/>
-              </w:rPr>
-              <w:t>(لغة العقد)</w:t>
-            </w:r>
-          </w:p>
-          <w:p>
-            <w:pPr>
-              <w:pStyle w:val="BodyText"/>
-              <w:jc w:val="left"/>
-              <w:rPr>
-                <w:sz w:val="18"/>
-                <w:szCs w:val="18"/>
-                <w:rtl/>
-                <w:lang w:bidi="ar-KW"/>
-              </w:rPr>
-            </w:pPr>
-            <w:r>
-              <w:rPr>
-                <w:rFonts w:hint="cs"/>
-                <w:sz w:val="18"/>
-                <w:szCs w:val="18"/>
-                <w:rtl/>
-                <w:lang w:bidi="ar-KW"/>
-              </w:rPr>
-              <w:t xml:space="preserve">حرر هذا العقد بالغتين العربية </w:t>
-            </w:r>
-            <w:proofErr w:type="gramStart"/>
-            <w:r>
-              <w:rPr>
-                <w:rFonts w:hint="cs"/>
-                <w:sz w:val="18"/>
-                <w:szCs w:val="18"/>
-                <w:rtl/>
-                <w:lang w:bidi="ar-KW"/>
-              </w:rPr>
-              <w:t>والانجليزية ،</w:t>
-            </w:r>
-            <w:proofErr w:type="gramEnd"/>
-            <w:r>
-              <w:rPr>
-                <w:rFonts w:hint="cs"/>
-                <w:sz w:val="18"/>
-                <w:szCs w:val="18"/>
-                <w:rtl/>
-                <w:lang w:bidi="ar-KW"/>
-              </w:rPr>
-              <w:t xml:space="preserve"> ويعتد بنصوص اللغة العربية عند وقوع أي تعارض بينهما.</w:t>
+                <w:sz w:val="18"/>
+                <w:szCs w:val="18"/>
+                <w:rtl/>
+                <w:lang w:bidi="ar-KW"/>
+              </w:rPr>
+            </w:pPr>
+            <w:r>
+              <w:rPr>
+                <w:rFonts w:hint="cs"/>
+                <w:sz w:val="18"/>
+                <w:szCs w:val="18"/>
+                <w:rtl/>
+                <w:lang w:bidi="ar-KW"/>
+              </w:rPr>
+              <w:t>حرر هذا العقد بالغتين العربية والانجليزية ، ويعتد بنصوص اللغة العربية عند وقوع أي تعارض بينهما.</w:t>
             </w:r>
           </w:p>
           <w:p>
@@ -5736,7 +4988,6 @@
               </w:rPr>
               <w:t>The second party shall have the right to a paid annual leave with a term of___</w:t>
             </w:r>
-            <w:proofErr w:type="gramStart"/>
             <w:r>
               <w:rPr>
                 <w:sz w:val="16"/>
@@ -5745,7 +4996,6 @@
               </w:rPr>
               <w:t>30</w:t>
             </w:r>
-            <w:proofErr w:type="gramEnd"/>
             <w:r>
               <w:rPr>
                 <w:sz w:val="16"/>
@@ -5768,61 +5018,7 @@
                 <w:szCs w:val="16"/>
                 <w:lang w:bidi="ar-KW"/>
               </w:rPr>
-              <w:t xml:space="preserve">t shall not be due </w:t>
-            </w:r>
-            <w:proofErr w:type="gramStart"/>
-            <w:r>
-              <w:rPr>
-                <w:sz w:val="16"/>
-                <w:szCs w:val="16"/>
-                <w:lang w:bidi="ar-KW"/>
-              </w:rPr>
-              <w:t>on</w:t>
-            </w:r>
-            <w:proofErr w:type="gramEnd"/>
-            <w:r>
-              <w:rPr>
-                <w:sz w:val="16"/>
-                <w:szCs w:val="16"/>
-                <w:lang w:bidi="ar-KW"/>
-              </w:rPr>
-              <w:t xml:space="preserve"> the first year save after the expiration of nine months to </w:t>
-            </w:r>
-            <w:proofErr w:type="gramStart"/>
-            <w:r>
-              <w:rPr>
-                <w:sz w:val="16"/>
-                <w:szCs w:val="16"/>
-                <w:lang w:bidi="ar-KW"/>
-              </w:rPr>
-              <w:t>be calculated</w:t>
-            </w:r>
-            <w:proofErr w:type="gramEnd"/>
-            <w:r>
-              <w:rPr>
-                <w:sz w:val="16"/>
-                <w:szCs w:val="16"/>
-                <w:lang w:bidi="ar-KW"/>
-              </w:rPr>
-              <w:t xml:space="preserve"> from the date of the contract coming into force</w:t>
-            </w:r>
-            <w:proofErr w:type="gramStart"/>
-            <w:r>
-              <w:rPr>
-                <w:sz w:val="16"/>
-                <w:szCs w:val="16"/>
-                <w:lang w:bidi="ar-KW"/>
-              </w:rPr>
-              <w:t xml:space="preserve">.  </w:t>
-            </w:r>
-            <w:proofErr w:type="gramEnd"/>
-            <w:r>
-              <w:rPr>
-                <w:sz w:val="16"/>
-                <w:szCs w:val="16"/>
-                <w:lang w:bidi="ar-KW"/>
-              </w:rPr>
-              <w:t xml:space="preserve">                                                            </w:t>
+              <w:t xml:space="preserve">t shall not be due on the first year save after the expiration of nine months to be calculated from the date of the contract coming into force.                                                              </w:t>
             </w:r>
           </w:p>
           <w:p>
@@ -5903,18 +5099,8 @@
                 <w:szCs w:val="16"/>
                 <w:lang w:bidi="ar-KW"/>
               </w:rPr>
-              <w:t xml:space="preserve">The first party may not require that the second party work for a term exceeding eight daily work hours with rest periods not less than one hour, except for the Cases set forth in the </w:t>
-            </w:r>
-            <w:proofErr w:type="gramStart"/>
-            <w:r>
-              <w:rPr>
-                <w:sz w:val="16"/>
-                <w:szCs w:val="16"/>
-                <w:lang w:bidi="ar-KW"/>
-              </w:rPr>
-              <w:t>law</w:t>
-            </w:r>
-            <w:proofErr w:type="gramEnd"/>
+              <w:t>The first party may not require that the second party work for a term exceeding eight daily work hours with rest periods not less than one hour, except for the Cases set forth in the law</w:t>
+            </w:r>
           </w:p>
           <w:p>
             <w:pPr>
@@ -6174,18 +5360,8 @@
                 <w:szCs w:val="16"/>
                 <w:lang w:bidi="ar-KW"/>
               </w:rPr>
-              <w:t xml:space="preserve"> the year 1999</w:t>
-            </w:r>
-            <w:proofErr w:type="gramStart"/>
-            <w:r>
-              <w:rPr>
-                <w:sz w:val="16"/>
-                <w:szCs w:val="16"/>
-                <w:lang w:bidi="ar-KW"/>
-              </w:rPr>
-              <w:t xml:space="preserve">.  </w:t>
-            </w:r>
-            <w:proofErr w:type="gramEnd"/>
+              <w:t xml:space="preserve"> the year 1999.  </w:t>
+            </w:r>
           </w:p>
           <w:p>
             <w:pPr>
@@ -6268,25 +5444,7 @@
                 <w:szCs w:val="16"/>
                 <w:lang w:bidi="ar-KW"/>
               </w:rPr>
-              <w:t xml:space="preserve">The second party shall be </w:t>
-            </w:r>
-            <w:proofErr w:type="gramStart"/>
-            <w:r>
-              <w:rPr>
-                <w:sz w:val="16"/>
-                <w:szCs w:val="16"/>
-                <w:lang w:bidi="ar-KW"/>
-              </w:rPr>
-              <w:t>due</w:t>
-            </w:r>
-            <w:proofErr w:type="gramEnd"/>
-            <w:r>
-              <w:rPr>
-                <w:sz w:val="16"/>
-                <w:szCs w:val="16"/>
-                <w:lang w:bidi="ar-KW"/>
-              </w:rPr>
-              <w:t xml:space="preserve"> the end of service benefit as set forth in the regulating laws. </w:t>
+              <w:t xml:space="preserve">The second party shall be due the end of service benefit as set forth in the regulating laws. </w:t>
             </w:r>
           </w:p>
           <w:p>
@@ -6374,7 +5532,6 @@
               <w:t xml:space="preserve">The provisions of the </w:t>
             </w:r>
             <w:proofErr w:type="spellStart"/>
-            <w:proofErr w:type="gramStart"/>
             <w:r>
               <w:rPr>
                 <w:sz w:val="16"/>
@@ -6390,60 +5547,15 @@
                 <w:szCs w:val="16"/>
                 <w:lang w:bidi="ar-KW"/>
               </w:rPr>
-              <w:t xml:space="preserve">  code</w:t>
-            </w:r>
-            <w:proofErr w:type="gramEnd"/>
-            <w:r>
-              <w:rPr>
-                <w:sz w:val="16"/>
-                <w:szCs w:val="16"/>
-                <w:lang w:bidi="ar-KW"/>
-              </w:rPr>
-              <w:t xml:space="preserve"> in the civil sector No.6 of 2010 and the decisions executing the same shall apply for all matters not provided</w:t>
-            </w:r>
-            <w:r>
-              <w:rPr>
-                <w:sz w:val="16"/>
-                <w:szCs w:val="16"/>
-                <w:lang w:bidi="ar-KW"/>
-              </w:rPr>
-              <w:t xml:space="preserve"> for in the present contract</w:t>
-            </w:r>
-            <w:proofErr w:type="gramStart"/>
-            <w:r>
-              <w:rPr>
-                <w:sz w:val="16"/>
-                <w:szCs w:val="16"/>
-                <w:lang w:bidi="ar-KW"/>
-              </w:rPr>
-              <w:t>.  Shall</w:t>
-            </w:r>
-            <w:proofErr w:type="gramEnd"/>
-            <w:r>
-              <w:rPr>
-                <w:sz w:val="16"/>
-                <w:szCs w:val="16"/>
-                <w:lang w:bidi="ar-KW"/>
-              </w:rPr>
-              <w:t xml:space="preserve"> </w:t>
-            </w:r>
-            <w:proofErr w:type="gramStart"/>
-            <w:r>
-              <w:rPr>
-                <w:sz w:val="16"/>
-                <w:szCs w:val="16"/>
-                <w:lang w:bidi="ar-KW"/>
-              </w:rPr>
-              <w:t>be considered</w:t>
-            </w:r>
-            <w:proofErr w:type="gramEnd"/>
-            <w:r>
-              <w:rPr>
-                <w:sz w:val="16"/>
-                <w:szCs w:val="16"/>
-                <w:lang w:bidi="ar-KW"/>
-              </w:rPr>
-              <w:t xml:space="preserve"> n</w:t>
+              <w:t xml:space="preserve">  code in the civil sector No.6 of 2010 and the decisions executing the same shall apply for all matters not provided</w:t>
+            </w:r>
+            <w:r>
+              <w:rPr>
+                <w:sz w:val="16"/>
+                <w:szCs w:val="16"/>
+                <w:lang w:bidi="ar-KW"/>
+              </w:rPr>
+              <w:t xml:space="preserve"> for in the present contract.  Shall be considered n</w:t>
             </w:r>
             <w:r>
               <w:rPr>
@@ -6820,25 +5932,7 @@
                 <w:szCs w:val="16"/>
                 <w:lang w:bidi="ar-KW"/>
               </w:rPr>
-              <w:t xml:space="preserve">epartments, in accordance with the provisions of </w:t>
-            </w:r>
-            <w:proofErr w:type="gramStart"/>
-            <w:r>
-              <w:rPr>
-                <w:sz w:val="16"/>
-                <w:szCs w:val="16"/>
-                <w:lang w:bidi="ar-KW"/>
-              </w:rPr>
-              <w:t>the law</w:t>
-            </w:r>
-            <w:proofErr w:type="gramEnd"/>
-            <w:r>
-              <w:rPr>
-                <w:sz w:val="16"/>
-                <w:szCs w:val="16"/>
-                <w:lang w:bidi="ar-KW"/>
-              </w:rPr>
-              <w:t xml:space="preserve"> No. 46 of tear 1987, shall be competent to peruse any conflicts resulting from the execution or </w:t>
+              <w:t xml:space="preserve">epartments, in accordance with the provisions of the law No. 46 of tear 1987, shall be competent to peruse any conflicts resulting from the execution or </w:t>
             </w:r>
             <w:r>
               <w:rPr>
@@ -6938,25 +6032,7 @@
                 <w:szCs w:val="16"/>
                 <w:lang w:bidi="ar-KW"/>
               </w:rPr>
-              <w:t xml:space="preserve">The present contract </w:t>
-            </w:r>
-            <w:proofErr w:type="gramStart"/>
-            <w:r>
-              <w:rPr>
-                <w:sz w:val="16"/>
-                <w:szCs w:val="16"/>
-                <w:lang w:bidi="ar-KW"/>
-              </w:rPr>
-              <w:t>was made</w:t>
-            </w:r>
-            <w:proofErr w:type="gramEnd"/>
-            <w:r>
-              <w:rPr>
-                <w:sz w:val="16"/>
-                <w:szCs w:val="16"/>
-                <w:lang w:bidi="ar-KW"/>
-              </w:rPr>
-              <w:t xml:space="preserve"> in Arabic </w:t>
+              <w:t xml:space="preserve">The present contract was made in Arabic </w:t>
             </w:r>
             <w:r>
               <w:rPr>
@@ -6980,43 +6056,7 @@
                 <w:szCs w:val="16"/>
                 <w:lang w:bidi="ar-KW"/>
               </w:rPr>
-              <w:t xml:space="preserve">. The Arabic </w:t>
-            </w:r>
-            <w:proofErr w:type="gramStart"/>
-            <w:r>
-              <w:rPr>
-                <w:sz w:val="16"/>
-                <w:szCs w:val="16"/>
-                <w:lang w:bidi="ar-KW"/>
-              </w:rPr>
-              <w:t>texts shall</w:t>
-            </w:r>
-            <w:proofErr w:type="gramEnd"/>
-            <w:r>
-              <w:rPr>
-                <w:sz w:val="16"/>
-                <w:szCs w:val="16"/>
-                <w:lang w:bidi="ar-KW"/>
-              </w:rPr>
-              <w:t xml:space="preserve"> prevail in the case </w:t>
-            </w:r>
-            <w:proofErr w:type="gramStart"/>
-            <w:r>
-              <w:rPr>
-                <w:sz w:val="16"/>
-                <w:szCs w:val="16"/>
-                <w:lang w:bidi="ar-KW"/>
-              </w:rPr>
-              <w:t>of and</w:t>
-            </w:r>
-            <w:proofErr w:type="gramEnd"/>
-            <w:r>
-              <w:rPr>
-                <w:sz w:val="16"/>
-                <w:szCs w:val="16"/>
-                <w:lang w:bidi="ar-KW"/>
-              </w:rPr>
-              <w:t xml:space="preserve"> conflict between them. </w:t>
+              <w:t xml:space="preserve">. The Arabic texts shall prevail in the case of and conflict between them. </w:t>
             </w:r>
           </w:p>
           <w:p>
@@ -7100,25 +6140,7 @@
                 <w:szCs w:val="16"/>
                 <w:lang w:bidi="ar-KW"/>
               </w:rPr>
-              <w:t xml:space="preserve">The present contract made in three copies, one for each party to work in accordance therewith. The third copy shall </w:t>
-            </w:r>
-            <w:proofErr w:type="gramStart"/>
-            <w:r>
-              <w:rPr>
-                <w:sz w:val="16"/>
-                <w:szCs w:val="16"/>
-                <w:lang w:bidi="ar-KW"/>
-              </w:rPr>
-              <w:t>be deposited</w:t>
-            </w:r>
-            <w:proofErr w:type="gramEnd"/>
-            <w:r>
-              <w:rPr>
-                <w:sz w:val="16"/>
-                <w:szCs w:val="16"/>
-                <w:lang w:bidi="ar-KW"/>
-              </w:rPr>
-              <w:t xml:space="preserve"> at the </w:t>
+              <w:t xml:space="preserve">The present contract made in three copies, one for each party to work in accordance therewith. The third copy shall be deposited at the </w:t>
             </w:r>
             <w:r>
               <w:rPr>
@@ -7294,9 +6316,6 @@
                 <w:lang w:bidi="ar-KW"/>
               </w:rPr>
             </w:pPr>
-            <w:r>
-              <w:t>{{sig_first_party}}</w:t>
-            </w:r>
           </w:p>
           <w:p>
             <w:pPr>
@@ -7389,9 +6408,6 @@
                 <w:lang w:bidi="ar-KW"/>
               </w:rPr>
             </w:pPr>
-            <w:r>
-              <w:t>{{sig_second_party}}</w:t>
-            </w:r>
           </w:p>
         </w:tc>
       </w:tr>
@@ -8896,6 +7912,7 @@
   <w:style w:type="character" w:default="1" w:styleId="DefaultParagraphFont">
     <w:name w:val="Default Paragraph Font"/>
     <w:uiPriority w:val="1"/>
+    <w:semiHidden/>
     <w:unhideWhenUsed/>
   </w:style>
   <w:style w:type="table" w:default="1" w:styleId="TableNormal">

--- a/templates_docs/contract_reference.docx
+++ b/templates_docs/contract_reference.docx
@@ -6316,6 +6316,9 @@
                 <w:lang w:bidi="ar-KW"/>
               </w:rPr>
             </w:pPr>
+            <w:r>
+              <w:t>{{sig_first_party}}</w:t>
+            </w:r>
           </w:p>
           <w:p>
             <w:pPr>
@@ -6408,6 +6411,9 @@
                 <w:lang w:bidi="ar-KW"/>
               </w:rPr>
             </w:pPr>
+            <w:r>
+              <w:t>{{sig_second_party}}</w:t>
+            </w:r>
           </w:p>
         </w:tc>
       </w:tr>
